--- a/data/kths/schema.docx
+++ b/data/kths/schema.docx
@@ -6555,6 +6555,21 @@
           <w:lang w:val="en"/>
         </w:rPr>
         <w:t xml:space="preserve">Area Code</w:t>
+      </w:r>
+    </w:p>
+    <w:p>
+      <w:pPr>
+        <w:pStyle w:val="Compact"/>
+        <w:numPr>
+          <w:ilvl w:val="0"/>
+          <w:numId w:val="1046"/>
+        </w:numPr>
+      </w:pPr>
+      <w:r>
+        <w:rPr>
+          <w:lang w:val="en"/>
+        </w:rPr>
+        <w:t xml:space="preserve">Point</w:t>
       </w:r>
     </w:p>
     <w:p>

--- a/data/kths/schema.docx
+++ b/data/kths/schema.docx
@@ -2057,14 +2057,783 @@
       <w:pPr>
         <w:pStyle w:val="Heading2"/>
       </w:pPr>
-      <w:bookmarkStart w:id="11" w:name="_AnnualModel"/>
+      <w:bookmarkStart w:id="11" w:name="_ClassificationEntry"/>
+      <w:r>
+        <w:rPr>
+          <w:lang w:val="en"/>
+        </w:rPr>
+        <w:t xml:space="preserve">ClassificationEntry</w:t>
+      </w:r>
+      <w:bookmarkEnd w:id="11"/>
+    </w:p>
+    <w:p>
+      <w:pPr>
+        <w:pStyle w:val="FirstParagraph"/>
+      </w:pPr>
+      <w:r>
+        <w:rPr>
+          <w:lang w:val="en"/>
+        </w:rPr>
+        <w:t xml:space="preserve">Represents a single entry for classifying an entity to a vocabulary term</w:t>
+      </w:r>
+    </w:p>
+    <w:p>
+      <w:pPr>
+        <w:pStyle w:val="BodyText"/>
+      </w:pPr>
+      <w:r>
+        <w:rPr>
+          <w:lang w:val="en"/>
+        </w:rPr>
+        <w:t xml:space="preserve">These are used to create the final classification for an entity. This is done by</w:t>
+      </w:r>
+      <w:r>
+        <w:rPr>
+          <w:lang w:val="en"/>
+        </w:rPr>
+        <w:t xml:space="preserve"> </w:t>
+      </w:r>
+      <w:r>
+        <w:rPr>
+          <w:lang w:val="en"/>
+        </w:rPr>
+        <w:t xml:space="preserve">ordering the classification entries based on their scores, with higher scores indicating greater confidence.</w:t>
+      </w:r>
+    </w:p>
+    <w:p>
+      <w:pPr>
+        <w:pStyle w:val="BodyText"/>
+      </w:pPr>
+      <w:r>
+        <w:rPr>
+          <w:lang w:val="en"/>
+        </w:rPr>
+        <w:t xml:space="preserve">The</w:t>
+      </w:r>
+      <w:r>
+        <w:rPr>
+          <w:lang w:val="en"/>
+        </w:rPr>
+        <w:t xml:space="preserve"> </w:t>
+      </w:r>
+      <w:r>
+        <w:rPr>
+          <w:rStyle w:val="VerbatimChar"/>
+          <w:lang w:val="en"/>
+        </w:rPr>
+        <w:t xml:space="preserve">last_updated</w:t>
+      </w:r>
+      <w:r>
+        <w:rPr>
+          <w:lang w:val="en"/>
+        </w:rPr>
+        <w:t xml:space="preserve"> </w:t>
+      </w:r>
+      <w:r>
+        <w:rPr>
+          <w:lang w:val="en"/>
+        </w:rPr>
+        <w:t xml:space="preserve">field should be used as a tie-breaker when scores are equal, with later timestamps</w:t>
+      </w:r>
+      <w:r>
+        <w:rPr>
+          <w:lang w:val="en"/>
+        </w:rPr>
+        <w:t xml:space="preserve"> </w:t>
+      </w:r>
+      <w:r>
+        <w:rPr>
+          <w:lang w:val="en"/>
+        </w:rPr>
+        <w:t xml:space="preserve">taking precedence.</w:t>
+      </w:r>
+    </w:p>
+    <w:p>
+      <w:pPr>
+        <w:pStyle w:val="BodyText"/>
+      </w:pPr>
+      <w:r>
+        <w:rPr>
+          <w:lang w:val="en"/>
+        </w:rPr>
+        <w:t xml:space="preserve">For entries where the</w:t>
+      </w:r>
+      <w:r>
+        <w:rPr>
+          <w:lang w:val="en"/>
+        </w:rPr>
+        <w:t xml:space="preserve"> </w:t>
+      </w:r>
+      <w:r>
+        <w:rPr>
+          <w:rStyle w:val="VerbatimChar"/>
+          <w:lang w:val="en"/>
+        </w:rPr>
+        <w:t xml:space="preserve">Vocabulary</w:t>
+      </w:r>
+      <w:r>
+        <w:rPr>
+          <w:lang w:val="en"/>
+        </w:rPr>
+        <w:t xml:space="preserve"> </w:t>
+      </w:r>
+      <w:r>
+        <w:rPr>
+          <w:lang w:val="en"/>
+        </w:rPr>
+        <w:t xml:space="preserve">is single, the highest scoring entry should be selected as the final classification.</w:t>
+      </w:r>
+    </w:p>
+    <w:p>
+      <w:pPr>
+        <w:pStyle w:val="BodyText"/>
+      </w:pPr>
+      <w:r>
+        <w:rPr>
+          <w:lang w:val="en"/>
+        </w:rPr>
+        <w:t xml:space="preserve">For entries where the</w:t>
+      </w:r>
+      <w:r>
+        <w:rPr>
+          <w:lang w:val="en"/>
+        </w:rPr>
+        <w:t xml:space="preserve"> </w:t>
+      </w:r>
+      <w:r>
+        <w:rPr>
+          <w:rStyle w:val="VerbatimChar"/>
+          <w:lang w:val="en"/>
+        </w:rPr>
+        <w:t xml:space="preserve">Vocabulary</w:t>
+      </w:r>
+      <w:r>
+        <w:rPr>
+          <w:lang w:val="en"/>
+        </w:rPr>
+        <w:t xml:space="preserve"> </w:t>
+      </w:r>
+      <w:r>
+        <w:rPr>
+          <w:lang w:val="en"/>
+        </w:rPr>
+        <w:t xml:space="preserve">allows multiple entries, all entries with sufficiently high scores</w:t>
+      </w:r>
+      <w:r>
+        <w:rPr>
+          <w:lang w:val="en"/>
+        </w:rPr>
+        <w:t xml:space="preserve"> </w:t>
+      </w:r>
+      <w:r>
+        <w:rPr>
+          <w:lang w:val="en"/>
+        </w:rPr>
+        <w:t xml:space="preserve">should be considered for the final classification.</w:t>
+      </w:r>
+    </w:p>
+    <w:p>
+      <w:pPr>
+        <w:pStyle w:val="BodyText"/>
+      </w:pPr>
+      <w:r>
+        <w:rPr>
+          <w:lang w:val="en"/>
+        </w:rPr>
+        <w:t xml:space="preserve">If a classification entry is marked with</w:t>
+      </w:r>
+      <w:r>
+        <w:rPr>
+          <w:lang w:val="en"/>
+        </w:rPr>
+        <w:t xml:space="preserve"> </w:t>
+      </w:r>
+      <w:r>
+        <w:rPr>
+          <w:rStyle w:val="VerbatimChar"/>
+          <w:lang w:val="en"/>
+        </w:rPr>
+        <w:t xml:space="preserve">exclude=True</w:t>
+      </w:r>
+      <w:r>
+        <w:rPr>
+          <w:lang w:val="en"/>
+        </w:rPr>
+        <w:t xml:space="preserve">, all entries for that term with a lower score</w:t>
+      </w:r>
+      <w:r>
+        <w:rPr>
+          <w:lang w:val="en"/>
+        </w:rPr>
+        <w:t xml:space="preserve"> </w:t>
+      </w:r>
+      <w:r>
+        <w:rPr>
+          <w:lang w:val="en"/>
+        </w:rPr>
+        <w:t xml:space="preserve">should be disregarded when determining the final classification.</w:t>
+      </w:r>
+    </w:p>
+    <w:tbl>
+      <w:tblPr>
+        <w:tblStyle w:val="Table"/>
+        <w:tblW w:type="auto" w:w="0"/>
+        <w:tblLook w:firstRow="1" w:lastRow="0" w:firstColumn="0" w:lastColumn="0" w:noHBand="0" w:noVBand="0" w:val="0020"/>
+      </w:tblPr>
+      <w:tblGrid>
+        <w:gridCol w:w="1320"/>
+        <w:gridCol w:w="1320"/>
+        <w:gridCol w:w="1320"/>
+        <w:gridCol w:w="1320"/>
+        <w:gridCol w:w="1320"/>
+        <w:gridCol w:w="1320"/>
+      </w:tblGrid>
+      <w:tr>
+        <w:trPr>
+          <w:tblHeader w:val="on"/>
+        </w:trPr>
+        <w:tc>
+          <w:tcPr/>
+          <w:p>
+            <w:pPr>
+              <w:pStyle w:val="Compact"/>
+            </w:pPr>
+            <w:r>
+              <w:rPr>
+                <w:lang w:val="en"/>
+              </w:rPr>
+              <w:t xml:space="preserve">Title</w:t>
+            </w:r>
+          </w:p>
+        </w:tc>
+        <w:tc>
+          <w:tcPr/>
+          <w:p>
+            <w:pPr>
+              <w:pStyle w:val="Compact"/>
+            </w:pPr>
+            <w:r>
+              <w:rPr>
+                <w:lang w:val="en"/>
+              </w:rPr>
+              <w:t xml:space="preserve">Property</w:t>
+            </w:r>
+          </w:p>
+        </w:tc>
+        <w:tc>
+          <w:tcPr/>
+          <w:p>
+            <w:pPr>
+              <w:pStyle w:val="Compact"/>
+            </w:pPr>
+            <w:r>
+              <w:rPr>
+                <w:lang w:val="en"/>
+              </w:rPr>
+              <w:t xml:space="preserve">Type</w:t>
+            </w:r>
+          </w:p>
+        </w:tc>
+        <w:tc>
+          <w:tcPr/>
+          <w:p>
+            <w:pPr>
+              <w:pStyle w:val="Compact"/>
+            </w:pPr>
+            <w:r>
+              <w:rPr>
+                <w:lang w:val="en"/>
+              </w:rPr>
+              <w:t xml:space="preserve">Required</w:t>
+            </w:r>
+          </w:p>
+        </w:tc>
+        <w:tc>
+          <w:tcPr/>
+          <w:p>
+            <w:pPr>
+              <w:pStyle w:val="Compact"/>
+            </w:pPr>
+            <w:r>
+              <w:rPr>
+                <w:lang w:val="en"/>
+              </w:rPr>
+              <w:t xml:space="preserve">Description</w:t>
+            </w:r>
+          </w:p>
+        </w:tc>
+        <w:tc>
+          <w:tcPr/>
+          <w:p>
+            <w:pPr>
+              <w:pStyle w:val="Compact"/>
+            </w:pPr>
+            <w:r>
+              <w:rPr>
+                <w:lang w:val="en"/>
+              </w:rPr>
+              <w:t xml:space="preserve">Examples</w:t>
+            </w:r>
+          </w:p>
+        </w:tc>
+      </w:tr>
+      <w:tr>
+        <w:tc>
+          <w:tcPr/>
+          <w:p>
+            <w:pPr>
+              <w:pStyle w:val="Compact"/>
+            </w:pPr>
+            <w:r>
+              <w:rPr>
+                <w:lang w:val="en"/>
+              </w:rPr>
+              <w:t xml:space="preserve">Entity</w:t>
+            </w:r>
+          </w:p>
+        </w:tc>
+        <w:tc>
+          <w:tcPr/>
+          <w:p>
+            <w:pPr>
+              <w:pStyle w:val="Compact"/>
+            </w:pPr>
+            <w:r>
+              <w:rPr>
+                <w:rStyle w:val="VerbatimChar"/>
+                <w:lang w:val="en"/>
+              </w:rPr>
+              <w:t xml:space="preserve">entity</w:t>
+            </w:r>
+          </w:p>
+        </w:tc>
+        <w:tc>
+          <w:tcPr/>
+          <w:p>
+            <w:pPr>
+              <w:pStyle w:val="FirstParagraph"/>
+            </w:pPr>
+            <w:r>
+              <w:rPr>
+                <w:lang w:val="en"/>
+              </w:rPr>
+              <w:t xml:space="preserve">Any Of</w:t>
+            </w:r>
+            <w:r>
+              <w:rPr>
+                <w:lang w:val="en"/>
+              </w:rPr>
+              <w:t xml:space="preserve"> </w:t>
+            </w:r>
+            <w:hyperlink w:anchor="_OperatorModel">
+              <w:r>
+                <w:rPr>
+                  <w:rStyle w:val="VerbatimChar"/>
+                  <w:lang w:val="en"/>
+                </w:rPr>
+                <w:t xml:space="preserve">OperatorModel</w:t>
+              </w:r>
+            </w:hyperlink>
+            <w:r>
+              <w:rPr>
+                <w:lang w:val="en"/>
+              </w:rPr>
+              <w:t xml:space="preserve">,</w:t>
+            </w:r>
+            <w:r>
+              <w:rPr>
+                <w:lang w:val="en"/>
+              </w:rPr>
+              <w:t xml:space="preserve"> </w:t>
+            </w:r>
+            <w:hyperlink w:anchor="_SiteModel">
+              <w:r>
+                <w:rPr>
+                  <w:rStyle w:val="VerbatimChar"/>
+                  <w:lang w:val="en"/>
+                </w:rPr>
+                <w:t xml:space="preserve">SiteModel</w:t>
+              </w:r>
+            </w:hyperlink>
+          </w:p>
+        </w:tc>
+        <w:tc>
+          <w:tcPr/>
+          <w:p>
+            <w:pPr>
+              <w:pStyle w:val="Compact"/>
+            </w:pPr>
+            <w:r>
+              <w:rPr>
+                <w:lang w:val="en"/>
+              </w:rPr>
+              <w:t xml:space="preserve">Yes</w:t>
+            </w:r>
+          </w:p>
+        </w:tc>
+        <w:tc>
+          <w:tcPr/>
+          <w:p>
+            <w:pPr>
+              <w:pStyle w:val="FirstParagraph"/>
+            </w:pPr>
+            <w:r>
+              <w:rPr>
+                <w:lang w:val="en"/>
+              </w:rPr>
+              <w:t xml:space="preserve">The entity being classified</w:t>
+            </w:r>
+          </w:p>
+        </w:tc>
+        <w:tc>
+          <w:tcPr/>
+          <w:p>
+            <w:pPr>
+              <w:pStyle w:val="Compact"/>
+            </w:pPr>
+          </w:p>
+        </w:tc>
+      </w:tr>
+      <w:tr>
+        <w:tc>
+          <w:tcPr/>
+          <w:p>
+            <w:pPr>
+              <w:pStyle w:val="Compact"/>
+            </w:pPr>
+            <w:r>
+              <w:rPr>
+                <w:lang w:val="en"/>
+              </w:rPr>
+              <w:t xml:space="preserve">Term</w:t>
+            </w:r>
+          </w:p>
+        </w:tc>
+        <w:tc>
+          <w:tcPr/>
+          <w:p>
+            <w:pPr>
+              <w:pStyle w:val="Compact"/>
+            </w:pPr>
+            <w:r>
+              <w:rPr>
+                <w:rStyle w:val="VerbatimChar"/>
+                <w:lang w:val="en"/>
+              </w:rPr>
+              <w:t xml:space="preserve">term</w:t>
+            </w:r>
+          </w:p>
+        </w:tc>
+        <w:tc>
+          <w:tcPr/>
+          <w:p>
+            <w:pPr>
+              <w:pStyle w:val="FirstParagraph"/>
+            </w:pPr>
+            <w:hyperlink w:anchor="_VocabularyEntry">
+              <w:r>
+                <w:rPr>
+                  <w:rStyle w:val="VerbatimChar"/>
+                  <w:lang w:val="en"/>
+                </w:rPr>
+                <w:t xml:space="preserve">VocabularyEntry</w:t>
+              </w:r>
+            </w:hyperlink>
+          </w:p>
+        </w:tc>
+        <w:tc>
+          <w:tcPr/>
+          <w:p>
+            <w:pPr>
+              <w:pStyle w:val="Compact"/>
+            </w:pPr>
+            <w:r>
+              <w:rPr>
+                <w:lang w:val="en"/>
+              </w:rPr>
+              <w:t xml:space="preserve">Yes</w:t>
+            </w:r>
+          </w:p>
+        </w:tc>
+        <w:tc>
+          <w:tcPr/>
+          <w:p>
+            <w:pPr>
+              <w:pStyle w:val="FirstParagraph"/>
+            </w:pPr>
+            <w:r>
+              <w:rPr>
+                <w:lang w:val="en"/>
+              </w:rPr>
+              <w:t xml:space="preserve">The vocabulary term for this classification entry</w:t>
+            </w:r>
+          </w:p>
+        </w:tc>
+        <w:tc>
+          <w:tcPr/>
+          <w:p>
+            <w:pPr>
+              <w:pStyle w:val="Compact"/>
+            </w:pPr>
+          </w:p>
+        </w:tc>
+      </w:tr>
+      <w:tr>
+        <w:tc>
+          <w:tcPr/>
+          <w:p>
+            <w:pPr>
+              <w:pStyle w:val="Compact"/>
+            </w:pPr>
+            <w:r>
+              <w:rPr>
+                <w:lang w:val="en"/>
+              </w:rPr>
+              <w:t xml:space="preserve">Score</w:t>
+            </w:r>
+          </w:p>
+        </w:tc>
+        <w:tc>
+          <w:tcPr/>
+          <w:p>
+            <w:pPr>
+              <w:pStyle w:val="Compact"/>
+            </w:pPr>
+            <w:r>
+              <w:rPr>
+                <w:rStyle w:val="VerbatimChar"/>
+                <w:lang w:val="en"/>
+              </w:rPr>
+              <w:t xml:space="preserve">score</w:t>
+            </w:r>
+          </w:p>
+        </w:tc>
+        <w:tc>
+          <w:tcPr/>
+          <w:p>
+            <w:pPr>
+              <w:pStyle w:val="FirstParagraph"/>
+            </w:pPr>
+            <w:r>
+              <w:rPr>
+                <w:lang w:val="en"/>
+              </w:rPr>
+              <w:t xml:space="preserve">integer</w:t>
+            </w:r>
+          </w:p>
+        </w:tc>
+        <w:tc>
+          <w:tcPr/>
+          <w:p>
+            <w:pPr>
+              <w:pStyle w:val="Compact"/>
+            </w:pPr>
+            <w:r>
+              <w:rPr>
+                <w:lang w:val="en"/>
+              </w:rPr>
+              <w:t xml:space="preserve">Yes</w:t>
+            </w:r>
+          </w:p>
+        </w:tc>
+        <w:tc>
+          <w:tcPr/>
+          <w:p>
+            <w:pPr>
+              <w:pStyle w:val="FirstParagraph"/>
+            </w:pPr>
+            <w:r>
+              <w:rPr>
+                <w:lang w:val="en"/>
+              </w:rPr>
+              <w:t xml:space="preserve">The confidence score for this classification entry. Higher values indicate greater confidence.</w:t>
+            </w:r>
+          </w:p>
+        </w:tc>
+        <w:tc>
+          <w:tcPr/>
+          <w:p>
+            <w:pPr>
+              <w:pStyle w:val="Compact"/>
+            </w:pPr>
+          </w:p>
+        </w:tc>
+      </w:tr>
+      <w:tr>
+        <w:tc>
+          <w:tcPr/>
+          <w:p>
+            <w:pPr>
+              <w:pStyle w:val="Compact"/>
+            </w:pPr>
+            <w:r>
+              <w:rPr>
+                <w:lang w:val="en"/>
+              </w:rPr>
+              <w:t xml:space="preserve">Exclude</w:t>
+            </w:r>
+          </w:p>
+        </w:tc>
+        <w:tc>
+          <w:tcPr/>
+          <w:p>
+            <w:pPr>
+              <w:pStyle w:val="Compact"/>
+            </w:pPr>
+            <w:r>
+              <w:rPr>
+                <w:rStyle w:val="VerbatimChar"/>
+                <w:lang w:val="en"/>
+              </w:rPr>
+              <w:t xml:space="preserve">exclude</w:t>
+            </w:r>
+          </w:p>
+        </w:tc>
+        <w:tc>
+          <w:tcPr/>
+          <w:p>
+            <w:pPr>
+              <w:pStyle w:val="FirstParagraph"/>
+            </w:pPr>
+            <w:r>
+              <w:rPr>
+                <w:lang w:val="en"/>
+              </w:rPr>
+              <w:t xml:space="preserve">boolean</w:t>
+            </w:r>
+          </w:p>
+        </w:tc>
+        <w:tc>
+          <w:tcPr/>
+          <w:p>
+            <w:pPr>
+              <w:pStyle w:val="Compact"/>
+            </w:pPr>
+            <w:r>
+              <w:rPr>
+                <w:lang w:val="en"/>
+              </w:rPr>
+              <w:t xml:space="preserve">No</w:t>
+            </w:r>
+          </w:p>
+        </w:tc>
+        <w:tc>
+          <w:tcPr/>
+          <w:p>
+            <w:pPr>
+              <w:pStyle w:val="FirstParagraph"/>
+            </w:pPr>
+            <w:r>
+              <w:rPr>
+                <w:lang w:val="en"/>
+              </w:rPr>
+              <w:t xml:space="preserve">Indicates whether this classification entry indicates that the term should be excluded from consideration. False means that this is a positive result for the classification</w:t>
+            </w:r>
+          </w:p>
+        </w:tc>
+        <w:tc>
+          <w:tcPr/>
+          <w:p>
+            <w:pPr>
+              <w:pStyle w:val="Compact"/>
+            </w:pPr>
+          </w:p>
+        </w:tc>
+      </w:tr>
+      <w:tr>
+        <w:tc>
+          <w:tcPr/>
+          <w:p>
+            <w:pPr>
+              <w:pStyle w:val="Compact"/>
+            </w:pPr>
+            <w:r>
+              <w:rPr>
+                <w:lang w:val="en"/>
+              </w:rPr>
+              <w:t xml:space="preserve">Last Updated</w:t>
+            </w:r>
+          </w:p>
+        </w:tc>
+        <w:tc>
+          <w:tcPr/>
+          <w:p>
+            <w:pPr>
+              <w:pStyle w:val="Compact"/>
+            </w:pPr>
+            <w:r>
+              <w:rPr>
+                <w:rStyle w:val="VerbatimChar"/>
+                <w:lang w:val="en"/>
+              </w:rPr>
+              <w:t xml:space="preserve">last_updated</w:t>
+            </w:r>
+          </w:p>
+        </w:tc>
+        <w:tc>
+          <w:tcPr/>
+          <w:p>
+            <w:pPr>
+              <w:pStyle w:val="FirstParagraph"/>
+            </w:pPr>
+            <w:r>
+              <w:rPr>
+                <w:lang w:val="en"/>
+              </w:rPr>
+              <w:t xml:space="preserve">string</w:t>
+            </w:r>
+          </w:p>
+        </w:tc>
+        <w:tc>
+          <w:tcPr/>
+          <w:p>
+            <w:pPr>
+              <w:pStyle w:val="Compact"/>
+            </w:pPr>
+            <w:r>
+              <w:rPr>
+                <w:lang w:val="en"/>
+              </w:rPr>
+              <w:t xml:space="preserve">Yes</w:t>
+            </w:r>
+          </w:p>
+        </w:tc>
+        <w:tc>
+          <w:tcPr/>
+          <w:p>
+            <w:pPr>
+              <w:pStyle w:val="FirstParagraph"/>
+            </w:pPr>
+            <w:r>
+              <w:rPr>
+                <w:lang w:val="en"/>
+              </w:rPr>
+              <w:t xml:space="preserve">The timestamp of the last update for this classification entry</w:t>
+            </w:r>
+          </w:p>
+        </w:tc>
+        <w:tc>
+          <w:tcPr/>
+          <w:p>
+            <w:pPr>
+              <w:pStyle w:val="Compact"/>
+            </w:pPr>
+          </w:p>
+        </w:tc>
+      </w:tr>
+    </w:tbl>
+    <w:p>
+      <w:pPr>
+        <w:pStyle w:val="Heading2"/>
+      </w:pPr>
+      <w:bookmarkStart w:id="12" w:name="_AnnualModel"/>
       <w:r>
         <w:rPr>
           <w:lang w:val="en"/>
         </w:rPr>
         <w:t xml:space="preserve">Annual Record</w:t>
       </w:r>
-      <w:bookmarkEnd w:id="11"/>
+      <w:bookmarkEnd w:id="12"/>
     </w:p>
     <w:p>
       <w:pPr>
@@ -3014,14 +3783,14 @@
       <w:pPr>
         <w:pStyle w:val="Heading2"/>
       </w:pPr>
-      <w:bookmarkStart w:id="12" w:name="_ContactDetails"/>
+      <w:bookmarkStart w:id="13" w:name="_ContactDetails"/>
       <w:r>
         <w:rPr>
           <w:lang w:val="en"/>
         </w:rPr>
         <w:t xml:space="preserve">Contact Details</w:t>
       </w:r>
-      <w:bookmarkEnd w:id="12"/>
+      <w:bookmarkEnd w:id="13"/>
     </w:p>
     <w:p>
       <w:pPr>
@@ -3419,14 +4188,14 @@
       <w:pPr>
         <w:pStyle w:val="Heading2"/>
       </w:pPr>
-      <w:bookmarkStart w:id="13" w:name="_LocationModel"/>
+      <w:bookmarkStart w:id="14" w:name="_LocationModel"/>
       <w:r>
         <w:rPr>
           <w:lang w:val="en"/>
         </w:rPr>
         <w:t xml:space="preserve">Location</w:t>
       </w:r>
-      <w:bookmarkEnd w:id="13"/>
+      <w:bookmarkEnd w:id="14"/>
     </w:p>
     <w:p>
       <w:pPr>
@@ -4446,14 +5215,14 @@
       <w:pPr>
         <w:pStyle w:val="Heading2"/>
       </w:pPr>
-      <w:bookmarkStart w:id="14" w:name="_SiteModel"/>
+      <w:bookmarkStart w:id="15" w:name="_SiteModel"/>
       <w:r>
         <w:rPr>
           <w:lang w:val="en"/>
         </w:rPr>
         <w:t xml:space="preserve">Site</w:t>
       </w:r>
-      <w:bookmarkEnd w:id="14"/>
+      <w:bookmarkEnd w:id="15"/>
     </w:p>
     <w:p>
       <w:pPr>
@@ -6113,14 +6882,14 @@
       <w:pPr>
         <w:pStyle w:val="Heading2"/>
       </w:pPr>
-      <w:bookmarkStart w:id="15" w:name="_SocialMediaHandle"/>
+      <w:bookmarkStart w:id="16" w:name="_SocialMediaHandle"/>
       <w:r>
         <w:rPr>
           <w:lang w:val="en"/>
         </w:rPr>
         <w:t xml:space="preserve">Social Media Handle</w:t>
       </w:r>
-      <w:bookmarkEnd w:id="15"/>
+      <w:bookmarkEnd w:id="16"/>
     </w:p>
     <w:p>
       <w:pPr>
@@ -6518,143 +7287,441 @@
       <w:pPr>
         <w:pStyle w:val="Heading2"/>
       </w:pPr>
-      <w:bookmarkStart w:id="16" w:name="_AreaSource"/>
+      <w:bookmarkStart w:id="17" w:name="_VocabularyEntry"/>
+      <w:r>
+        <w:rPr>
+          <w:lang w:val="en"/>
+        </w:rPr>
+        <w:t xml:space="preserve">VocabularyEntry</w:t>
+      </w:r>
+      <w:bookmarkEnd w:id="17"/>
+    </w:p>
+    <w:p>
+      <w:pPr>
+        <w:pStyle w:val="FirstParagraph"/>
+      </w:pPr>
+      <w:r>
+        <w:rPr>
+          <w:lang w:val="en"/>
+        </w:rPr>
+        <w:t xml:space="preserve">Represents a single entry within a classification vocabulary</w:t>
+      </w:r>
+    </w:p>
+    <w:tbl>
+      <w:tblPr>
+        <w:tblStyle w:val="Table"/>
+        <w:tblW w:type="pct" w:w="5000"/>
+        <w:tblLayout w:type="fixed"/>
+        <w:tblLook w:firstRow="1" w:lastRow="0" w:firstColumn="0" w:lastColumn="0" w:noHBand="0" w:noVBand="0" w:val="0020"/>
+      </w:tblPr>
+      <w:tblGrid>
+        <w:gridCol w:w="1320"/>
+        <w:gridCol w:w="1320"/>
+        <w:gridCol w:w="1320"/>
+        <w:gridCol w:w="1320"/>
+        <w:gridCol w:w="1320"/>
+        <w:gridCol w:w="1320"/>
+      </w:tblGrid>
+      <w:tr>
+        <w:trPr>
+          <w:tblHeader w:val="on"/>
+        </w:trPr>
+        <w:tc>
+          <w:tcPr/>
+          <w:p>
+            <w:pPr>
+              <w:pStyle w:val="Compact"/>
+            </w:pPr>
+            <w:r>
+              <w:rPr>
+                <w:lang w:val="en"/>
+              </w:rPr>
+              <w:t xml:space="preserve">Title</w:t>
+            </w:r>
+          </w:p>
+        </w:tc>
+        <w:tc>
+          <w:tcPr/>
+          <w:p>
+            <w:pPr>
+              <w:pStyle w:val="Compact"/>
+            </w:pPr>
+            <w:r>
+              <w:rPr>
+                <w:lang w:val="en"/>
+              </w:rPr>
+              <w:t xml:space="preserve">Property</w:t>
+            </w:r>
+          </w:p>
+        </w:tc>
+        <w:tc>
+          <w:tcPr/>
+          <w:p>
+            <w:pPr>
+              <w:pStyle w:val="Compact"/>
+            </w:pPr>
+            <w:r>
+              <w:rPr>
+                <w:lang w:val="en"/>
+              </w:rPr>
+              <w:t xml:space="preserve">Type</w:t>
+            </w:r>
+          </w:p>
+        </w:tc>
+        <w:tc>
+          <w:tcPr/>
+          <w:p>
+            <w:pPr>
+              <w:pStyle w:val="Compact"/>
+            </w:pPr>
+            <w:r>
+              <w:rPr>
+                <w:lang w:val="en"/>
+              </w:rPr>
+              <w:t xml:space="preserve">Required</w:t>
+            </w:r>
+          </w:p>
+        </w:tc>
+        <w:tc>
+          <w:tcPr/>
+          <w:p>
+            <w:pPr>
+              <w:pStyle w:val="Compact"/>
+            </w:pPr>
+            <w:r>
+              <w:rPr>
+                <w:lang w:val="en"/>
+              </w:rPr>
+              <w:t xml:space="preserve">Description</w:t>
+            </w:r>
+          </w:p>
+        </w:tc>
+        <w:tc>
+          <w:tcPr/>
+          <w:p>
+            <w:pPr>
+              <w:pStyle w:val="Compact"/>
+            </w:pPr>
+            <w:r>
+              <w:rPr>
+                <w:lang w:val="en"/>
+              </w:rPr>
+              <w:t xml:space="preserve">Examples</w:t>
+            </w:r>
+          </w:p>
+        </w:tc>
+      </w:tr>
+      <w:tr>
+        <w:tc>
+          <w:tcPr/>
+          <w:p>
+            <w:pPr>
+              <w:pStyle w:val="Compact"/>
+            </w:pPr>
+            <w:r>
+              <w:rPr>
+                <w:lang w:val="en"/>
+              </w:rPr>
+              <w:t xml:space="preserve">ID</w:t>
+            </w:r>
+          </w:p>
+        </w:tc>
+        <w:tc>
+          <w:tcPr/>
+          <w:p>
+            <w:pPr>
+              <w:pStyle w:val="Compact"/>
+            </w:pPr>
+            <w:r>
+              <w:rPr>
+                <w:rStyle w:val="VerbatimChar"/>
+                <w:lang w:val="en"/>
+              </w:rPr>
+              <w:t xml:space="preserve">id</w:t>
+            </w:r>
+          </w:p>
+        </w:tc>
+        <w:tc>
+          <w:tcPr/>
+          <w:p>
+            <w:pPr>
+              <w:pStyle w:val="FirstParagraph"/>
+            </w:pPr>
+            <w:r>
+              <w:rPr>
+                <w:lang w:val="en"/>
+              </w:rPr>
+              <w:t xml:space="preserve">string</w:t>
+            </w:r>
+          </w:p>
+        </w:tc>
+        <w:tc>
+          <w:tcPr/>
+          <w:p>
+            <w:pPr>
+              <w:pStyle w:val="Compact"/>
+            </w:pPr>
+            <w:r>
+              <w:rPr>
+                <w:lang w:val="en"/>
+              </w:rPr>
+              <w:t xml:space="preserve">Yes</w:t>
+            </w:r>
+          </w:p>
+        </w:tc>
+        <w:tc>
+          <w:tcPr/>
+          <w:p>
+            <w:pPr>
+              <w:pStyle w:val="FirstParagraph"/>
+            </w:pPr>
+            <w:r>
+              <w:rPr>
+                <w:lang w:val="en"/>
+              </w:rPr>
+              <w:t xml:space="preserve">The identifier for the vocabulary entry within the classification</w:t>
+            </w:r>
+          </w:p>
+        </w:tc>
+        <w:tc>
+          <w:tcPr/>
+          <w:p>
+            <w:pPr>
+              <w:pStyle w:val="Compact"/>
+              <w:numPr>
+                <w:ilvl w:val="0"/>
+                <w:numId w:val="1046"/>
+              </w:numPr>
+            </w:pPr>
+            <w:r>
+              <w:rPr>
+                <w:rStyle w:val="VerbatimChar"/>
+                <w:lang w:val="en"/>
+              </w:rPr>
+              <w:t xml:space="preserve">A21</w:t>
+            </w:r>
+          </w:p>
+          <w:p>
+            <w:pPr>
+              <w:pStyle w:val="Compact"/>
+              <w:numPr>
+                <w:ilvl w:val="0"/>
+                <w:numId w:val="1046"/>
+              </w:numPr>
+            </w:pPr>
+            <w:r>
+              <w:rPr>
+                <w:rStyle w:val="VerbatimChar"/>
+                <w:lang w:val="en"/>
+              </w:rPr>
+              <w:t xml:space="preserve">B19</w:t>
+            </w:r>
+          </w:p>
+        </w:tc>
+      </w:tr>
+      <w:tr>
+        <w:tc>
+          <w:tcPr/>
+          <w:p>
+            <w:pPr>
+              <w:pStyle w:val="Compact"/>
+            </w:pPr>
+            <w:r>
+              <w:rPr>
+                <w:lang w:val="en"/>
+              </w:rPr>
+              <w:t xml:space="preserve">Title</w:t>
+            </w:r>
+          </w:p>
+        </w:tc>
+        <w:tc>
+          <w:tcPr/>
+          <w:p>
+            <w:pPr>
+              <w:pStyle w:val="Compact"/>
+            </w:pPr>
+            <w:r>
+              <w:rPr>
+                <w:rStyle w:val="VerbatimChar"/>
+                <w:lang w:val="en"/>
+              </w:rPr>
+              <w:t xml:space="preserve">title</w:t>
+            </w:r>
+          </w:p>
+        </w:tc>
+        <w:tc>
+          <w:tcPr/>
+          <w:p>
+            <w:pPr>
+              <w:pStyle w:val="FirstParagraph"/>
+            </w:pPr>
+            <w:r>
+              <w:rPr>
+                <w:lang w:val="en"/>
+              </w:rPr>
+              <w:t xml:space="preserve">string</w:t>
+            </w:r>
+          </w:p>
+        </w:tc>
+        <w:tc>
+          <w:tcPr/>
+          <w:p>
+            <w:pPr>
+              <w:pStyle w:val="Compact"/>
+            </w:pPr>
+            <w:r>
+              <w:rPr>
+                <w:lang w:val="en"/>
+              </w:rPr>
+              <w:t xml:space="preserve">Yes</w:t>
+            </w:r>
+          </w:p>
+        </w:tc>
+        <w:tc>
+          <w:tcPr/>
+          <w:p>
+            <w:pPr>
+              <w:pStyle w:val="FirstParagraph"/>
+            </w:pPr>
+            <w:r>
+              <w:rPr>
+                <w:lang w:val="en"/>
+              </w:rPr>
+              <w:t xml:space="preserve">The title of the vocabulary entry</w:t>
+            </w:r>
+          </w:p>
+        </w:tc>
+        <w:tc>
+          <w:tcPr/>
+          <w:p>
+            <w:pPr>
+              <w:pStyle w:val="Compact"/>
+              <w:numPr>
+                <w:ilvl w:val="0"/>
+                <w:numId w:val="1047"/>
+              </w:numPr>
+            </w:pPr>
+            <w:r>
+              <w:rPr>
+                <w:rStyle w:val="VerbatimChar"/>
+                <w:lang w:val="en"/>
+              </w:rPr>
+              <w:t xml:space="preserve">Sports activities</w:t>
+            </w:r>
+          </w:p>
+          <w:p>
+            <w:pPr>
+              <w:pStyle w:val="Compact"/>
+              <w:numPr>
+                <w:ilvl w:val="0"/>
+                <w:numId w:val="1047"/>
+              </w:numPr>
+            </w:pPr>
+            <w:r>
+              <w:rPr>
+                <w:rStyle w:val="VerbatimChar"/>
+                <w:lang w:val="en"/>
+              </w:rPr>
+              <w:t xml:space="preserve">Culture and arts not elsewhere classified</w:t>
+            </w:r>
+          </w:p>
+        </w:tc>
+      </w:tr>
+      <w:tr>
+        <w:tc>
+          <w:tcPr/>
+          <w:p>
+            <w:pPr>
+              <w:pStyle w:val="Compact"/>
+            </w:pPr>
+            <w:r>
+              <w:rPr>
+                <w:lang w:val="en"/>
+              </w:rPr>
+              <w:t xml:space="preserve">Parent</w:t>
+            </w:r>
+          </w:p>
+        </w:tc>
+        <w:tc>
+          <w:tcPr/>
+          <w:p>
+            <w:pPr>
+              <w:pStyle w:val="Compact"/>
+            </w:pPr>
+            <w:r>
+              <w:rPr>
+                <w:rStyle w:val="VerbatimChar"/>
+                <w:lang w:val="en"/>
+              </w:rPr>
+              <w:t xml:space="preserve">parent</w:t>
+            </w:r>
+          </w:p>
+        </w:tc>
+        <w:tc>
+          <w:tcPr/>
+          <w:p>
+            <w:pPr>
+              <w:pStyle w:val="FirstParagraph"/>
+            </w:pPr>
+            <w:hyperlink w:anchor="_VocabularyEntry">
+              <w:r>
+                <w:rPr>
+                  <w:rStyle w:val="VerbatimChar"/>
+                  <w:lang w:val="en"/>
+                </w:rPr>
+                <w:t xml:space="preserve">VocabularyEntry</w:t>
+              </w:r>
+            </w:hyperlink>
+          </w:p>
+        </w:tc>
+        <w:tc>
+          <w:tcPr/>
+          <w:p>
+            <w:pPr>
+              <w:pStyle w:val="Compact"/>
+            </w:pPr>
+            <w:r>
+              <w:rPr>
+                <w:lang w:val="en"/>
+              </w:rPr>
+              <w:t xml:space="preserve">No</w:t>
+            </w:r>
+          </w:p>
+        </w:tc>
+        <w:tc>
+          <w:tcPr/>
+          <w:p>
+            <w:pPr>
+              <w:pStyle w:val="FirstParagraph"/>
+            </w:pPr>
+            <w:r>
+              <w:rPr>
+                <w:lang w:val="en"/>
+              </w:rPr>
+              <w:t xml:space="preserve">The parent entry within the vocabulary, if any</w:t>
+            </w:r>
+          </w:p>
+        </w:tc>
+        <w:tc>
+          <w:tcPr/>
+          <w:p>
+            <w:pPr>
+              <w:pStyle w:val="Compact"/>
+            </w:pPr>
+          </w:p>
+        </w:tc>
+      </w:tr>
+    </w:tbl>
+    <w:p>
+      <w:pPr>
+        <w:pStyle w:val="Heading2"/>
+      </w:pPr>
+      <w:bookmarkStart w:id="18" w:name="_AreaSource"/>
       <w:r>
         <w:rPr>
           <w:lang w:val="en"/>
         </w:rPr>
         <w:t xml:space="preserve">AreaSource</w:t>
-      </w:r>
-      <w:bookmarkEnd w:id="16"/>
-    </w:p>
-    <w:p>
-      <w:pPr>
-        <w:pStyle w:val="Compact"/>
-        <w:numPr>
-          <w:ilvl w:val="0"/>
-          <w:numId w:val="1046"/>
-        </w:numPr>
-      </w:pPr>
-      <w:r>
-        <w:rPr>
-          <w:lang w:val="en"/>
-        </w:rPr>
-        <w:t xml:space="preserve">Postcode</w:t>
-      </w:r>
-    </w:p>
-    <w:p>
-      <w:pPr>
-        <w:pStyle w:val="Compact"/>
-        <w:numPr>
-          <w:ilvl w:val="0"/>
-          <w:numId w:val="1046"/>
-        </w:numPr>
-      </w:pPr>
-      <w:r>
-        <w:rPr>
-          <w:lang w:val="en"/>
-        </w:rPr>
-        <w:t xml:space="preserve">Area Code</w:t>
-      </w:r>
-    </w:p>
-    <w:p>
-      <w:pPr>
-        <w:pStyle w:val="Compact"/>
-        <w:numPr>
-          <w:ilvl w:val="0"/>
-          <w:numId w:val="1046"/>
-        </w:numPr>
-      </w:pPr>
-      <w:r>
-        <w:rPr>
-          <w:lang w:val="en"/>
-        </w:rPr>
-        <w:t xml:space="preserve">Point</w:t>
-      </w:r>
-    </w:p>
-    <w:p>
-      <w:pPr>
-        <w:pStyle w:val="Heading2"/>
-      </w:pPr>
-      <w:bookmarkStart w:id="17" w:name="_GeographicRange"/>
-      <w:r>
-        <w:rPr>
-          <w:lang w:val="en"/>
-        </w:rPr>
-        <w:t xml:space="preserve">GeographicRange</w:t>
-      </w:r>
-      <w:bookmarkEnd w:id="17"/>
-    </w:p>
-    <w:p>
-      <w:pPr>
-        <w:pStyle w:val="Compact"/>
-        <w:numPr>
-          <w:ilvl w:val="0"/>
-          <w:numId w:val="1047"/>
-        </w:numPr>
-      </w:pPr>
-      <w:r>
-        <w:rPr>
-          <w:lang w:val="en"/>
-        </w:rPr>
-        <w:t xml:space="preserve">Local</w:t>
-      </w:r>
-    </w:p>
-    <w:p>
-      <w:pPr>
-        <w:pStyle w:val="Compact"/>
-        <w:numPr>
-          <w:ilvl w:val="0"/>
-          <w:numId w:val="1047"/>
-        </w:numPr>
-      </w:pPr>
-      <w:r>
-        <w:rPr>
-          <w:lang w:val="en"/>
-        </w:rPr>
-        <w:t xml:space="preserve">Regional</w:t>
-      </w:r>
-    </w:p>
-    <w:p>
-      <w:pPr>
-        <w:pStyle w:val="Compact"/>
-        <w:numPr>
-          <w:ilvl w:val="0"/>
-          <w:numId w:val="1047"/>
-        </w:numPr>
-      </w:pPr>
-      <w:r>
-        <w:rPr>
-          <w:lang w:val="en"/>
-        </w:rPr>
-        <w:t xml:space="preserve">National</w:t>
-      </w:r>
-    </w:p>
-    <w:p>
-      <w:pPr>
-        <w:pStyle w:val="Compact"/>
-        <w:numPr>
-          <w:ilvl w:val="0"/>
-          <w:numId w:val="1047"/>
-        </w:numPr>
-      </w:pPr>
-      <w:r>
-        <w:rPr>
-          <w:lang w:val="en"/>
-        </w:rPr>
-        <w:t xml:space="preserve">International</w:t>
-      </w:r>
-    </w:p>
-    <w:p>
-      <w:pPr>
-        <w:pStyle w:val="Heading2"/>
-      </w:pPr>
-      <w:bookmarkStart w:id="18" w:name="_HeritageDomain"/>
-      <w:r>
-        <w:rPr>
-          <w:lang w:val="en"/>
-        </w:rPr>
-        <w:t xml:space="preserve">HeritageDomain</w:t>
       </w:r>
       <w:bookmarkEnd w:id="18"/>
     </w:p>
@@ -6670,7 +7737,7 @@
         <w:rPr>
           <w:lang w:val="en"/>
         </w:rPr>
-        <w:t xml:space="preserve">Educating</w:t>
+        <w:t xml:space="preserve">Postcode</w:t>
       </w:r>
     </w:p>
     <w:p>
@@ -6685,7 +7752,7 @@
         <w:rPr>
           <w:lang w:val="en"/>
         </w:rPr>
-        <w:t xml:space="preserve">Advocating</w:t>
+        <w:t xml:space="preserve">Area Code</w:t>
       </w:r>
     </w:p>
     <w:p>
@@ -6700,64 +7767,19 @@
         <w:rPr>
           <w:lang w:val="en"/>
         </w:rPr>
-        <w:t xml:space="preserve">Researching</w:t>
-      </w:r>
-    </w:p>
-    <w:p>
-      <w:pPr>
-        <w:pStyle w:val="Compact"/>
-        <w:numPr>
-          <w:ilvl w:val="0"/>
-          <w:numId w:val="1048"/>
-        </w:numPr>
-      </w:pPr>
-      <w:r>
-        <w:rPr>
-          <w:lang w:val="en"/>
-        </w:rPr>
-        <w:t xml:space="preserve">Conserving</w:t>
-      </w:r>
-    </w:p>
-    <w:p>
-      <w:pPr>
-        <w:pStyle w:val="Compact"/>
-        <w:numPr>
-          <w:ilvl w:val="0"/>
-          <w:numId w:val="1048"/>
-        </w:numPr>
-      </w:pPr>
-      <w:r>
-        <w:rPr>
-          <w:lang w:val="en"/>
-        </w:rPr>
-        <w:t xml:space="preserve">Managing</w:t>
-      </w:r>
-    </w:p>
-    <w:p>
-      <w:pPr>
-        <w:pStyle w:val="Compact"/>
-        <w:numPr>
-          <w:ilvl w:val="0"/>
-          <w:numId w:val="1048"/>
-        </w:numPr>
-      </w:pPr>
-      <w:r>
-        <w:rPr>
-          <w:lang w:val="en"/>
-        </w:rPr>
-        <w:t xml:space="preserve">Engaging</w:t>
+        <w:t xml:space="preserve">Point</w:t>
       </w:r>
     </w:p>
     <w:p>
       <w:pPr>
         <w:pStyle w:val="Heading2"/>
       </w:pPr>
-      <w:bookmarkStart w:id="19" w:name="_LegalForm"/>
+      <w:bookmarkStart w:id="19" w:name="_GeographicRange"/>
       <w:r>
         <w:rPr>
           <w:lang w:val="en"/>
         </w:rPr>
-        <w:t xml:space="preserve">LegalForm</w:t>
+        <w:t xml:space="preserve">GeographicRange</w:t>
       </w:r>
       <w:bookmarkEnd w:id="19"/>
     </w:p>
@@ -6773,7 +7795,7 @@
         <w:rPr>
           <w:lang w:val="en"/>
         </w:rPr>
-        <w:t xml:space="preserve">Registered Company</w:t>
+        <w:t xml:space="preserve">Local</w:t>
       </w:r>
     </w:p>
     <w:p>
@@ -6788,7 +7810,7 @@
         <w:rPr>
           <w:lang w:val="en"/>
         </w:rPr>
-        <w:t xml:space="preserve">Community Interest Company</w:t>
+        <w:t xml:space="preserve">Regional</w:t>
       </w:r>
     </w:p>
     <w:p>
@@ -6803,7 +7825,7 @@
         <w:rPr>
           <w:lang w:val="en"/>
         </w:rPr>
-        <w:t xml:space="preserve">Private Limited Company</w:t>
+        <w:t xml:space="preserve">National</w:t>
       </w:r>
     </w:p>
     <w:p>
@@ -6818,64 +7840,19 @@
         <w:rPr>
           <w:lang w:val="en"/>
         </w:rPr>
-        <w:t xml:space="preserve">Mutual</w:t>
-      </w:r>
-    </w:p>
-    <w:p>
-      <w:pPr>
-        <w:pStyle w:val="Compact"/>
-        <w:numPr>
-          <w:ilvl w:val="0"/>
-          <w:numId w:val="1049"/>
-        </w:numPr>
-      </w:pPr>
-      <w:r>
-        <w:rPr>
-          <w:lang w:val="en"/>
-        </w:rPr>
-        <w:t xml:space="preserve">Charity (England &amp; Wales)</w:t>
-      </w:r>
-    </w:p>
-    <w:p>
-      <w:pPr>
-        <w:pStyle w:val="Compact"/>
-        <w:numPr>
-          <w:ilvl w:val="0"/>
-          <w:numId w:val="1049"/>
-        </w:numPr>
-      </w:pPr>
-      <w:r>
-        <w:rPr>
-          <w:lang w:val="en"/>
-        </w:rPr>
-        <w:t xml:space="preserve">Charity (Scotland)</w:t>
-      </w:r>
-    </w:p>
-    <w:p>
-      <w:pPr>
-        <w:pStyle w:val="Compact"/>
-        <w:numPr>
-          <w:ilvl w:val="0"/>
-          <w:numId w:val="1049"/>
-        </w:numPr>
-      </w:pPr>
-      <w:r>
-        <w:rPr>
-          <w:lang w:val="en"/>
-        </w:rPr>
-        <w:t xml:space="preserve">Charity (Northern Ireland)</w:t>
+        <w:t xml:space="preserve">International</w:t>
       </w:r>
     </w:p>
     <w:p>
       <w:pPr>
         <w:pStyle w:val="Heading2"/>
       </w:pPr>
-      <w:bookmarkStart w:id="20" w:name="_LocationType"/>
+      <w:bookmarkStart w:id="20" w:name="_HeritageDomain"/>
       <w:r>
         <w:rPr>
           <w:lang w:val="en"/>
         </w:rPr>
-        <w:t xml:space="preserve">LocationType</w:t>
+        <w:t xml:space="preserve">HeritageDomain</w:t>
       </w:r>
       <w:bookmarkEnd w:id="20"/>
     </w:p>
@@ -6891,7 +7868,7 @@
         <w:rPr>
           <w:lang w:val="en"/>
         </w:rPr>
-        <w:t xml:space="preserve">Headquarters</w:t>
+        <w:t xml:space="preserve">Educating</w:t>
       </w:r>
     </w:p>
     <w:p>
@@ -6906,7 +7883,7 @@
         <w:rPr>
           <w:lang w:val="en"/>
         </w:rPr>
-        <w:t xml:space="preserve">Site</w:t>
+        <w:t xml:space="preserve">Advocating</w:t>
       </w:r>
     </w:p>
     <w:p>
@@ -6921,6 +7898,242 @@
         <w:rPr>
           <w:lang w:val="en"/>
         </w:rPr>
+        <w:t xml:space="preserve">Researching</w:t>
+      </w:r>
+    </w:p>
+    <w:p>
+      <w:pPr>
+        <w:pStyle w:val="Compact"/>
+        <w:numPr>
+          <w:ilvl w:val="0"/>
+          <w:numId w:val="1050"/>
+        </w:numPr>
+      </w:pPr>
+      <w:r>
+        <w:rPr>
+          <w:lang w:val="en"/>
+        </w:rPr>
+        <w:t xml:space="preserve">Conserving</w:t>
+      </w:r>
+    </w:p>
+    <w:p>
+      <w:pPr>
+        <w:pStyle w:val="Compact"/>
+        <w:numPr>
+          <w:ilvl w:val="0"/>
+          <w:numId w:val="1050"/>
+        </w:numPr>
+      </w:pPr>
+      <w:r>
+        <w:rPr>
+          <w:lang w:val="en"/>
+        </w:rPr>
+        <w:t xml:space="preserve">Managing</w:t>
+      </w:r>
+    </w:p>
+    <w:p>
+      <w:pPr>
+        <w:pStyle w:val="Compact"/>
+        <w:numPr>
+          <w:ilvl w:val="0"/>
+          <w:numId w:val="1050"/>
+        </w:numPr>
+      </w:pPr>
+      <w:r>
+        <w:rPr>
+          <w:lang w:val="en"/>
+        </w:rPr>
+        <w:t xml:space="preserve">Engaging</w:t>
+      </w:r>
+    </w:p>
+    <w:p>
+      <w:pPr>
+        <w:pStyle w:val="Heading2"/>
+      </w:pPr>
+      <w:bookmarkStart w:id="21" w:name="_LegalForm"/>
+      <w:r>
+        <w:rPr>
+          <w:lang w:val="en"/>
+        </w:rPr>
+        <w:t xml:space="preserve">LegalForm</w:t>
+      </w:r>
+      <w:bookmarkEnd w:id="21"/>
+    </w:p>
+    <w:p>
+      <w:pPr>
+        <w:pStyle w:val="Compact"/>
+        <w:numPr>
+          <w:ilvl w:val="0"/>
+          <w:numId w:val="1051"/>
+        </w:numPr>
+      </w:pPr>
+      <w:r>
+        <w:rPr>
+          <w:lang w:val="en"/>
+        </w:rPr>
+        <w:t xml:space="preserve">Registered Company</w:t>
+      </w:r>
+    </w:p>
+    <w:p>
+      <w:pPr>
+        <w:pStyle w:val="Compact"/>
+        <w:numPr>
+          <w:ilvl w:val="0"/>
+          <w:numId w:val="1051"/>
+        </w:numPr>
+      </w:pPr>
+      <w:r>
+        <w:rPr>
+          <w:lang w:val="en"/>
+        </w:rPr>
+        <w:t xml:space="preserve">Community Interest Company</w:t>
+      </w:r>
+    </w:p>
+    <w:p>
+      <w:pPr>
+        <w:pStyle w:val="Compact"/>
+        <w:numPr>
+          <w:ilvl w:val="0"/>
+          <w:numId w:val="1051"/>
+        </w:numPr>
+      </w:pPr>
+      <w:r>
+        <w:rPr>
+          <w:lang w:val="en"/>
+        </w:rPr>
+        <w:t xml:space="preserve">Private Limited Company</w:t>
+      </w:r>
+    </w:p>
+    <w:p>
+      <w:pPr>
+        <w:pStyle w:val="Compact"/>
+        <w:numPr>
+          <w:ilvl w:val="0"/>
+          <w:numId w:val="1051"/>
+        </w:numPr>
+      </w:pPr>
+      <w:r>
+        <w:rPr>
+          <w:lang w:val="en"/>
+        </w:rPr>
+        <w:t xml:space="preserve">Mutual</w:t>
+      </w:r>
+    </w:p>
+    <w:p>
+      <w:pPr>
+        <w:pStyle w:val="Compact"/>
+        <w:numPr>
+          <w:ilvl w:val="0"/>
+          <w:numId w:val="1051"/>
+        </w:numPr>
+      </w:pPr>
+      <w:r>
+        <w:rPr>
+          <w:lang w:val="en"/>
+        </w:rPr>
+        <w:t xml:space="preserve">Charity (England &amp; Wales)</w:t>
+      </w:r>
+    </w:p>
+    <w:p>
+      <w:pPr>
+        <w:pStyle w:val="Compact"/>
+        <w:numPr>
+          <w:ilvl w:val="0"/>
+          <w:numId w:val="1051"/>
+        </w:numPr>
+      </w:pPr>
+      <w:r>
+        <w:rPr>
+          <w:lang w:val="en"/>
+        </w:rPr>
+        <w:t xml:space="preserve">Charity (Scotland)</w:t>
+      </w:r>
+    </w:p>
+    <w:p>
+      <w:pPr>
+        <w:pStyle w:val="Compact"/>
+        <w:numPr>
+          <w:ilvl w:val="0"/>
+          <w:numId w:val="1051"/>
+        </w:numPr>
+      </w:pPr>
+      <w:r>
+        <w:rPr>
+          <w:lang w:val="en"/>
+        </w:rPr>
+        <w:t xml:space="preserve">Charity (Northern Ireland)</w:t>
+      </w:r>
+    </w:p>
+    <w:p>
+      <w:pPr>
+        <w:pStyle w:val="Compact"/>
+        <w:numPr>
+          <w:ilvl w:val="0"/>
+          <w:numId w:val="1051"/>
+        </w:numPr>
+      </w:pPr>
+      <w:r>
+        <w:rPr>
+          <w:lang w:val="en"/>
+        </w:rPr>
+        <w:t xml:space="preserve">Sole Trader</w:t>
+      </w:r>
+    </w:p>
+    <w:p>
+      <w:pPr>
+        <w:pStyle w:val="Heading2"/>
+      </w:pPr>
+      <w:bookmarkStart w:id="22" w:name="_LocationType"/>
+      <w:r>
+        <w:rPr>
+          <w:lang w:val="en"/>
+        </w:rPr>
+        <w:t xml:space="preserve">LocationType</w:t>
+      </w:r>
+      <w:bookmarkEnd w:id="22"/>
+    </w:p>
+    <w:p>
+      <w:pPr>
+        <w:pStyle w:val="Compact"/>
+        <w:numPr>
+          <w:ilvl w:val="0"/>
+          <w:numId w:val="1052"/>
+        </w:numPr>
+      </w:pPr>
+      <w:r>
+        <w:rPr>
+          <w:lang w:val="en"/>
+        </w:rPr>
+        <w:t xml:space="preserve">Headquarters</w:t>
+      </w:r>
+    </w:p>
+    <w:p>
+      <w:pPr>
+        <w:pStyle w:val="Compact"/>
+        <w:numPr>
+          <w:ilvl w:val="0"/>
+          <w:numId w:val="1052"/>
+        </w:numPr>
+      </w:pPr>
+      <w:r>
+        <w:rPr>
+          <w:lang w:val="en"/>
+        </w:rPr>
+        <w:t xml:space="preserve">Site</w:t>
+      </w:r>
+    </w:p>
+    <w:p>
+      <w:pPr>
+        <w:pStyle w:val="Compact"/>
+        <w:numPr>
+          <w:ilvl w:val="0"/>
+          <w:numId w:val="1052"/>
+        </w:numPr>
+      </w:pPr>
+      <w:r>
+        <w:rPr>
+          <w:lang w:val="en"/>
+        </w:rPr>
         <w:t xml:space="preserve">Branch</w:t>
       </w:r>
     </w:p>
@@ -6929,7 +8142,7 @@
         <w:pStyle w:val="Compact"/>
         <w:numPr>
           <w:ilvl w:val="0"/>
-          <w:numId w:val="1050"/>
+          <w:numId w:val="1052"/>
         </w:numPr>
       </w:pPr>
       <w:r>
@@ -7303,6 +8516,12 @@
     <w:abstractNumId w:val="991"/>
   </w:num>
   <w:num w:numId="1050">
+    <w:abstractNumId w:val="991"/>
+  </w:num>
+  <w:num w:numId="1051">
+    <w:abstractNumId w:val="991"/>
+  </w:num>
+  <w:num w:numId="1052">
     <w:abstractNumId w:val="991"/>
   </w:num>
 </w:numbering>

--- a/data/kths/schema.docx
+++ b/data/kths/schema.docx
@@ -2,6 +2,17 @@
 <file path=word/document.xml><?xml version="1.0" encoding="utf-8"?>
 <w:document xmlns:w="http://schemas.openxmlformats.org/wordprocessingml/2006/main" xmlns:m="http://schemas.openxmlformats.org/officeDocument/2006/math" xmlns:r="http://schemas.openxmlformats.org/officeDocument/2006/relationships" xmlns:o="urn:schemas-microsoft-com:office:office" xmlns:v="urn:schemas-microsoft-com:vml" xmlns:w10="urn:schemas-microsoft-com:office:word" xmlns:a="http://schemas.openxmlformats.org/drawingml/2006/main" xmlns:pic="http://schemas.openxmlformats.org/drawingml/2006/picture" xmlns:wp="http://schemas.openxmlformats.org/drawingml/2006/wordprocessingDrawing">
   <w:body>
+    <w:p>
+      <w:pPr>
+        <w:pStyle w:val="Title"/>
+      </w:pPr>
+      <w:r>
+        <w:rPr>
+          <w:lang w:val="en"/>
+        </w:rPr>
+        <w:t xml:space="preserve">KTHS Schema</w:t>
+      </w:r>
+    </w:p>
     <w:p>
       <w:pPr>
         <w:pStyle w:val="Heading2"/>
@@ -168,6 +179,7 @@
             </w:pPr>
             <w:r>
               <w:rPr>
+                <w:rStyle w:val="VerbatimChar"/>
                 <w:lang w:val="en"/>
               </w:rPr>
               <w:t xml:space="preserve">string</w:t>
@@ -256,7 +268,20 @@
               <w:rPr>
                 <w:lang w:val="en"/>
               </w:rPr>
-              <w:t xml:space="preserve">List [string]</w:t>
+              <w:t xml:space="preserve">List of</w:t>
+            </w:r>
+            <w:r>
+              <w:rPr>
+                <w:lang w:val="en"/>
+              </w:rPr>
+              <w:t xml:space="preserve"> </w:t>
+            </w:r>
+            <w:r>
+              <w:rPr>
+                <w:rStyle w:val="VerbatimChar"/>
+                <w:lang w:val="en"/>
+              </w:rPr>
+              <w:t xml:space="preserve">string</w:t>
             </w:r>
           </w:p>
         </w:tc>
@@ -342,7 +367,20 @@
               <w:rPr>
                 <w:lang w:val="en"/>
               </w:rPr>
-              <w:t xml:space="preserve">List [string]</w:t>
+              <w:t xml:space="preserve">List of</w:t>
+            </w:r>
+            <w:r>
+              <w:rPr>
+                <w:lang w:val="en"/>
+              </w:rPr>
+              <w:t xml:space="preserve"> </w:t>
+            </w:r>
+            <w:r>
+              <w:rPr>
+                <w:rStyle w:val="VerbatimChar"/>
+                <w:lang w:val="en"/>
+              </w:rPr>
+              <w:t xml:space="preserve">string</w:t>
             </w:r>
           </w:p>
         </w:tc>
@@ -493,7 +531,20 @@
               <w:rPr>
                 <w:lang w:val="en"/>
               </w:rPr>
-              <w:t xml:space="preserve">List [string]</w:t>
+              <w:t xml:space="preserve">List of</w:t>
+            </w:r>
+            <w:r>
+              <w:rPr>
+                <w:lang w:val="en"/>
+              </w:rPr>
+              <w:t xml:space="preserve"> </w:t>
+            </w:r>
+            <w:r>
+              <w:rPr>
+                <w:rStyle w:val="VerbatimChar"/>
+                <w:lang w:val="en"/>
+              </w:rPr>
+              <w:t xml:space="preserve">string</w:t>
             </w:r>
           </w:p>
         </w:tc>
@@ -635,7 +686,20 @@
               <w:rPr>
                 <w:lang w:val="en"/>
               </w:rPr>
-              <w:t xml:space="preserve">List [string]</w:t>
+              <w:t xml:space="preserve">List of</w:t>
+            </w:r>
+            <w:r>
+              <w:rPr>
+                <w:lang w:val="en"/>
+              </w:rPr>
+              <w:t xml:space="preserve"> </w:t>
+            </w:r>
+            <w:r>
+              <w:rPr>
+                <w:rStyle w:val="VerbatimChar"/>
+                <w:lang w:val="en"/>
+              </w:rPr>
+              <w:t xml:space="preserve">string</w:t>
             </w:r>
           </w:p>
         </w:tc>
@@ -819,6 +883,7 @@
             </w:pPr>
             <w:r>
               <w:rPr>
+                <w:rStyle w:val="VerbatimChar"/>
                 <w:lang w:val="en"/>
               </w:rPr>
               <w:t xml:space="preserve">Date</w:t>
@@ -911,6 +976,7 @@
             </w:pPr>
             <w:r>
               <w:rPr>
+                <w:rStyle w:val="VerbatimChar"/>
                 <w:lang w:val="en"/>
               </w:rPr>
               <w:t xml:space="preserve">Date</w:t>
@@ -1005,7 +1071,13 @@
               <w:rPr>
                 <w:lang w:val="en"/>
               </w:rPr>
-              <w:t xml:space="preserve">List [</w:t>
+              <w:t xml:space="preserve">List of</w:t>
+            </w:r>
+            <w:r>
+              <w:rPr>
+                <w:lang w:val="en"/>
+              </w:rPr>
+              <w:t xml:space="preserve"> </w:t>
             </w:r>
             <w:hyperlink w:anchor="_LegalForm">
               <w:r>
@@ -1016,12 +1088,6 @@
                 <w:t xml:space="preserve">LegalForm</w:t>
               </w:r>
             </w:hyperlink>
-            <w:r>
-              <w:rPr>
-                <w:lang w:val="en"/>
-              </w:rPr>
-              <w:t xml:space="preserve">]</w:t>
-            </w:r>
           </w:p>
         </w:tc>
         <w:tc>
@@ -1128,7 +1194,7 @@
               <w:rPr>
                 <w:lang w:val="en"/>
               </w:rPr>
-              <w:t xml:space="preserve">Any Of</w:t>
+              <w:t xml:space="preserve">One of</w:t>
             </w:r>
             <w:r>
               <w:rPr>
@@ -1142,7 +1208,7 @@
                   <w:rStyle w:val="VerbatimChar"/>
                   <w:lang w:val="en"/>
                 </w:rPr>
-                <w:t xml:space="preserve">OperatorModel</w:t>
+                <w:t xml:space="preserve">Operator</w:t>
               </w:r>
             </w:hyperlink>
             <w:r>
@@ -1163,7 +1229,7 @@
                   <w:rStyle w:val="VerbatimChar"/>
                   <w:lang w:val="en"/>
                 </w:rPr>
-                <w:t xml:space="preserve">SiteModel</w:t>
+                <w:t xml:space="preserve">Site</w:t>
               </w:r>
             </w:hyperlink>
           </w:p>
@@ -1245,7 +1311,13 @@
               <w:rPr>
                 <w:lang w:val="en"/>
               </w:rPr>
-              <w:t xml:space="preserve">List [</w:t>
+              <w:t xml:space="preserve">List of</w:t>
+            </w:r>
+            <w:r>
+              <w:rPr>
+                <w:lang w:val="en"/>
+              </w:rPr>
+              <w:t xml:space="preserve"> </w:t>
             </w:r>
             <w:hyperlink w:anchor="_LocationModel">
               <w:r>
@@ -1253,15 +1325,9 @@
                   <w:rStyle w:val="VerbatimChar"/>
                   <w:lang w:val="en"/>
                 </w:rPr>
-                <w:t xml:space="preserve">LocationModel</w:t>
+                <w:t xml:space="preserve">Location</w:t>
               </w:r>
             </w:hyperlink>
-            <w:r>
-              <w:rPr>
-                <w:lang w:val="en"/>
-              </w:rPr>
-              <w:t xml:space="preserve">]</w:t>
-            </w:r>
           </w:p>
         </w:tc>
         <w:tc>
@@ -1434,6 +1500,7 @@
             </w:pPr>
             <w:r>
               <w:rPr>
+                <w:rStyle w:val="VerbatimChar"/>
                 <w:lang w:val="en"/>
               </w:rPr>
               <w:t xml:space="preserve">URI</w:t>
@@ -1528,7 +1595,13 @@
               <w:rPr>
                 <w:lang w:val="en"/>
               </w:rPr>
-              <w:t xml:space="preserve">List [</w:t>
+              <w:t xml:space="preserve">List of</w:t>
+            </w:r>
+            <w:r>
+              <w:rPr>
+                <w:lang w:val="en"/>
+              </w:rPr>
+              <w:t xml:space="preserve"> </w:t>
             </w:r>
             <w:hyperlink w:anchor="_SocialMediaHandle">
               <w:r>
@@ -1536,15 +1609,9 @@
                   <w:rStyle w:val="VerbatimChar"/>
                   <w:lang w:val="en"/>
                 </w:rPr>
-                <w:t xml:space="preserve">SocialMediaHandle</w:t>
+                <w:t xml:space="preserve">Social Media Handle</w:t>
               </w:r>
             </w:hyperlink>
-            <w:r>
-              <w:rPr>
-                <w:lang w:val="en"/>
-              </w:rPr>
-              <w:t xml:space="preserve">]</w:t>
-            </w:r>
           </w:p>
         </w:tc>
         <w:tc>
@@ -1626,7 +1693,7 @@
                   <w:rStyle w:val="VerbatimChar"/>
                   <w:lang w:val="en"/>
                 </w:rPr>
-                <w:t xml:space="preserve">ContactDetails</w:t>
+                <w:t xml:space="preserve">Contact Details</w:t>
               </w:r>
             </w:hyperlink>
           </w:p>
@@ -1708,7 +1775,13 @@
               <w:rPr>
                 <w:lang w:val="en"/>
               </w:rPr>
-              <w:t xml:space="preserve">List [</w:t>
+              <w:t xml:space="preserve">List of</w:t>
+            </w:r>
+            <w:r>
+              <w:rPr>
+                <w:lang w:val="en"/>
+              </w:rPr>
+              <w:t xml:space="preserve"> </w:t>
             </w:r>
             <w:hyperlink w:anchor="_SiteModel">
               <w:r>
@@ -1716,15 +1789,9 @@
                   <w:rStyle w:val="VerbatimChar"/>
                   <w:lang w:val="en"/>
                 </w:rPr>
-                <w:t xml:space="preserve">SiteModel</w:t>
+                <w:t xml:space="preserve">Site</w:t>
               </w:r>
             </w:hyperlink>
-            <w:r>
-              <w:rPr>
-                <w:lang w:val="en"/>
-              </w:rPr>
-              <w:t xml:space="preserve">]</w:t>
-            </w:r>
           </w:p>
         </w:tc>
         <w:tc>
@@ -1804,7 +1871,13 @@
               <w:rPr>
                 <w:lang w:val="en"/>
               </w:rPr>
-              <w:t xml:space="preserve">List [</w:t>
+              <w:t xml:space="preserve">List of</w:t>
+            </w:r>
+            <w:r>
+              <w:rPr>
+                <w:lang w:val="en"/>
+              </w:rPr>
+              <w:t xml:space="preserve"> </w:t>
             </w:r>
             <w:hyperlink w:anchor="_AnnualModel">
               <w:r>
@@ -1812,15 +1885,9 @@
                   <w:rStyle w:val="VerbatimChar"/>
                   <w:lang w:val="en"/>
                 </w:rPr>
-                <w:t xml:space="preserve">AnnualModel</w:t>
+                <w:t xml:space="preserve">Annual Record</w:t>
               </w:r>
             </w:hyperlink>
-            <w:r>
-              <w:rPr>
-                <w:lang w:val="en"/>
-              </w:rPr>
-              <w:t xml:space="preserve">]</w:t>
-            </w:r>
           </w:p>
         </w:tc>
         <w:tc>
@@ -1898,6 +1965,7 @@
             </w:pPr>
             <w:r>
               <w:rPr>
+                <w:rStyle w:val="VerbatimChar"/>
                 <w:lang w:val="en"/>
               </w:rPr>
               <w:t xml:space="preserve">boolean</w:t>
@@ -2417,7 +2485,7 @@
               <w:rPr>
                 <w:lang w:val="en"/>
               </w:rPr>
-              <w:t xml:space="preserve">Any Of</w:t>
+              <w:t xml:space="preserve">One of</w:t>
             </w:r>
             <w:r>
               <w:rPr>
@@ -2431,7 +2499,7 @@
                   <w:rStyle w:val="VerbatimChar"/>
                   <w:lang w:val="en"/>
                 </w:rPr>
-                <w:t xml:space="preserve">OperatorModel</w:t>
+                <w:t xml:space="preserve">Operator</w:t>
               </w:r>
             </w:hyperlink>
             <w:r>
@@ -2452,7 +2520,7 @@
                   <w:rStyle w:val="VerbatimChar"/>
                   <w:lang w:val="en"/>
                 </w:rPr>
-                <w:t xml:space="preserve">SiteModel</w:t>
+                <w:t xml:space="preserve">Site</w:t>
               </w:r>
             </w:hyperlink>
           </w:p>
@@ -2616,6 +2684,7 @@
             </w:pPr>
             <w:r>
               <w:rPr>
+                <w:rStyle w:val="VerbatimChar"/>
                 <w:lang w:val="en"/>
               </w:rPr>
               <w:t xml:space="preserve">integer</w:t>
@@ -2697,6 +2766,7 @@
             </w:pPr>
             <w:r>
               <w:rPr>
+                <w:rStyle w:val="VerbatimChar"/>
                 <w:lang w:val="en"/>
               </w:rPr>
               <w:t xml:space="preserve">boolean</w:t>
@@ -2778,6 +2848,7 @@
             </w:pPr>
             <w:r>
               <w:rPr>
+                <w:rStyle w:val="VerbatimChar"/>
                 <w:lang w:val="en"/>
               </w:rPr>
               <w:t xml:space="preserve">string</w:t>
@@ -2988,6 +3059,7 @@
             </w:pPr>
             <w:r>
               <w:rPr>
+                <w:rStyle w:val="VerbatimChar"/>
                 <w:lang w:val="en"/>
               </w:rPr>
               <w:t xml:space="preserve">Date</w:t>
@@ -3080,6 +3152,7 @@
             </w:pPr>
             <w:r>
               <w:rPr>
+                <w:rStyle w:val="VerbatimChar"/>
                 <w:lang w:val="en"/>
               </w:rPr>
               <w:t xml:space="preserve">Date</w:t>
@@ -4131,7 +4204,20 @@
               <w:rPr>
                 <w:lang w:val="en"/>
               </w:rPr>
-              <w:t xml:space="preserve">List [string]</w:t>
+              <w:t xml:space="preserve">List of</w:t>
+            </w:r>
+            <w:r>
+              <w:rPr>
+                <w:lang w:val="en"/>
+              </w:rPr>
+              <w:t xml:space="preserve"> </w:t>
+            </w:r>
+            <w:r>
+              <w:rPr>
+                <w:rStyle w:val="VerbatimChar"/>
+                <w:lang w:val="en"/>
+              </w:rPr>
+              <w:t xml:space="preserve">string</w:t>
             </w:r>
           </w:p>
         </w:tc>
@@ -5377,6 +5463,7 @@
             </w:pPr>
             <w:r>
               <w:rPr>
+                <w:rStyle w:val="VerbatimChar"/>
                 <w:lang w:val="en"/>
               </w:rPr>
               <w:t xml:space="preserve">string</w:t>
@@ -5465,7 +5552,20 @@
               <w:rPr>
                 <w:lang w:val="en"/>
               </w:rPr>
-              <w:t xml:space="preserve">List [string]</w:t>
+              <w:t xml:space="preserve">List of</w:t>
+            </w:r>
+            <w:r>
+              <w:rPr>
+                <w:lang w:val="en"/>
+              </w:rPr>
+              <w:t xml:space="preserve"> </w:t>
+            </w:r>
+            <w:r>
+              <w:rPr>
+                <w:rStyle w:val="VerbatimChar"/>
+                <w:lang w:val="en"/>
+              </w:rPr>
+              <w:t xml:space="preserve">string</w:t>
             </w:r>
           </w:p>
         </w:tc>
@@ -5551,7 +5651,20 @@
               <w:rPr>
                 <w:lang w:val="en"/>
               </w:rPr>
-              <w:t xml:space="preserve">List [string]</w:t>
+              <w:t xml:space="preserve">List of</w:t>
+            </w:r>
+            <w:r>
+              <w:rPr>
+                <w:lang w:val="en"/>
+              </w:rPr>
+              <w:t xml:space="preserve"> </w:t>
+            </w:r>
+            <w:r>
+              <w:rPr>
+                <w:rStyle w:val="VerbatimChar"/>
+                <w:lang w:val="en"/>
+              </w:rPr>
+              <w:t xml:space="preserve">string</w:t>
             </w:r>
           </w:p>
         </w:tc>
@@ -5702,7 +5815,20 @@
               <w:rPr>
                 <w:lang w:val="en"/>
               </w:rPr>
-              <w:t xml:space="preserve">List [string]</w:t>
+              <w:t xml:space="preserve">List of</w:t>
+            </w:r>
+            <w:r>
+              <w:rPr>
+                <w:lang w:val="en"/>
+              </w:rPr>
+              <w:t xml:space="preserve"> </w:t>
+            </w:r>
+            <w:r>
+              <w:rPr>
+                <w:rStyle w:val="VerbatimChar"/>
+                <w:lang w:val="en"/>
+              </w:rPr>
+              <w:t xml:space="preserve">string</w:t>
             </w:r>
           </w:p>
         </w:tc>
@@ -5844,7 +5970,20 @@
               <w:rPr>
                 <w:lang w:val="en"/>
               </w:rPr>
-              <w:t xml:space="preserve">List [string]</w:t>
+              <w:t xml:space="preserve">List of</w:t>
+            </w:r>
+            <w:r>
+              <w:rPr>
+                <w:lang w:val="en"/>
+              </w:rPr>
+              <w:t xml:space="preserve"> </w:t>
+            </w:r>
+            <w:r>
+              <w:rPr>
+                <w:rStyle w:val="VerbatimChar"/>
+                <w:lang w:val="en"/>
+              </w:rPr>
+              <w:t xml:space="preserve">string</w:t>
             </w:r>
           </w:p>
         </w:tc>
@@ -6028,6 +6167,7 @@
             </w:pPr>
             <w:r>
               <w:rPr>
+                <w:rStyle w:val="VerbatimChar"/>
                 <w:lang w:val="en"/>
               </w:rPr>
               <w:t xml:space="preserve">Date</w:t>
@@ -6120,6 +6260,7 @@
             </w:pPr>
             <w:r>
               <w:rPr>
+                <w:rStyle w:val="VerbatimChar"/>
                 <w:lang w:val="en"/>
               </w:rPr>
               <w:t xml:space="preserve">Date</w:t>
@@ -6214,7 +6355,13 @@
               <w:rPr>
                 <w:lang w:val="en"/>
               </w:rPr>
-              <w:t xml:space="preserve">List [</w:t>
+              <w:t xml:space="preserve">List of</w:t>
+            </w:r>
+            <w:r>
+              <w:rPr>
+                <w:lang w:val="en"/>
+              </w:rPr>
+              <w:t xml:space="preserve"> </w:t>
             </w:r>
             <w:hyperlink w:anchor="_LegalForm">
               <w:r>
@@ -6225,12 +6372,6 @@
                 <w:t xml:space="preserve">LegalForm</w:t>
               </w:r>
             </w:hyperlink>
-            <w:r>
-              <w:rPr>
-                <w:lang w:val="en"/>
-              </w:rPr>
-              <w:t xml:space="preserve">]</w:t>
-            </w:r>
           </w:p>
         </w:tc>
         <w:tc>
@@ -6337,7 +6478,7 @@
               <w:rPr>
                 <w:lang w:val="en"/>
               </w:rPr>
-              <w:t xml:space="preserve">Any Of</w:t>
+              <w:t xml:space="preserve">One of</w:t>
             </w:r>
             <w:r>
               <w:rPr>
@@ -6351,7 +6492,7 @@
                   <w:rStyle w:val="VerbatimChar"/>
                   <w:lang w:val="en"/>
                 </w:rPr>
-                <w:t xml:space="preserve">OperatorModel</w:t>
+                <w:t xml:space="preserve">Operator</w:t>
               </w:r>
             </w:hyperlink>
             <w:r>
@@ -6372,7 +6513,7 @@
                   <w:rStyle w:val="VerbatimChar"/>
                   <w:lang w:val="en"/>
                 </w:rPr>
-                <w:t xml:space="preserve">SiteModel</w:t>
+                <w:t xml:space="preserve">Site</w:t>
               </w:r>
             </w:hyperlink>
           </w:p>
@@ -6454,7 +6595,13 @@
               <w:rPr>
                 <w:lang w:val="en"/>
               </w:rPr>
-              <w:t xml:space="preserve">List [</w:t>
+              <w:t xml:space="preserve">List of</w:t>
+            </w:r>
+            <w:r>
+              <w:rPr>
+                <w:lang w:val="en"/>
+              </w:rPr>
+              <w:t xml:space="preserve"> </w:t>
             </w:r>
             <w:hyperlink w:anchor="_LocationModel">
               <w:r>
@@ -6462,15 +6609,9 @@
                   <w:rStyle w:val="VerbatimChar"/>
                   <w:lang w:val="en"/>
                 </w:rPr>
-                <w:t xml:space="preserve">LocationModel</w:t>
+                <w:t xml:space="preserve">Location</w:t>
               </w:r>
             </w:hyperlink>
-            <w:r>
-              <w:rPr>
-                <w:lang w:val="en"/>
-              </w:rPr>
-              <w:t xml:space="preserve">]</w:t>
-            </w:r>
           </w:p>
         </w:tc>
         <w:tc>
@@ -6643,6 +6784,7 @@
             </w:pPr>
             <w:r>
               <w:rPr>
+                <w:rStyle w:val="VerbatimChar"/>
                 <w:lang w:val="en"/>
               </w:rPr>
               <w:t xml:space="preserve">URI</w:t>
@@ -6737,7 +6879,13 @@
               <w:rPr>
                 <w:lang w:val="en"/>
               </w:rPr>
-              <w:t xml:space="preserve">List [</w:t>
+              <w:t xml:space="preserve">List of</w:t>
+            </w:r>
+            <w:r>
+              <w:rPr>
+                <w:lang w:val="en"/>
+              </w:rPr>
+              <w:t xml:space="preserve"> </w:t>
             </w:r>
             <w:hyperlink w:anchor="_SocialMediaHandle">
               <w:r>
@@ -6745,15 +6893,9 @@
                   <w:rStyle w:val="VerbatimChar"/>
                   <w:lang w:val="en"/>
                 </w:rPr>
-                <w:t xml:space="preserve">SocialMediaHandle</w:t>
+                <w:t xml:space="preserve">Social Media Handle</w:t>
               </w:r>
             </w:hyperlink>
-            <w:r>
-              <w:rPr>
-                <w:lang w:val="en"/>
-              </w:rPr>
-              <w:t xml:space="preserve">]</w:t>
-            </w:r>
           </w:p>
         </w:tc>
         <w:tc>
@@ -6835,7 +6977,7 @@
                   <w:rStyle w:val="VerbatimChar"/>
                   <w:lang w:val="en"/>
                 </w:rPr>
-                <w:t xml:space="preserve">ContactDetails</w:t>
+                <w:t xml:space="preserve">Contact Details</w:t>
               </w:r>
             </w:hyperlink>
           </w:p>
@@ -7044,6 +7186,7 @@
             </w:pPr>
             <w:r>
               <w:rPr>
+                <w:rStyle w:val="VerbatimChar"/>
                 <w:lang w:val="en"/>
               </w:rPr>
               <w:t xml:space="preserve">string</w:t>
@@ -7136,6 +7279,7 @@
             </w:pPr>
             <w:r>
               <w:rPr>
+                <w:rStyle w:val="VerbatimChar"/>
                 <w:lang w:val="en"/>
               </w:rPr>
               <w:t xml:space="preserve">string</w:t>
@@ -7228,6 +7372,7 @@
             </w:pPr>
             <w:r>
               <w:rPr>
+                <w:rStyle w:val="VerbatimChar"/>
                 <w:lang w:val="en"/>
               </w:rPr>
               <w:t xml:space="preserve">URI</w:t>
@@ -7449,6 +7594,7 @@
             </w:pPr>
             <w:r>
               <w:rPr>
+                <w:rStyle w:val="VerbatimChar"/>
                 <w:lang w:val="en"/>
               </w:rPr>
               <w:t xml:space="preserve">string</w:t>
@@ -7557,6 +7703,7 @@
             </w:pPr>
             <w:r>
               <w:rPr>
+                <w:rStyle w:val="VerbatimChar"/>
                 <w:lang w:val="en"/>
               </w:rPr>
               <w:t xml:space="preserve">string</w:t>

--- a/data/kths/schema.docx
+++ b/data/kths/schema.docx
@@ -1311,7 +1311,7 @@
               <w:rPr>
                 <w:lang w:val="en"/>
               </w:rPr>
-              <w:t xml:space="preserve">List of</w:t>
+              <w:t xml:space="preserve">List of One of</w:t>
             </w:r>
             <w:r>
               <w:rPr>
@@ -1319,13 +1319,55 @@
               </w:rPr>
               <w:t xml:space="preserve"> </w:t>
             </w:r>
-            <w:hyperlink w:anchor="_LocationModel">
+            <w:hyperlink w:anchor="_GeoAreaCodeModel">
               <w:r>
                 <w:rPr>
                   <w:rStyle w:val="VerbatimChar"/>
                   <w:lang w:val="en"/>
                 </w:rPr>
-                <w:t xml:space="preserve">Location</w:t>
+                <w:t xml:space="preserve">Geo Area Code</w:t>
+              </w:r>
+            </w:hyperlink>
+            <w:r>
+              <w:rPr>
+                <w:lang w:val="en"/>
+              </w:rPr>
+              <w:t xml:space="preserve">,</w:t>
+            </w:r>
+            <w:r>
+              <w:rPr>
+                <w:lang w:val="en"/>
+              </w:rPr>
+              <w:t xml:space="preserve"> </w:t>
+            </w:r>
+            <w:hyperlink w:anchor="_GeoPointModel">
+              <w:r>
+                <w:rPr>
+                  <w:rStyle w:val="VerbatimChar"/>
+                  <w:lang w:val="en"/>
+                </w:rPr>
+                <w:t xml:space="preserve">Geo Point</w:t>
+              </w:r>
+            </w:hyperlink>
+            <w:r>
+              <w:rPr>
+                <w:lang w:val="en"/>
+              </w:rPr>
+              <w:t xml:space="preserve">,</w:t>
+            </w:r>
+            <w:r>
+              <w:rPr>
+                <w:lang w:val="en"/>
+              </w:rPr>
+              <w:t xml:space="preserve"> </w:t>
+            </w:r>
+            <w:hyperlink w:anchor="_GeoPostcodeModel">
+              <w:r>
+                <w:rPr>
+                  <w:rStyle w:val="VerbatimChar"/>
+                  <w:lang w:val="en"/>
+                </w:rPr>
+                <w:t xml:space="preserve">Geo Postcode</w:t>
               </w:r>
             </w:hyperlink>
           </w:p>
@@ -4274,12 +4316,12 @@
       <w:pPr>
         <w:pStyle w:val="Heading2"/>
       </w:pPr>
-      <w:bookmarkStart w:id="14" w:name="_LocationModel"/>
+      <w:bookmarkStart w:id="14" w:name="_GeoAreaCodeModel"/>
       <w:r>
         <w:rPr>
           <w:lang w:val="en"/>
         </w:rPr>
-        <w:t xml:space="preserve">Location</w:t>
+        <w:t xml:space="preserve">Geo Area Code</w:t>
       </w:r>
       <w:bookmarkEnd w:id="14"/>
     </w:p>
@@ -4291,7 +4333,7 @@
         <w:rPr>
           <w:lang w:val="en"/>
         </w:rPr>
-        <w:t xml:space="preserve">Represents a location within the model</w:t>
+        <w:t xml:space="preserve">Represents a geographic location identified by area code within the model</w:t>
       </w:r>
     </w:p>
     <w:tbl>
@@ -4409,36 +4451,36 @@
               <w:rPr>
                 <w:lang w:val="en"/>
               </w:rPr>
-              <w:t xml:space="preserve">Latitude</w:t>
-            </w:r>
-          </w:p>
-        </w:tc>
-        <w:tc>
-          <w:tcPr/>
-          <w:p>
-            <w:pPr>
-              <w:pStyle w:val="Compact"/>
-            </w:pPr>
-            <w:r>
-              <w:rPr>
-                <w:rStyle w:val="VerbatimChar"/>
-                <w:lang w:val="en"/>
-              </w:rPr>
-              <w:t xml:space="preserve">latitude</w:t>
-            </w:r>
-          </w:p>
-        </w:tc>
-        <w:tc>
-          <w:tcPr/>
-          <w:p>
-            <w:pPr>
-              <w:pStyle w:val="FirstParagraph"/>
-            </w:pPr>
-            <w:r>
-              <w:rPr>
-                <w:lang w:val="en"/>
-              </w:rPr>
-              <w:t xml:space="preserve">number</w:t>
+              <w:t xml:space="preserve">Ward Code</w:t>
+            </w:r>
+          </w:p>
+        </w:tc>
+        <w:tc>
+          <w:tcPr/>
+          <w:p>
+            <w:pPr>
+              <w:pStyle w:val="Compact"/>
+            </w:pPr>
+            <w:r>
+              <w:rPr>
+                <w:rStyle w:val="VerbatimChar"/>
+                <w:lang w:val="en"/>
+              </w:rPr>
+              <w:t xml:space="preserve">ward_code</w:t>
+            </w:r>
+          </w:p>
+        </w:tc>
+        <w:tc>
+          <w:tcPr/>
+          <w:p>
+            <w:pPr>
+              <w:pStyle w:val="FirstParagraph"/>
+            </w:pPr>
+            <w:r>
+              <w:rPr>
+                <w:lang w:val="en"/>
+              </w:rPr>
+              <w:t xml:space="preserve">string</w:t>
             </w:r>
           </w:p>
         </w:tc>
@@ -4466,7 +4508,7 @@
               <w:rPr>
                 <w:lang w:val="en"/>
               </w:rPr>
-              <w:t xml:space="preserve">The latitude of the location</w:t>
+              <w:t xml:space="preserve">The ward code of the location</w:t>
             </w:r>
           </w:p>
         </w:tc>
@@ -4485,7 +4527,7 @@
                 <w:rStyle w:val="VerbatimChar"/>
                 <w:lang w:val="en"/>
               </w:rPr>
-              <w:t xml:space="preserve">51.50101</w:t>
+              <w:t xml:space="preserve">E05013806</w:t>
             </w:r>
           </w:p>
         </w:tc>
@@ -4501,36 +4543,36 @@
               <w:rPr>
                 <w:lang w:val="en"/>
               </w:rPr>
-              <w:t xml:space="preserve">Longitude</w:t>
-            </w:r>
-          </w:p>
-        </w:tc>
-        <w:tc>
-          <w:tcPr/>
-          <w:p>
-            <w:pPr>
-              <w:pStyle w:val="Compact"/>
-            </w:pPr>
-            <w:r>
-              <w:rPr>
-                <w:rStyle w:val="VerbatimChar"/>
-                <w:lang w:val="en"/>
-              </w:rPr>
-              <w:t xml:space="preserve">longitude</w:t>
-            </w:r>
-          </w:p>
-        </w:tc>
-        <w:tc>
-          <w:tcPr/>
-          <w:p>
-            <w:pPr>
-              <w:pStyle w:val="FirstParagraph"/>
-            </w:pPr>
-            <w:r>
-              <w:rPr>
-                <w:lang w:val="en"/>
-              </w:rPr>
-              <w:t xml:space="preserve">number</w:t>
+              <w:t xml:space="preserve">Local Authority Code</w:t>
+            </w:r>
+          </w:p>
+        </w:tc>
+        <w:tc>
+          <w:tcPr/>
+          <w:p>
+            <w:pPr>
+              <w:pStyle w:val="Compact"/>
+            </w:pPr>
+            <w:r>
+              <w:rPr>
+                <w:rStyle w:val="VerbatimChar"/>
+                <w:lang w:val="en"/>
+              </w:rPr>
+              <w:t xml:space="preserve">localauthority_code</w:t>
+            </w:r>
+          </w:p>
+        </w:tc>
+        <w:tc>
+          <w:tcPr/>
+          <w:p>
+            <w:pPr>
+              <w:pStyle w:val="FirstParagraph"/>
+            </w:pPr>
+            <w:r>
+              <w:rPr>
+                <w:lang w:val="en"/>
+              </w:rPr>
+              <w:t xml:space="preserve">string</w:t>
             </w:r>
           </w:p>
         </w:tc>
@@ -4558,7 +4600,7 @@
               <w:rPr>
                 <w:lang w:val="en"/>
               </w:rPr>
-              <w:t xml:space="preserve">The longitude of the location</w:t>
+              <w:t xml:space="preserve">The local authority code of the location</w:t>
             </w:r>
           </w:p>
         </w:tc>
@@ -4577,7 +4619,7 @@
                 <w:rStyle w:val="VerbatimChar"/>
                 <w:lang w:val="en"/>
               </w:rPr>
-              <w:t xml:space="preserve">-0.141563</w:t>
+              <w:t xml:space="preserve">E09000033</w:t>
             </w:r>
           </w:p>
         </w:tc>
@@ -4593,22 +4635,22 @@
               <w:rPr>
                 <w:lang w:val="en"/>
               </w:rPr>
-              <w:t xml:space="preserve">Postcode</w:t>
-            </w:r>
-          </w:p>
-        </w:tc>
-        <w:tc>
-          <w:tcPr/>
-          <w:p>
-            <w:pPr>
-              <w:pStyle w:val="Compact"/>
-            </w:pPr>
-            <w:r>
-              <w:rPr>
-                <w:rStyle w:val="VerbatimChar"/>
-                <w:lang w:val="en"/>
-              </w:rPr>
-              <w:t xml:space="preserve">postcode</w:t>
+              <w:t xml:space="preserve">Region Code</w:t>
+            </w:r>
+          </w:p>
+        </w:tc>
+        <w:tc>
+          <w:tcPr/>
+          <w:p>
+            <w:pPr>
+              <w:pStyle w:val="Compact"/>
+            </w:pPr>
+            <w:r>
+              <w:rPr>
+                <w:rStyle w:val="VerbatimChar"/>
+                <w:lang w:val="en"/>
+              </w:rPr>
+              <w:t xml:space="preserve">region_code</w:t>
             </w:r>
           </w:p>
         </w:tc>
@@ -4650,7 +4692,7 @@
               <w:rPr>
                 <w:lang w:val="en"/>
               </w:rPr>
-              <w:t xml:space="preserve">The postcode of the location</w:t>
+              <w:t xml:space="preserve">The region code of the location</w:t>
             </w:r>
           </w:p>
         </w:tc>
@@ -4669,7 +4711,7 @@
                 <w:rStyle w:val="VerbatimChar"/>
                 <w:lang w:val="en"/>
               </w:rPr>
-              <w:t xml:space="preserve">SW1A 1AA</w:t>
+              <w:t xml:space="preserve">E12000007</w:t>
             </w:r>
           </w:p>
         </w:tc>
@@ -4685,22 +4727,22 @@
               <w:rPr>
                 <w:lang w:val="en"/>
               </w:rPr>
-              <w:t xml:space="preserve">Ward Code</w:t>
-            </w:r>
-          </w:p>
-        </w:tc>
-        <w:tc>
-          <w:tcPr/>
-          <w:p>
-            <w:pPr>
-              <w:pStyle w:val="Compact"/>
-            </w:pPr>
-            <w:r>
-              <w:rPr>
-                <w:rStyle w:val="VerbatimChar"/>
-                <w:lang w:val="en"/>
-              </w:rPr>
-              <w:t xml:space="preserve">ward_code</w:t>
+              <w:t xml:space="preserve">Country Code</w:t>
+            </w:r>
+          </w:p>
+        </w:tc>
+        <w:tc>
+          <w:tcPr/>
+          <w:p>
+            <w:pPr>
+              <w:pStyle w:val="Compact"/>
+            </w:pPr>
+            <w:r>
+              <w:rPr>
+                <w:rStyle w:val="VerbatimChar"/>
+                <w:lang w:val="en"/>
+              </w:rPr>
+              <w:t xml:space="preserve">country_code</w:t>
             </w:r>
           </w:p>
         </w:tc>
@@ -4742,7 +4784,7 @@
               <w:rPr>
                 <w:lang w:val="en"/>
               </w:rPr>
-              <w:t xml:space="preserve">The ward code of the location</w:t>
+              <w:t xml:space="preserve">The country code of the location</w:t>
             </w:r>
           </w:p>
         </w:tc>
@@ -4754,282 +4796,6 @@
               <w:numPr>
                 <w:ilvl w:val="0"/>
                 <w:numId w:val="1027"/>
-              </w:numPr>
-            </w:pPr>
-            <w:r>
-              <w:rPr>
-                <w:rStyle w:val="VerbatimChar"/>
-                <w:lang w:val="en"/>
-              </w:rPr>
-              <w:t xml:space="preserve">E05013806</w:t>
-            </w:r>
-          </w:p>
-        </w:tc>
-      </w:tr>
-      <w:tr>
-        <w:tc>
-          <w:tcPr/>
-          <w:p>
-            <w:pPr>
-              <w:pStyle w:val="Compact"/>
-            </w:pPr>
-            <w:r>
-              <w:rPr>
-                <w:lang w:val="en"/>
-              </w:rPr>
-              <w:t xml:space="preserve">Local Authority Code</w:t>
-            </w:r>
-          </w:p>
-        </w:tc>
-        <w:tc>
-          <w:tcPr/>
-          <w:p>
-            <w:pPr>
-              <w:pStyle w:val="Compact"/>
-            </w:pPr>
-            <w:r>
-              <w:rPr>
-                <w:rStyle w:val="VerbatimChar"/>
-                <w:lang w:val="en"/>
-              </w:rPr>
-              <w:t xml:space="preserve">localauthority_code</w:t>
-            </w:r>
-          </w:p>
-        </w:tc>
-        <w:tc>
-          <w:tcPr/>
-          <w:p>
-            <w:pPr>
-              <w:pStyle w:val="FirstParagraph"/>
-            </w:pPr>
-            <w:r>
-              <w:rPr>
-                <w:lang w:val="en"/>
-              </w:rPr>
-              <w:t xml:space="preserve">string</w:t>
-            </w:r>
-          </w:p>
-        </w:tc>
-        <w:tc>
-          <w:tcPr/>
-          <w:p>
-            <w:pPr>
-              <w:pStyle w:val="Compact"/>
-            </w:pPr>
-            <w:r>
-              <w:rPr>
-                <w:lang w:val="en"/>
-              </w:rPr>
-              <w:t xml:space="preserve">No</w:t>
-            </w:r>
-          </w:p>
-        </w:tc>
-        <w:tc>
-          <w:tcPr/>
-          <w:p>
-            <w:pPr>
-              <w:pStyle w:val="FirstParagraph"/>
-            </w:pPr>
-            <w:r>
-              <w:rPr>
-                <w:lang w:val="en"/>
-              </w:rPr>
-              <w:t xml:space="preserve">The local authority code of the location</w:t>
-            </w:r>
-          </w:p>
-        </w:tc>
-        <w:tc>
-          <w:tcPr/>
-          <w:p>
-            <w:pPr>
-              <w:pStyle w:val="Compact"/>
-              <w:numPr>
-                <w:ilvl w:val="0"/>
-                <w:numId w:val="1028"/>
-              </w:numPr>
-            </w:pPr>
-            <w:r>
-              <w:rPr>
-                <w:rStyle w:val="VerbatimChar"/>
-                <w:lang w:val="en"/>
-              </w:rPr>
-              <w:t xml:space="preserve">E09000033</w:t>
-            </w:r>
-          </w:p>
-        </w:tc>
-      </w:tr>
-      <w:tr>
-        <w:tc>
-          <w:tcPr/>
-          <w:p>
-            <w:pPr>
-              <w:pStyle w:val="Compact"/>
-            </w:pPr>
-            <w:r>
-              <w:rPr>
-                <w:lang w:val="en"/>
-              </w:rPr>
-              <w:t xml:space="preserve">Region Code</w:t>
-            </w:r>
-          </w:p>
-        </w:tc>
-        <w:tc>
-          <w:tcPr/>
-          <w:p>
-            <w:pPr>
-              <w:pStyle w:val="Compact"/>
-            </w:pPr>
-            <w:r>
-              <w:rPr>
-                <w:rStyle w:val="VerbatimChar"/>
-                <w:lang w:val="en"/>
-              </w:rPr>
-              <w:t xml:space="preserve">region_code</w:t>
-            </w:r>
-          </w:p>
-        </w:tc>
-        <w:tc>
-          <w:tcPr/>
-          <w:p>
-            <w:pPr>
-              <w:pStyle w:val="FirstParagraph"/>
-            </w:pPr>
-            <w:r>
-              <w:rPr>
-                <w:lang w:val="en"/>
-              </w:rPr>
-              <w:t xml:space="preserve">string</w:t>
-            </w:r>
-          </w:p>
-        </w:tc>
-        <w:tc>
-          <w:tcPr/>
-          <w:p>
-            <w:pPr>
-              <w:pStyle w:val="Compact"/>
-            </w:pPr>
-            <w:r>
-              <w:rPr>
-                <w:lang w:val="en"/>
-              </w:rPr>
-              <w:t xml:space="preserve">No</w:t>
-            </w:r>
-          </w:p>
-        </w:tc>
-        <w:tc>
-          <w:tcPr/>
-          <w:p>
-            <w:pPr>
-              <w:pStyle w:val="FirstParagraph"/>
-            </w:pPr>
-            <w:r>
-              <w:rPr>
-                <w:lang w:val="en"/>
-              </w:rPr>
-              <w:t xml:space="preserve">The region code of the location</w:t>
-            </w:r>
-          </w:p>
-        </w:tc>
-        <w:tc>
-          <w:tcPr/>
-          <w:p>
-            <w:pPr>
-              <w:pStyle w:val="Compact"/>
-              <w:numPr>
-                <w:ilvl w:val="0"/>
-                <w:numId w:val="1029"/>
-              </w:numPr>
-            </w:pPr>
-            <w:r>
-              <w:rPr>
-                <w:rStyle w:val="VerbatimChar"/>
-                <w:lang w:val="en"/>
-              </w:rPr>
-              <w:t xml:space="preserve">E12000007</w:t>
-            </w:r>
-          </w:p>
-        </w:tc>
-      </w:tr>
-      <w:tr>
-        <w:tc>
-          <w:tcPr/>
-          <w:p>
-            <w:pPr>
-              <w:pStyle w:val="Compact"/>
-            </w:pPr>
-            <w:r>
-              <w:rPr>
-                <w:lang w:val="en"/>
-              </w:rPr>
-              <w:t xml:space="preserve">Country Code</w:t>
-            </w:r>
-          </w:p>
-        </w:tc>
-        <w:tc>
-          <w:tcPr/>
-          <w:p>
-            <w:pPr>
-              <w:pStyle w:val="Compact"/>
-            </w:pPr>
-            <w:r>
-              <w:rPr>
-                <w:rStyle w:val="VerbatimChar"/>
-                <w:lang w:val="en"/>
-              </w:rPr>
-              <w:t xml:space="preserve">country_code</w:t>
-            </w:r>
-          </w:p>
-        </w:tc>
-        <w:tc>
-          <w:tcPr/>
-          <w:p>
-            <w:pPr>
-              <w:pStyle w:val="FirstParagraph"/>
-            </w:pPr>
-            <w:r>
-              <w:rPr>
-                <w:lang w:val="en"/>
-              </w:rPr>
-              <w:t xml:space="preserve">string</w:t>
-            </w:r>
-          </w:p>
-        </w:tc>
-        <w:tc>
-          <w:tcPr/>
-          <w:p>
-            <w:pPr>
-              <w:pStyle w:val="Compact"/>
-            </w:pPr>
-            <w:r>
-              <w:rPr>
-                <w:lang w:val="en"/>
-              </w:rPr>
-              <w:t xml:space="preserve">No</w:t>
-            </w:r>
-          </w:p>
-        </w:tc>
-        <w:tc>
-          <w:tcPr/>
-          <w:p>
-            <w:pPr>
-              <w:pStyle w:val="FirstParagraph"/>
-            </w:pPr>
-            <w:r>
-              <w:rPr>
-                <w:lang w:val="en"/>
-              </w:rPr>
-              <w:t xml:space="preserve">The country code of the location</w:t>
-            </w:r>
-          </w:p>
-        </w:tc>
-        <w:tc>
-          <w:tcPr/>
-          <w:p>
-            <w:pPr>
-              <w:pStyle w:val="Compact"/>
-              <w:numPr>
-                <w:ilvl w:val="0"/>
-                <w:numId w:val="1030"/>
               </w:numPr>
             </w:pPr>
             <w:r>
@@ -5124,7 +4890,7 @@
               <w:pStyle w:val="Compact"/>
               <w:numPr>
                 <w:ilvl w:val="0"/>
-                <w:numId w:val="1031"/>
+                <w:numId w:val="1028"/>
               </w:numPr>
             </w:pPr>
             <w:r>
@@ -5140,7 +4906,7 @@
               <w:pStyle w:val="Compact"/>
               <w:numPr>
                 <w:ilvl w:val="0"/>
-                <w:numId w:val="1031"/>
+                <w:numId w:val="1028"/>
               </w:numPr>
             </w:pPr>
             <w:r>
@@ -5156,7 +4922,7 @@
               <w:pStyle w:val="Compact"/>
               <w:numPr>
                 <w:ilvl w:val="0"/>
-                <w:numId w:val="1031"/>
+                <w:numId w:val="1028"/>
               </w:numPr>
             </w:pPr>
             <w:r>
@@ -5172,7 +4938,7 @@
               <w:pStyle w:val="Compact"/>
               <w:numPr>
                 <w:ilvl w:val="0"/>
-                <w:numId w:val="1031"/>
+                <w:numId w:val="1028"/>
               </w:numPr>
             </w:pPr>
             <w:r>
@@ -5267,7 +5033,7 @@
               <w:pStyle w:val="Compact"/>
               <w:numPr>
                 <w:ilvl w:val="0"/>
-                <w:numId w:val="1032"/>
+                <w:numId w:val="1029"/>
               </w:numPr>
             </w:pPr>
             <w:r>
@@ -5283,7 +5049,7 @@
               <w:pStyle w:val="Compact"/>
               <w:numPr>
                 <w:ilvl w:val="0"/>
-                <w:numId w:val="1032"/>
+                <w:numId w:val="1029"/>
               </w:numPr>
             </w:pPr>
             <w:r>
@@ -5292,6 +5058,98 @@
                 <w:lang w:val="en"/>
               </w:rPr>
               <w:t xml:space="preserve">Area Code</w:t>
+            </w:r>
+          </w:p>
+        </w:tc>
+      </w:tr>
+      <w:tr>
+        <w:tc>
+          <w:tcPr/>
+          <w:p>
+            <w:pPr>
+              <w:pStyle w:val="Compact"/>
+            </w:pPr>
+            <w:r>
+              <w:rPr>
+                <w:lang w:val="en"/>
+              </w:rPr>
+              <w:t xml:space="preserve">Area Code</w:t>
+            </w:r>
+          </w:p>
+        </w:tc>
+        <w:tc>
+          <w:tcPr/>
+          <w:p>
+            <w:pPr>
+              <w:pStyle w:val="Compact"/>
+            </w:pPr>
+            <w:r>
+              <w:rPr>
+                <w:rStyle w:val="VerbatimChar"/>
+                <w:lang w:val="en"/>
+              </w:rPr>
+              <w:t xml:space="preserve">area_code</w:t>
+            </w:r>
+          </w:p>
+        </w:tc>
+        <w:tc>
+          <w:tcPr/>
+          <w:p>
+            <w:pPr>
+              <w:pStyle w:val="FirstParagraph"/>
+            </w:pPr>
+            <w:r>
+              <w:rPr>
+                <w:lang w:val="en"/>
+              </w:rPr>
+              <w:t xml:space="preserve">string</w:t>
+            </w:r>
+          </w:p>
+        </w:tc>
+        <w:tc>
+          <w:tcPr/>
+          <w:p>
+            <w:pPr>
+              <w:pStyle w:val="Compact"/>
+            </w:pPr>
+            <w:r>
+              <w:rPr>
+                <w:lang w:val="en"/>
+              </w:rPr>
+              <w:t xml:space="preserve">No</w:t>
+            </w:r>
+          </w:p>
+        </w:tc>
+        <w:tc>
+          <w:tcPr/>
+          <w:p>
+            <w:pPr>
+              <w:pStyle w:val="FirstParagraph"/>
+            </w:pPr>
+            <w:r>
+              <w:rPr>
+                <w:lang w:val="en"/>
+              </w:rPr>
+              <w:t xml:space="preserve">The area code of the location</w:t>
+            </w:r>
+          </w:p>
+        </w:tc>
+        <w:tc>
+          <w:tcPr/>
+          <w:p>
+            <w:pPr>
+              <w:pStyle w:val="Compact"/>
+              <w:numPr>
+                <w:ilvl w:val="0"/>
+                <w:numId w:val="1030"/>
+              </w:numPr>
+            </w:pPr>
+            <w:r>
+              <w:rPr>
+                <w:rStyle w:val="VerbatimChar"/>
+                <w:lang w:val="en"/>
+              </w:rPr>
+              <w:t xml:space="preserve">E92000001</w:t>
             </w:r>
           </w:p>
         </w:tc>
@@ -5301,14 +5159,1792 @@
       <w:pPr>
         <w:pStyle w:val="Heading2"/>
       </w:pPr>
-      <w:bookmarkStart w:id="15" w:name="_SiteModel"/>
+      <w:bookmarkStart w:id="15" w:name="_GeoPointModel"/>
+      <w:r>
+        <w:rPr>
+          <w:lang w:val="en"/>
+        </w:rPr>
+        <w:t xml:space="preserve">Geo Point</w:t>
+      </w:r>
+      <w:bookmarkEnd w:id="15"/>
+    </w:p>
+    <w:p>
+      <w:pPr>
+        <w:pStyle w:val="FirstParagraph"/>
+      </w:pPr>
+      <w:r>
+        <w:rPr>
+          <w:lang w:val="en"/>
+        </w:rPr>
+        <w:t xml:space="preserve">Represents a geographic point within the model</w:t>
+      </w:r>
+    </w:p>
+    <w:tbl>
+      <w:tblPr>
+        <w:tblStyle w:val="Table"/>
+        <w:tblW w:type="pct" w:w="5000"/>
+        <w:tblLayout w:type="fixed"/>
+        <w:tblLook w:firstRow="1" w:lastRow="0" w:firstColumn="0" w:lastColumn="0" w:noHBand="0" w:noVBand="0" w:val="0020"/>
+      </w:tblPr>
+      <w:tblGrid>
+        <w:gridCol w:w="1320"/>
+        <w:gridCol w:w="1320"/>
+        <w:gridCol w:w="1320"/>
+        <w:gridCol w:w="1320"/>
+        <w:gridCol w:w="1320"/>
+        <w:gridCol w:w="1320"/>
+      </w:tblGrid>
+      <w:tr>
+        <w:trPr>
+          <w:tblHeader w:val="on"/>
+        </w:trPr>
+        <w:tc>
+          <w:tcPr/>
+          <w:p>
+            <w:pPr>
+              <w:pStyle w:val="Compact"/>
+            </w:pPr>
+            <w:r>
+              <w:rPr>
+                <w:lang w:val="en"/>
+              </w:rPr>
+              <w:t xml:space="preserve">Title</w:t>
+            </w:r>
+          </w:p>
+        </w:tc>
+        <w:tc>
+          <w:tcPr/>
+          <w:p>
+            <w:pPr>
+              <w:pStyle w:val="Compact"/>
+            </w:pPr>
+            <w:r>
+              <w:rPr>
+                <w:lang w:val="en"/>
+              </w:rPr>
+              <w:t xml:space="preserve">Property</w:t>
+            </w:r>
+          </w:p>
+        </w:tc>
+        <w:tc>
+          <w:tcPr/>
+          <w:p>
+            <w:pPr>
+              <w:pStyle w:val="Compact"/>
+            </w:pPr>
+            <w:r>
+              <w:rPr>
+                <w:lang w:val="en"/>
+              </w:rPr>
+              <w:t xml:space="preserve">Type</w:t>
+            </w:r>
+          </w:p>
+        </w:tc>
+        <w:tc>
+          <w:tcPr/>
+          <w:p>
+            <w:pPr>
+              <w:pStyle w:val="Compact"/>
+            </w:pPr>
+            <w:r>
+              <w:rPr>
+                <w:lang w:val="en"/>
+              </w:rPr>
+              <w:t xml:space="preserve">Required</w:t>
+            </w:r>
+          </w:p>
+        </w:tc>
+        <w:tc>
+          <w:tcPr/>
+          <w:p>
+            <w:pPr>
+              <w:pStyle w:val="Compact"/>
+            </w:pPr>
+            <w:r>
+              <w:rPr>
+                <w:lang w:val="en"/>
+              </w:rPr>
+              <w:t xml:space="preserve">Description</w:t>
+            </w:r>
+          </w:p>
+        </w:tc>
+        <w:tc>
+          <w:tcPr/>
+          <w:p>
+            <w:pPr>
+              <w:pStyle w:val="Compact"/>
+            </w:pPr>
+            <w:r>
+              <w:rPr>
+                <w:lang w:val="en"/>
+              </w:rPr>
+              <w:t xml:space="preserve">Examples</w:t>
+            </w:r>
+          </w:p>
+        </w:tc>
+      </w:tr>
+      <w:tr>
+        <w:tc>
+          <w:tcPr/>
+          <w:p>
+            <w:pPr>
+              <w:pStyle w:val="Compact"/>
+            </w:pPr>
+            <w:r>
+              <w:rPr>
+                <w:lang w:val="en"/>
+              </w:rPr>
+              <w:t xml:space="preserve">Ward Code</w:t>
+            </w:r>
+          </w:p>
+        </w:tc>
+        <w:tc>
+          <w:tcPr/>
+          <w:p>
+            <w:pPr>
+              <w:pStyle w:val="Compact"/>
+            </w:pPr>
+            <w:r>
+              <w:rPr>
+                <w:rStyle w:val="VerbatimChar"/>
+                <w:lang w:val="en"/>
+              </w:rPr>
+              <w:t xml:space="preserve">ward_code</w:t>
+            </w:r>
+          </w:p>
+        </w:tc>
+        <w:tc>
+          <w:tcPr/>
+          <w:p>
+            <w:pPr>
+              <w:pStyle w:val="FirstParagraph"/>
+            </w:pPr>
+            <w:r>
+              <w:rPr>
+                <w:lang w:val="en"/>
+              </w:rPr>
+              <w:t xml:space="preserve">string</w:t>
+            </w:r>
+          </w:p>
+        </w:tc>
+        <w:tc>
+          <w:tcPr/>
+          <w:p>
+            <w:pPr>
+              <w:pStyle w:val="Compact"/>
+            </w:pPr>
+            <w:r>
+              <w:rPr>
+                <w:lang w:val="en"/>
+              </w:rPr>
+              <w:t xml:space="preserve">No</w:t>
+            </w:r>
+          </w:p>
+        </w:tc>
+        <w:tc>
+          <w:tcPr/>
+          <w:p>
+            <w:pPr>
+              <w:pStyle w:val="FirstParagraph"/>
+            </w:pPr>
+            <w:r>
+              <w:rPr>
+                <w:lang w:val="en"/>
+              </w:rPr>
+              <w:t xml:space="preserve">The ward code of the location</w:t>
+            </w:r>
+          </w:p>
+        </w:tc>
+        <w:tc>
+          <w:tcPr/>
+          <w:p>
+            <w:pPr>
+              <w:pStyle w:val="Compact"/>
+              <w:numPr>
+                <w:ilvl w:val="0"/>
+                <w:numId w:val="1031"/>
+              </w:numPr>
+            </w:pPr>
+            <w:r>
+              <w:rPr>
+                <w:rStyle w:val="VerbatimChar"/>
+                <w:lang w:val="en"/>
+              </w:rPr>
+              <w:t xml:space="preserve">E05013806</w:t>
+            </w:r>
+          </w:p>
+        </w:tc>
+      </w:tr>
+      <w:tr>
+        <w:tc>
+          <w:tcPr/>
+          <w:p>
+            <w:pPr>
+              <w:pStyle w:val="Compact"/>
+            </w:pPr>
+            <w:r>
+              <w:rPr>
+                <w:lang w:val="en"/>
+              </w:rPr>
+              <w:t xml:space="preserve">Local Authority Code</w:t>
+            </w:r>
+          </w:p>
+        </w:tc>
+        <w:tc>
+          <w:tcPr/>
+          <w:p>
+            <w:pPr>
+              <w:pStyle w:val="Compact"/>
+            </w:pPr>
+            <w:r>
+              <w:rPr>
+                <w:rStyle w:val="VerbatimChar"/>
+                <w:lang w:val="en"/>
+              </w:rPr>
+              <w:t xml:space="preserve">localauthority_code</w:t>
+            </w:r>
+          </w:p>
+        </w:tc>
+        <w:tc>
+          <w:tcPr/>
+          <w:p>
+            <w:pPr>
+              <w:pStyle w:val="FirstParagraph"/>
+            </w:pPr>
+            <w:r>
+              <w:rPr>
+                <w:lang w:val="en"/>
+              </w:rPr>
+              <w:t xml:space="preserve">string</w:t>
+            </w:r>
+          </w:p>
+        </w:tc>
+        <w:tc>
+          <w:tcPr/>
+          <w:p>
+            <w:pPr>
+              <w:pStyle w:val="Compact"/>
+            </w:pPr>
+            <w:r>
+              <w:rPr>
+                <w:lang w:val="en"/>
+              </w:rPr>
+              <w:t xml:space="preserve">No</w:t>
+            </w:r>
+          </w:p>
+        </w:tc>
+        <w:tc>
+          <w:tcPr/>
+          <w:p>
+            <w:pPr>
+              <w:pStyle w:val="FirstParagraph"/>
+            </w:pPr>
+            <w:r>
+              <w:rPr>
+                <w:lang w:val="en"/>
+              </w:rPr>
+              <w:t xml:space="preserve">The local authority code of the location</w:t>
+            </w:r>
+          </w:p>
+        </w:tc>
+        <w:tc>
+          <w:tcPr/>
+          <w:p>
+            <w:pPr>
+              <w:pStyle w:val="Compact"/>
+              <w:numPr>
+                <w:ilvl w:val="0"/>
+                <w:numId w:val="1032"/>
+              </w:numPr>
+            </w:pPr>
+            <w:r>
+              <w:rPr>
+                <w:rStyle w:val="VerbatimChar"/>
+                <w:lang w:val="en"/>
+              </w:rPr>
+              <w:t xml:space="preserve">E09000033</w:t>
+            </w:r>
+          </w:p>
+        </w:tc>
+      </w:tr>
+      <w:tr>
+        <w:tc>
+          <w:tcPr/>
+          <w:p>
+            <w:pPr>
+              <w:pStyle w:val="Compact"/>
+            </w:pPr>
+            <w:r>
+              <w:rPr>
+                <w:lang w:val="en"/>
+              </w:rPr>
+              <w:t xml:space="preserve">Region Code</w:t>
+            </w:r>
+          </w:p>
+        </w:tc>
+        <w:tc>
+          <w:tcPr/>
+          <w:p>
+            <w:pPr>
+              <w:pStyle w:val="Compact"/>
+            </w:pPr>
+            <w:r>
+              <w:rPr>
+                <w:rStyle w:val="VerbatimChar"/>
+                <w:lang w:val="en"/>
+              </w:rPr>
+              <w:t xml:space="preserve">region_code</w:t>
+            </w:r>
+          </w:p>
+        </w:tc>
+        <w:tc>
+          <w:tcPr/>
+          <w:p>
+            <w:pPr>
+              <w:pStyle w:val="FirstParagraph"/>
+            </w:pPr>
+            <w:r>
+              <w:rPr>
+                <w:lang w:val="en"/>
+              </w:rPr>
+              <w:t xml:space="preserve">string</w:t>
+            </w:r>
+          </w:p>
+        </w:tc>
+        <w:tc>
+          <w:tcPr/>
+          <w:p>
+            <w:pPr>
+              <w:pStyle w:val="Compact"/>
+            </w:pPr>
+            <w:r>
+              <w:rPr>
+                <w:lang w:val="en"/>
+              </w:rPr>
+              <w:t xml:space="preserve">No</w:t>
+            </w:r>
+          </w:p>
+        </w:tc>
+        <w:tc>
+          <w:tcPr/>
+          <w:p>
+            <w:pPr>
+              <w:pStyle w:val="FirstParagraph"/>
+            </w:pPr>
+            <w:r>
+              <w:rPr>
+                <w:lang w:val="en"/>
+              </w:rPr>
+              <w:t xml:space="preserve">The region code of the location</w:t>
+            </w:r>
+          </w:p>
+        </w:tc>
+        <w:tc>
+          <w:tcPr/>
+          <w:p>
+            <w:pPr>
+              <w:pStyle w:val="Compact"/>
+              <w:numPr>
+                <w:ilvl w:val="0"/>
+                <w:numId w:val="1033"/>
+              </w:numPr>
+            </w:pPr>
+            <w:r>
+              <w:rPr>
+                <w:rStyle w:val="VerbatimChar"/>
+                <w:lang w:val="en"/>
+              </w:rPr>
+              <w:t xml:space="preserve">E12000007</w:t>
+            </w:r>
+          </w:p>
+        </w:tc>
+      </w:tr>
+      <w:tr>
+        <w:tc>
+          <w:tcPr/>
+          <w:p>
+            <w:pPr>
+              <w:pStyle w:val="Compact"/>
+            </w:pPr>
+            <w:r>
+              <w:rPr>
+                <w:lang w:val="en"/>
+              </w:rPr>
+              <w:t xml:space="preserve">Country Code</w:t>
+            </w:r>
+          </w:p>
+        </w:tc>
+        <w:tc>
+          <w:tcPr/>
+          <w:p>
+            <w:pPr>
+              <w:pStyle w:val="Compact"/>
+            </w:pPr>
+            <w:r>
+              <w:rPr>
+                <w:rStyle w:val="VerbatimChar"/>
+                <w:lang w:val="en"/>
+              </w:rPr>
+              <w:t xml:space="preserve">country_code</w:t>
+            </w:r>
+          </w:p>
+        </w:tc>
+        <w:tc>
+          <w:tcPr/>
+          <w:p>
+            <w:pPr>
+              <w:pStyle w:val="FirstParagraph"/>
+            </w:pPr>
+            <w:r>
+              <w:rPr>
+                <w:lang w:val="en"/>
+              </w:rPr>
+              <w:t xml:space="preserve">string</w:t>
+            </w:r>
+          </w:p>
+        </w:tc>
+        <w:tc>
+          <w:tcPr/>
+          <w:p>
+            <w:pPr>
+              <w:pStyle w:val="Compact"/>
+            </w:pPr>
+            <w:r>
+              <w:rPr>
+                <w:lang w:val="en"/>
+              </w:rPr>
+              <w:t xml:space="preserve">No</w:t>
+            </w:r>
+          </w:p>
+        </w:tc>
+        <w:tc>
+          <w:tcPr/>
+          <w:p>
+            <w:pPr>
+              <w:pStyle w:val="FirstParagraph"/>
+            </w:pPr>
+            <w:r>
+              <w:rPr>
+                <w:lang w:val="en"/>
+              </w:rPr>
+              <w:t xml:space="preserve">The country code of the location</w:t>
+            </w:r>
+          </w:p>
+        </w:tc>
+        <w:tc>
+          <w:tcPr/>
+          <w:p>
+            <w:pPr>
+              <w:pStyle w:val="Compact"/>
+              <w:numPr>
+                <w:ilvl w:val="0"/>
+                <w:numId w:val="1034"/>
+              </w:numPr>
+            </w:pPr>
+            <w:r>
+              <w:rPr>
+                <w:rStyle w:val="VerbatimChar"/>
+                <w:lang w:val="en"/>
+              </w:rPr>
+              <w:t xml:space="preserve">E92000001</w:t>
+            </w:r>
+          </w:p>
+        </w:tc>
+      </w:tr>
+      <w:tr>
+        <w:tc>
+          <w:tcPr/>
+          <w:p>
+            <w:pPr>
+              <w:pStyle w:val="Compact"/>
+            </w:pPr>
+            <w:r>
+              <w:rPr>
+                <w:lang w:val="en"/>
+              </w:rPr>
+              <w:t xml:space="preserve">Location Type</w:t>
+            </w:r>
+          </w:p>
+        </w:tc>
+        <w:tc>
+          <w:tcPr/>
+          <w:p>
+            <w:pPr>
+              <w:pStyle w:val="Compact"/>
+            </w:pPr>
+            <w:r>
+              <w:rPr>
+                <w:rStyle w:val="VerbatimChar"/>
+                <w:lang w:val="en"/>
+              </w:rPr>
+              <w:t xml:space="preserve">location_type</w:t>
+            </w:r>
+          </w:p>
+        </w:tc>
+        <w:tc>
+          <w:tcPr/>
+          <w:p>
+            <w:pPr>
+              <w:pStyle w:val="FirstParagraph"/>
+            </w:pPr>
+            <w:hyperlink w:anchor="_LocationType">
+              <w:r>
+                <w:rPr>
+                  <w:rStyle w:val="VerbatimChar"/>
+                  <w:lang w:val="en"/>
+                </w:rPr>
+                <w:t xml:space="preserve">LocationType</w:t>
+              </w:r>
+            </w:hyperlink>
+          </w:p>
+        </w:tc>
+        <w:tc>
+          <w:tcPr/>
+          <w:p>
+            <w:pPr>
+              <w:pStyle w:val="Compact"/>
+            </w:pPr>
+            <w:r>
+              <w:rPr>
+                <w:lang w:val="en"/>
+              </w:rPr>
+              <w:t xml:space="preserve">No</w:t>
+            </w:r>
+          </w:p>
+        </w:tc>
+        <w:tc>
+          <w:tcPr/>
+          <w:p>
+            <w:pPr>
+              <w:pStyle w:val="FirstParagraph"/>
+            </w:pPr>
+            <w:r>
+              <w:rPr>
+                <w:lang w:val="en"/>
+              </w:rPr>
+              <w:t xml:space="preserve">The type of the location</w:t>
+            </w:r>
+          </w:p>
+        </w:tc>
+        <w:tc>
+          <w:tcPr/>
+          <w:p>
+            <w:pPr>
+              <w:pStyle w:val="Compact"/>
+              <w:numPr>
+                <w:ilvl w:val="0"/>
+                <w:numId w:val="1035"/>
+              </w:numPr>
+            </w:pPr>
+            <w:r>
+              <w:rPr>
+                <w:rStyle w:val="VerbatimChar"/>
+                <w:lang w:val="en"/>
+              </w:rPr>
+              <w:t xml:space="preserve">Headquarters</w:t>
+            </w:r>
+          </w:p>
+          <w:p>
+            <w:pPr>
+              <w:pStyle w:val="Compact"/>
+              <w:numPr>
+                <w:ilvl w:val="0"/>
+                <w:numId w:val="1035"/>
+              </w:numPr>
+            </w:pPr>
+            <w:r>
+              <w:rPr>
+                <w:rStyle w:val="VerbatimChar"/>
+                <w:lang w:val="en"/>
+              </w:rPr>
+              <w:t xml:space="preserve">Site</w:t>
+            </w:r>
+          </w:p>
+          <w:p>
+            <w:pPr>
+              <w:pStyle w:val="Compact"/>
+              <w:numPr>
+                <w:ilvl w:val="0"/>
+                <w:numId w:val="1035"/>
+              </w:numPr>
+            </w:pPr>
+            <w:r>
+              <w:rPr>
+                <w:rStyle w:val="VerbatimChar"/>
+                <w:lang w:val="en"/>
+              </w:rPr>
+              <w:t xml:space="preserve">Branch</w:t>
+            </w:r>
+          </w:p>
+          <w:p>
+            <w:pPr>
+              <w:pStyle w:val="Compact"/>
+              <w:numPr>
+                <w:ilvl w:val="0"/>
+                <w:numId w:val="1035"/>
+              </w:numPr>
+            </w:pPr>
+            <w:r>
+              <w:rPr>
+                <w:rStyle w:val="VerbatimChar"/>
+                <w:lang w:val="en"/>
+              </w:rPr>
+              <w:t xml:space="preserve">Operating Area</w:t>
+            </w:r>
+          </w:p>
+        </w:tc>
+      </w:tr>
+      <w:tr>
+        <w:tc>
+          <w:tcPr/>
+          <w:p>
+            <w:pPr>
+              <w:pStyle w:val="Compact"/>
+            </w:pPr>
+            <w:r>
+              <w:rPr>
+                <w:lang w:val="en"/>
+              </w:rPr>
+              <w:t xml:space="preserve">Area Source</w:t>
+            </w:r>
+          </w:p>
+        </w:tc>
+        <w:tc>
+          <w:tcPr/>
+          <w:p>
+            <w:pPr>
+              <w:pStyle w:val="Compact"/>
+            </w:pPr>
+            <w:r>
+              <w:rPr>
+                <w:rStyle w:val="VerbatimChar"/>
+                <w:lang w:val="en"/>
+              </w:rPr>
+              <w:t xml:space="preserve">area_source</w:t>
+            </w:r>
+          </w:p>
+        </w:tc>
+        <w:tc>
+          <w:tcPr/>
+          <w:p>
+            <w:pPr>
+              <w:pStyle w:val="FirstParagraph"/>
+            </w:pPr>
+            <w:hyperlink w:anchor="_AreaSource">
+              <w:r>
+                <w:rPr>
+                  <w:rStyle w:val="VerbatimChar"/>
+                  <w:lang w:val="en"/>
+                </w:rPr>
+                <w:t xml:space="preserve">AreaSource</w:t>
+              </w:r>
+            </w:hyperlink>
+          </w:p>
+        </w:tc>
+        <w:tc>
+          <w:tcPr/>
+          <w:p>
+            <w:pPr>
+              <w:pStyle w:val="Compact"/>
+            </w:pPr>
+            <w:r>
+              <w:rPr>
+                <w:lang w:val="en"/>
+              </w:rPr>
+              <w:t xml:space="preserve">No</w:t>
+            </w:r>
+          </w:p>
+        </w:tc>
+        <w:tc>
+          <w:tcPr/>
+          <w:p>
+            <w:pPr>
+              <w:pStyle w:val="FirstParagraph"/>
+            </w:pPr>
+            <w:r>
+              <w:rPr>
+                <w:lang w:val="en"/>
+              </w:rPr>
+              <w:t xml:space="preserve">The source of the area information for the location</w:t>
+            </w:r>
+          </w:p>
+        </w:tc>
+        <w:tc>
+          <w:tcPr/>
+          <w:p>
+            <w:pPr>
+              <w:pStyle w:val="Compact"/>
+              <w:numPr>
+                <w:ilvl w:val="0"/>
+                <w:numId w:val="1036"/>
+              </w:numPr>
+            </w:pPr>
+            <w:r>
+              <w:rPr>
+                <w:rStyle w:val="VerbatimChar"/>
+                <w:lang w:val="en"/>
+              </w:rPr>
+              <w:t xml:space="preserve">Postcode</w:t>
+            </w:r>
+          </w:p>
+          <w:p>
+            <w:pPr>
+              <w:pStyle w:val="Compact"/>
+              <w:numPr>
+                <w:ilvl w:val="0"/>
+                <w:numId w:val="1036"/>
+              </w:numPr>
+            </w:pPr>
+            <w:r>
+              <w:rPr>
+                <w:rStyle w:val="VerbatimChar"/>
+                <w:lang w:val="en"/>
+              </w:rPr>
+              <w:t xml:space="preserve">Area Code</w:t>
+            </w:r>
+          </w:p>
+        </w:tc>
+      </w:tr>
+      <w:tr>
+        <w:tc>
+          <w:tcPr/>
+          <w:p>
+            <w:pPr>
+              <w:pStyle w:val="Compact"/>
+            </w:pPr>
+            <w:r>
+              <w:rPr>
+                <w:lang w:val="en"/>
+              </w:rPr>
+              <w:t xml:space="preserve">Latitude</w:t>
+            </w:r>
+          </w:p>
+        </w:tc>
+        <w:tc>
+          <w:tcPr/>
+          <w:p>
+            <w:pPr>
+              <w:pStyle w:val="Compact"/>
+            </w:pPr>
+            <w:r>
+              <w:rPr>
+                <w:rStyle w:val="VerbatimChar"/>
+                <w:lang w:val="en"/>
+              </w:rPr>
+              <w:t xml:space="preserve">latitude</w:t>
+            </w:r>
+          </w:p>
+        </w:tc>
+        <w:tc>
+          <w:tcPr/>
+          <w:p>
+            <w:pPr>
+              <w:pStyle w:val="FirstParagraph"/>
+            </w:pPr>
+            <w:r>
+              <w:rPr>
+                <w:lang w:val="en"/>
+              </w:rPr>
+              <w:t xml:space="preserve">number</w:t>
+            </w:r>
+          </w:p>
+        </w:tc>
+        <w:tc>
+          <w:tcPr/>
+          <w:p>
+            <w:pPr>
+              <w:pStyle w:val="Compact"/>
+            </w:pPr>
+            <w:r>
+              <w:rPr>
+                <w:lang w:val="en"/>
+              </w:rPr>
+              <w:t xml:space="preserve">No</w:t>
+            </w:r>
+          </w:p>
+        </w:tc>
+        <w:tc>
+          <w:tcPr/>
+          <w:p>
+            <w:pPr>
+              <w:pStyle w:val="FirstParagraph"/>
+            </w:pPr>
+            <w:r>
+              <w:rPr>
+                <w:lang w:val="en"/>
+              </w:rPr>
+              <w:t xml:space="preserve">The latitude of the location</w:t>
+            </w:r>
+          </w:p>
+        </w:tc>
+        <w:tc>
+          <w:tcPr/>
+          <w:p>
+            <w:pPr>
+              <w:pStyle w:val="Compact"/>
+              <w:numPr>
+                <w:ilvl w:val="0"/>
+                <w:numId w:val="1037"/>
+              </w:numPr>
+            </w:pPr>
+            <w:r>
+              <w:rPr>
+                <w:rStyle w:val="VerbatimChar"/>
+                <w:lang w:val="en"/>
+              </w:rPr>
+              <w:t xml:space="preserve">51.50101</w:t>
+            </w:r>
+          </w:p>
+        </w:tc>
+      </w:tr>
+      <w:tr>
+        <w:tc>
+          <w:tcPr/>
+          <w:p>
+            <w:pPr>
+              <w:pStyle w:val="Compact"/>
+            </w:pPr>
+            <w:r>
+              <w:rPr>
+                <w:lang w:val="en"/>
+              </w:rPr>
+              <w:t xml:space="preserve">Longitude</w:t>
+            </w:r>
+          </w:p>
+        </w:tc>
+        <w:tc>
+          <w:tcPr/>
+          <w:p>
+            <w:pPr>
+              <w:pStyle w:val="Compact"/>
+            </w:pPr>
+            <w:r>
+              <w:rPr>
+                <w:rStyle w:val="VerbatimChar"/>
+                <w:lang w:val="en"/>
+              </w:rPr>
+              <w:t xml:space="preserve">longitude</w:t>
+            </w:r>
+          </w:p>
+        </w:tc>
+        <w:tc>
+          <w:tcPr/>
+          <w:p>
+            <w:pPr>
+              <w:pStyle w:val="FirstParagraph"/>
+            </w:pPr>
+            <w:r>
+              <w:rPr>
+                <w:lang w:val="en"/>
+              </w:rPr>
+              <w:t xml:space="preserve">number</w:t>
+            </w:r>
+          </w:p>
+        </w:tc>
+        <w:tc>
+          <w:tcPr/>
+          <w:p>
+            <w:pPr>
+              <w:pStyle w:val="Compact"/>
+            </w:pPr>
+            <w:r>
+              <w:rPr>
+                <w:lang w:val="en"/>
+              </w:rPr>
+              <w:t xml:space="preserve">No</w:t>
+            </w:r>
+          </w:p>
+        </w:tc>
+        <w:tc>
+          <w:tcPr/>
+          <w:p>
+            <w:pPr>
+              <w:pStyle w:val="FirstParagraph"/>
+            </w:pPr>
+            <w:r>
+              <w:rPr>
+                <w:lang w:val="en"/>
+              </w:rPr>
+              <w:t xml:space="preserve">The longitude of the location</w:t>
+            </w:r>
+          </w:p>
+        </w:tc>
+        <w:tc>
+          <w:tcPr/>
+          <w:p>
+            <w:pPr>
+              <w:pStyle w:val="Compact"/>
+              <w:numPr>
+                <w:ilvl w:val="0"/>
+                <w:numId w:val="1038"/>
+              </w:numPr>
+            </w:pPr>
+            <w:r>
+              <w:rPr>
+                <w:rStyle w:val="VerbatimChar"/>
+                <w:lang w:val="en"/>
+              </w:rPr>
+              <w:t xml:space="preserve">-0.141563</w:t>
+            </w:r>
+          </w:p>
+        </w:tc>
+      </w:tr>
+    </w:tbl>
+    <w:p>
+      <w:pPr>
+        <w:pStyle w:val="Heading2"/>
+      </w:pPr>
+      <w:bookmarkStart w:id="16" w:name="_GeoPostcodeModel"/>
+      <w:r>
+        <w:rPr>
+          <w:lang w:val="en"/>
+        </w:rPr>
+        <w:t xml:space="preserve">Geo Postcode</w:t>
+      </w:r>
+      <w:bookmarkEnd w:id="16"/>
+    </w:p>
+    <w:p>
+      <w:pPr>
+        <w:pStyle w:val="FirstParagraph"/>
+      </w:pPr>
+      <w:r>
+        <w:rPr>
+          <w:lang w:val="en"/>
+        </w:rPr>
+        <w:t xml:space="preserve">Represents a geographic location identified by postcode within the model</w:t>
+      </w:r>
+    </w:p>
+    <w:tbl>
+      <w:tblPr>
+        <w:tblStyle w:val="Table"/>
+        <w:tblW w:type="pct" w:w="5000"/>
+        <w:tblLayout w:type="fixed"/>
+        <w:tblLook w:firstRow="1" w:lastRow="0" w:firstColumn="0" w:lastColumn="0" w:noHBand="0" w:noVBand="0" w:val="0020"/>
+      </w:tblPr>
+      <w:tblGrid>
+        <w:gridCol w:w="1320"/>
+        <w:gridCol w:w="1320"/>
+        <w:gridCol w:w="1320"/>
+        <w:gridCol w:w="1320"/>
+        <w:gridCol w:w="1320"/>
+        <w:gridCol w:w="1320"/>
+      </w:tblGrid>
+      <w:tr>
+        <w:trPr>
+          <w:tblHeader w:val="on"/>
+        </w:trPr>
+        <w:tc>
+          <w:tcPr/>
+          <w:p>
+            <w:pPr>
+              <w:pStyle w:val="Compact"/>
+            </w:pPr>
+            <w:r>
+              <w:rPr>
+                <w:lang w:val="en"/>
+              </w:rPr>
+              <w:t xml:space="preserve">Title</w:t>
+            </w:r>
+          </w:p>
+        </w:tc>
+        <w:tc>
+          <w:tcPr/>
+          <w:p>
+            <w:pPr>
+              <w:pStyle w:val="Compact"/>
+            </w:pPr>
+            <w:r>
+              <w:rPr>
+                <w:lang w:val="en"/>
+              </w:rPr>
+              <w:t xml:space="preserve">Property</w:t>
+            </w:r>
+          </w:p>
+        </w:tc>
+        <w:tc>
+          <w:tcPr/>
+          <w:p>
+            <w:pPr>
+              <w:pStyle w:val="Compact"/>
+            </w:pPr>
+            <w:r>
+              <w:rPr>
+                <w:lang w:val="en"/>
+              </w:rPr>
+              <w:t xml:space="preserve">Type</w:t>
+            </w:r>
+          </w:p>
+        </w:tc>
+        <w:tc>
+          <w:tcPr/>
+          <w:p>
+            <w:pPr>
+              <w:pStyle w:val="Compact"/>
+            </w:pPr>
+            <w:r>
+              <w:rPr>
+                <w:lang w:val="en"/>
+              </w:rPr>
+              <w:t xml:space="preserve">Required</w:t>
+            </w:r>
+          </w:p>
+        </w:tc>
+        <w:tc>
+          <w:tcPr/>
+          <w:p>
+            <w:pPr>
+              <w:pStyle w:val="Compact"/>
+            </w:pPr>
+            <w:r>
+              <w:rPr>
+                <w:lang w:val="en"/>
+              </w:rPr>
+              <w:t xml:space="preserve">Description</w:t>
+            </w:r>
+          </w:p>
+        </w:tc>
+        <w:tc>
+          <w:tcPr/>
+          <w:p>
+            <w:pPr>
+              <w:pStyle w:val="Compact"/>
+            </w:pPr>
+            <w:r>
+              <w:rPr>
+                <w:lang w:val="en"/>
+              </w:rPr>
+              <w:t xml:space="preserve">Examples</w:t>
+            </w:r>
+          </w:p>
+        </w:tc>
+      </w:tr>
+      <w:tr>
+        <w:tc>
+          <w:tcPr/>
+          <w:p>
+            <w:pPr>
+              <w:pStyle w:val="Compact"/>
+            </w:pPr>
+            <w:r>
+              <w:rPr>
+                <w:lang w:val="en"/>
+              </w:rPr>
+              <w:t xml:space="preserve">Ward Code</w:t>
+            </w:r>
+          </w:p>
+        </w:tc>
+        <w:tc>
+          <w:tcPr/>
+          <w:p>
+            <w:pPr>
+              <w:pStyle w:val="Compact"/>
+            </w:pPr>
+            <w:r>
+              <w:rPr>
+                <w:rStyle w:val="VerbatimChar"/>
+                <w:lang w:val="en"/>
+              </w:rPr>
+              <w:t xml:space="preserve">ward_code</w:t>
+            </w:r>
+          </w:p>
+        </w:tc>
+        <w:tc>
+          <w:tcPr/>
+          <w:p>
+            <w:pPr>
+              <w:pStyle w:val="FirstParagraph"/>
+            </w:pPr>
+            <w:r>
+              <w:rPr>
+                <w:lang w:val="en"/>
+              </w:rPr>
+              <w:t xml:space="preserve">string</w:t>
+            </w:r>
+          </w:p>
+        </w:tc>
+        <w:tc>
+          <w:tcPr/>
+          <w:p>
+            <w:pPr>
+              <w:pStyle w:val="Compact"/>
+            </w:pPr>
+            <w:r>
+              <w:rPr>
+                <w:lang w:val="en"/>
+              </w:rPr>
+              <w:t xml:space="preserve">No</w:t>
+            </w:r>
+          </w:p>
+        </w:tc>
+        <w:tc>
+          <w:tcPr/>
+          <w:p>
+            <w:pPr>
+              <w:pStyle w:val="FirstParagraph"/>
+            </w:pPr>
+            <w:r>
+              <w:rPr>
+                <w:lang w:val="en"/>
+              </w:rPr>
+              <w:t xml:space="preserve">The ward code of the location</w:t>
+            </w:r>
+          </w:p>
+        </w:tc>
+        <w:tc>
+          <w:tcPr/>
+          <w:p>
+            <w:pPr>
+              <w:pStyle w:val="Compact"/>
+              <w:numPr>
+                <w:ilvl w:val="0"/>
+                <w:numId w:val="1039"/>
+              </w:numPr>
+            </w:pPr>
+            <w:r>
+              <w:rPr>
+                <w:rStyle w:val="VerbatimChar"/>
+                <w:lang w:val="en"/>
+              </w:rPr>
+              <w:t xml:space="preserve">E05013806</w:t>
+            </w:r>
+          </w:p>
+        </w:tc>
+      </w:tr>
+      <w:tr>
+        <w:tc>
+          <w:tcPr/>
+          <w:p>
+            <w:pPr>
+              <w:pStyle w:val="Compact"/>
+            </w:pPr>
+            <w:r>
+              <w:rPr>
+                <w:lang w:val="en"/>
+              </w:rPr>
+              <w:t xml:space="preserve">Local Authority Code</w:t>
+            </w:r>
+          </w:p>
+        </w:tc>
+        <w:tc>
+          <w:tcPr/>
+          <w:p>
+            <w:pPr>
+              <w:pStyle w:val="Compact"/>
+            </w:pPr>
+            <w:r>
+              <w:rPr>
+                <w:rStyle w:val="VerbatimChar"/>
+                <w:lang w:val="en"/>
+              </w:rPr>
+              <w:t xml:space="preserve">localauthority_code</w:t>
+            </w:r>
+          </w:p>
+        </w:tc>
+        <w:tc>
+          <w:tcPr/>
+          <w:p>
+            <w:pPr>
+              <w:pStyle w:val="FirstParagraph"/>
+            </w:pPr>
+            <w:r>
+              <w:rPr>
+                <w:lang w:val="en"/>
+              </w:rPr>
+              <w:t xml:space="preserve">string</w:t>
+            </w:r>
+          </w:p>
+        </w:tc>
+        <w:tc>
+          <w:tcPr/>
+          <w:p>
+            <w:pPr>
+              <w:pStyle w:val="Compact"/>
+            </w:pPr>
+            <w:r>
+              <w:rPr>
+                <w:lang w:val="en"/>
+              </w:rPr>
+              <w:t xml:space="preserve">No</w:t>
+            </w:r>
+          </w:p>
+        </w:tc>
+        <w:tc>
+          <w:tcPr/>
+          <w:p>
+            <w:pPr>
+              <w:pStyle w:val="FirstParagraph"/>
+            </w:pPr>
+            <w:r>
+              <w:rPr>
+                <w:lang w:val="en"/>
+              </w:rPr>
+              <w:t xml:space="preserve">The local authority code of the location</w:t>
+            </w:r>
+          </w:p>
+        </w:tc>
+        <w:tc>
+          <w:tcPr/>
+          <w:p>
+            <w:pPr>
+              <w:pStyle w:val="Compact"/>
+              <w:numPr>
+                <w:ilvl w:val="0"/>
+                <w:numId w:val="1040"/>
+              </w:numPr>
+            </w:pPr>
+            <w:r>
+              <w:rPr>
+                <w:rStyle w:val="VerbatimChar"/>
+                <w:lang w:val="en"/>
+              </w:rPr>
+              <w:t xml:space="preserve">E09000033</w:t>
+            </w:r>
+          </w:p>
+        </w:tc>
+      </w:tr>
+      <w:tr>
+        <w:tc>
+          <w:tcPr/>
+          <w:p>
+            <w:pPr>
+              <w:pStyle w:val="Compact"/>
+            </w:pPr>
+            <w:r>
+              <w:rPr>
+                <w:lang w:val="en"/>
+              </w:rPr>
+              <w:t xml:space="preserve">Region Code</w:t>
+            </w:r>
+          </w:p>
+        </w:tc>
+        <w:tc>
+          <w:tcPr/>
+          <w:p>
+            <w:pPr>
+              <w:pStyle w:val="Compact"/>
+            </w:pPr>
+            <w:r>
+              <w:rPr>
+                <w:rStyle w:val="VerbatimChar"/>
+                <w:lang w:val="en"/>
+              </w:rPr>
+              <w:t xml:space="preserve">region_code</w:t>
+            </w:r>
+          </w:p>
+        </w:tc>
+        <w:tc>
+          <w:tcPr/>
+          <w:p>
+            <w:pPr>
+              <w:pStyle w:val="FirstParagraph"/>
+            </w:pPr>
+            <w:r>
+              <w:rPr>
+                <w:lang w:val="en"/>
+              </w:rPr>
+              <w:t xml:space="preserve">string</w:t>
+            </w:r>
+          </w:p>
+        </w:tc>
+        <w:tc>
+          <w:tcPr/>
+          <w:p>
+            <w:pPr>
+              <w:pStyle w:val="Compact"/>
+            </w:pPr>
+            <w:r>
+              <w:rPr>
+                <w:lang w:val="en"/>
+              </w:rPr>
+              <w:t xml:space="preserve">No</w:t>
+            </w:r>
+          </w:p>
+        </w:tc>
+        <w:tc>
+          <w:tcPr/>
+          <w:p>
+            <w:pPr>
+              <w:pStyle w:val="FirstParagraph"/>
+            </w:pPr>
+            <w:r>
+              <w:rPr>
+                <w:lang w:val="en"/>
+              </w:rPr>
+              <w:t xml:space="preserve">The region code of the location</w:t>
+            </w:r>
+          </w:p>
+        </w:tc>
+        <w:tc>
+          <w:tcPr/>
+          <w:p>
+            <w:pPr>
+              <w:pStyle w:val="Compact"/>
+              <w:numPr>
+                <w:ilvl w:val="0"/>
+                <w:numId w:val="1041"/>
+              </w:numPr>
+            </w:pPr>
+            <w:r>
+              <w:rPr>
+                <w:rStyle w:val="VerbatimChar"/>
+                <w:lang w:val="en"/>
+              </w:rPr>
+              <w:t xml:space="preserve">E12000007</w:t>
+            </w:r>
+          </w:p>
+        </w:tc>
+      </w:tr>
+      <w:tr>
+        <w:tc>
+          <w:tcPr/>
+          <w:p>
+            <w:pPr>
+              <w:pStyle w:val="Compact"/>
+            </w:pPr>
+            <w:r>
+              <w:rPr>
+                <w:lang w:val="en"/>
+              </w:rPr>
+              <w:t xml:space="preserve">Country Code</w:t>
+            </w:r>
+          </w:p>
+        </w:tc>
+        <w:tc>
+          <w:tcPr/>
+          <w:p>
+            <w:pPr>
+              <w:pStyle w:val="Compact"/>
+            </w:pPr>
+            <w:r>
+              <w:rPr>
+                <w:rStyle w:val="VerbatimChar"/>
+                <w:lang w:val="en"/>
+              </w:rPr>
+              <w:t xml:space="preserve">country_code</w:t>
+            </w:r>
+          </w:p>
+        </w:tc>
+        <w:tc>
+          <w:tcPr/>
+          <w:p>
+            <w:pPr>
+              <w:pStyle w:val="FirstParagraph"/>
+            </w:pPr>
+            <w:r>
+              <w:rPr>
+                <w:lang w:val="en"/>
+              </w:rPr>
+              <w:t xml:space="preserve">string</w:t>
+            </w:r>
+          </w:p>
+        </w:tc>
+        <w:tc>
+          <w:tcPr/>
+          <w:p>
+            <w:pPr>
+              <w:pStyle w:val="Compact"/>
+            </w:pPr>
+            <w:r>
+              <w:rPr>
+                <w:lang w:val="en"/>
+              </w:rPr>
+              <w:t xml:space="preserve">No</w:t>
+            </w:r>
+          </w:p>
+        </w:tc>
+        <w:tc>
+          <w:tcPr/>
+          <w:p>
+            <w:pPr>
+              <w:pStyle w:val="FirstParagraph"/>
+            </w:pPr>
+            <w:r>
+              <w:rPr>
+                <w:lang w:val="en"/>
+              </w:rPr>
+              <w:t xml:space="preserve">The country code of the location</w:t>
+            </w:r>
+          </w:p>
+        </w:tc>
+        <w:tc>
+          <w:tcPr/>
+          <w:p>
+            <w:pPr>
+              <w:pStyle w:val="Compact"/>
+              <w:numPr>
+                <w:ilvl w:val="0"/>
+                <w:numId w:val="1042"/>
+              </w:numPr>
+            </w:pPr>
+            <w:r>
+              <w:rPr>
+                <w:rStyle w:val="VerbatimChar"/>
+                <w:lang w:val="en"/>
+              </w:rPr>
+              <w:t xml:space="preserve">E92000001</w:t>
+            </w:r>
+          </w:p>
+        </w:tc>
+      </w:tr>
+      <w:tr>
+        <w:tc>
+          <w:tcPr/>
+          <w:p>
+            <w:pPr>
+              <w:pStyle w:val="Compact"/>
+            </w:pPr>
+            <w:r>
+              <w:rPr>
+                <w:lang w:val="en"/>
+              </w:rPr>
+              <w:t xml:space="preserve">Location Type</w:t>
+            </w:r>
+          </w:p>
+        </w:tc>
+        <w:tc>
+          <w:tcPr/>
+          <w:p>
+            <w:pPr>
+              <w:pStyle w:val="Compact"/>
+            </w:pPr>
+            <w:r>
+              <w:rPr>
+                <w:rStyle w:val="VerbatimChar"/>
+                <w:lang w:val="en"/>
+              </w:rPr>
+              <w:t xml:space="preserve">location_type</w:t>
+            </w:r>
+          </w:p>
+        </w:tc>
+        <w:tc>
+          <w:tcPr/>
+          <w:p>
+            <w:pPr>
+              <w:pStyle w:val="FirstParagraph"/>
+            </w:pPr>
+            <w:hyperlink w:anchor="_LocationType">
+              <w:r>
+                <w:rPr>
+                  <w:rStyle w:val="VerbatimChar"/>
+                  <w:lang w:val="en"/>
+                </w:rPr>
+                <w:t xml:space="preserve">LocationType</w:t>
+              </w:r>
+            </w:hyperlink>
+          </w:p>
+        </w:tc>
+        <w:tc>
+          <w:tcPr/>
+          <w:p>
+            <w:pPr>
+              <w:pStyle w:val="Compact"/>
+            </w:pPr>
+            <w:r>
+              <w:rPr>
+                <w:lang w:val="en"/>
+              </w:rPr>
+              <w:t xml:space="preserve">No</w:t>
+            </w:r>
+          </w:p>
+        </w:tc>
+        <w:tc>
+          <w:tcPr/>
+          <w:p>
+            <w:pPr>
+              <w:pStyle w:val="FirstParagraph"/>
+            </w:pPr>
+            <w:r>
+              <w:rPr>
+                <w:lang w:val="en"/>
+              </w:rPr>
+              <w:t xml:space="preserve">The type of the location</w:t>
+            </w:r>
+          </w:p>
+        </w:tc>
+        <w:tc>
+          <w:tcPr/>
+          <w:p>
+            <w:pPr>
+              <w:pStyle w:val="Compact"/>
+              <w:numPr>
+                <w:ilvl w:val="0"/>
+                <w:numId w:val="1043"/>
+              </w:numPr>
+            </w:pPr>
+            <w:r>
+              <w:rPr>
+                <w:rStyle w:val="VerbatimChar"/>
+                <w:lang w:val="en"/>
+              </w:rPr>
+              <w:t xml:space="preserve">Headquarters</w:t>
+            </w:r>
+          </w:p>
+          <w:p>
+            <w:pPr>
+              <w:pStyle w:val="Compact"/>
+              <w:numPr>
+                <w:ilvl w:val="0"/>
+                <w:numId w:val="1043"/>
+              </w:numPr>
+            </w:pPr>
+            <w:r>
+              <w:rPr>
+                <w:rStyle w:val="VerbatimChar"/>
+                <w:lang w:val="en"/>
+              </w:rPr>
+              <w:t xml:space="preserve">Site</w:t>
+            </w:r>
+          </w:p>
+          <w:p>
+            <w:pPr>
+              <w:pStyle w:val="Compact"/>
+              <w:numPr>
+                <w:ilvl w:val="0"/>
+                <w:numId w:val="1043"/>
+              </w:numPr>
+            </w:pPr>
+            <w:r>
+              <w:rPr>
+                <w:rStyle w:val="VerbatimChar"/>
+                <w:lang w:val="en"/>
+              </w:rPr>
+              <w:t xml:space="preserve">Branch</w:t>
+            </w:r>
+          </w:p>
+          <w:p>
+            <w:pPr>
+              <w:pStyle w:val="Compact"/>
+              <w:numPr>
+                <w:ilvl w:val="0"/>
+                <w:numId w:val="1043"/>
+              </w:numPr>
+            </w:pPr>
+            <w:r>
+              <w:rPr>
+                <w:rStyle w:val="VerbatimChar"/>
+                <w:lang w:val="en"/>
+              </w:rPr>
+              <w:t xml:space="preserve">Operating Area</w:t>
+            </w:r>
+          </w:p>
+        </w:tc>
+      </w:tr>
+      <w:tr>
+        <w:tc>
+          <w:tcPr/>
+          <w:p>
+            <w:pPr>
+              <w:pStyle w:val="Compact"/>
+            </w:pPr>
+            <w:r>
+              <w:rPr>
+                <w:lang w:val="en"/>
+              </w:rPr>
+              <w:t xml:space="preserve">Area Source</w:t>
+            </w:r>
+          </w:p>
+        </w:tc>
+        <w:tc>
+          <w:tcPr/>
+          <w:p>
+            <w:pPr>
+              <w:pStyle w:val="Compact"/>
+            </w:pPr>
+            <w:r>
+              <w:rPr>
+                <w:rStyle w:val="VerbatimChar"/>
+                <w:lang w:val="en"/>
+              </w:rPr>
+              <w:t xml:space="preserve">area_source</w:t>
+            </w:r>
+          </w:p>
+        </w:tc>
+        <w:tc>
+          <w:tcPr/>
+          <w:p>
+            <w:pPr>
+              <w:pStyle w:val="FirstParagraph"/>
+            </w:pPr>
+            <w:hyperlink w:anchor="_AreaSource">
+              <w:r>
+                <w:rPr>
+                  <w:rStyle w:val="VerbatimChar"/>
+                  <w:lang w:val="en"/>
+                </w:rPr>
+                <w:t xml:space="preserve">AreaSource</w:t>
+              </w:r>
+            </w:hyperlink>
+          </w:p>
+        </w:tc>
+        <w:tc>
+          <w:tcPr/>
+          <w:p>
+            <w:pPr>
+              <w:pStyle w:val="Compact"/>
+            </w:pPr>
+            <w:r>
+              <w:rPr>
+                <w:lang w:val="en"/>
+              </w:rPr>
+              <w:t xml:space="preserve">No</w:t>
+            </w:r>
+          </w:p>
+        </w:tc>
+        <w:tc>
+          <w:tcPr/>
+          <w:p>
+            <w:pPr>
+              <w:pStyle w:val="FirstParagraph"/>
+            </w:pPr>
+            <w:r>
+              <w:rPr>
+                <w:lang w:val="en"/>
+              </w:rPr>
+              <w:t xml:space="preserve">The source of the area information for the location</w:t>
+            </w:r>
+          </w:p>
+        </w:tc>
+        <w:tc>
+          <w:tcPr/>
+          <w:p>
+            <w:pPr>
+              <w:pStyle w:val="Compact"/>
+              <w:numPr>
+                <w:ilvl w:val="0"/>
+                <w:numId w:val="1044"/>
+              </w:numPr>
+            </w:pPr>
+            <w:r>
+              <w:rPr>
+                <w:rStyle w:val="VerbatimChar"/>
+                <w:lang w:val="en"/>
+              </w:rPr>
+              <w:t xml:space="preserve">Postcode</w:t>
+            </w:r>
+          </w:p>
+          <w:p>
+            <w:pPr>
+              <w:pStyle w:val="Compact"/>
+              <w:numPr>
+                <w:ilvl w:val="0"/>
+                <w:numId w:val="1044"/>
+              </w:numPr>
+            </w:pPr>
+            <w:r>
+              <w:rPr>
+                <w:rStyle w:val="VerbatimChar"/>
+                <w:lang w:val="en"/>
+              </w:rPr>
+              <w:t xml:space="preserve">Area Code</w:t>
+            </w:r>
+          </w:p>
+        </w:tc>
+      </w:tr>
+      <w:tr>
+        <w:tc>
+          <w:tcPr/>
+          <w:p>
+            <w:pPr>
+              <w:pStyle w:val="Compact"/>
+            </w:pPr>
+            <w:r>
+              <w:rPr>
+                <w:lang w:val="en"/>
+              </w:rPr>
+              <w:t xml:space="preserve">Postcode</w:t>
+            </w:r>
+          </w:p>
+        </w:tc>
+        <w:tc>
+          <w:tcPr/>
+          <w:p>
+            <w:pPr>
+              <w:pStyle w:val="Compact"/>
+            </w:pPr>
+            <w:r>
+              <w:rPr>
+                <w:rStyle w:val="VerbatimChar"/>
+                <w:lang w:val="en"/>
+              </w:rPr>
+              <w:t xml:space="preserve">postcode</w:t>
+            </w:r>
+          </w:p>
+        </w:tc>
+        <w:tc>
+          <w:tcPr/>
+          <w:p>
+            <w:pPr>
+              <w:pStyle w:val="FirstParagraph"/>
+            </w:pPr>
+            <w:r>
+              <w:rPr>
+                <w:lang w:val="en"/>
+              </w:rPr>
+              <w:t xml:space="preserve">string</w:t>
+            </w:r>
+          </w:p>
+        </w:tc>
+        <w:tc>
+          <w:tcPr/>
+          <w:p>
+            <w:pPr>
+              <w:pStyle w:val="Compact"/>
+            </w:pPr>
+            <w:r>
+              <w:rPr>
+                <w:lang w:val="en"/>
+              </w:rPr>
+              <w:t xml:space="preserve">No</w:t>
+            </w:r>
+          </w:p>
+        </w:tc>
+        <w:tc>
+          <w:tcPr/>
+          <w:p>
+            <w:pPr>
+              <w:pStyle w:val="FirstParagraph"/>
+            </w:pPr>
+            <w:r>
+              <w:rPr>
+                <w:lang w:val="en"/>
+              </w:rPr>
+              <w:t xml:space="preserve">The postcode of the location</w:t>
+            </w:r>
+          </w:p>
+        </w:tc>
+        <w:tc>
+          <w:tcPr/>
+          <w:p>
+            <w:pPr>
+              <w:pStyle w:val="Compact"/>
+              <w:numPr>
+                <w:ilvl w:val="0"/>
+                <w:numId w:val="1045"/>
+              </w:numPr>
+            </w:pPr>
+            <w:r>
+              <w:rPr>
+                <w:rStyle w:val="VerbatimChar"/>
+                <w:lang w:val="en"/>
+              </w:rPr>
+              <w:t xml:space="preserve">SW1A 1AA</w:t>
+            </w:r>
+          </w:p>
+        </w:tc>
+      </w:tr>
+    </w:tbl>
+    <w:p>
+      <w:pPr>
+        <w:pStyle w:val="Heading2"/>
+      </w:pPr>
+      <w:bookmarkStart w:id="17" w:name="_SiteModel"/>
       <w:r>
         <w:rPr>
           <w:lang w:val="en"/>
         </w:rPr>
         <w:t xml:space="preserve">Site</w:t>
       </w:r>
-      <w:bookmarkEnd w:id="15"/>
+      <w:bookmarkEnd w:id="17"/>
     </w:p>
     <w:p>
       <w:pPr>
@@ -5499,7 +7135,7 @@
               <w:pStyle w:val="Compact"/>
               <w:numPr>
                 <w:ilvl w:val="0"/>
-                <w:numId w:val="1033"/>
+                <w:numId w:val="1046"/>
               </w:numPr>
             </w:pPr>
             <w:r>
@@ -5598,7 +7234,7 @@
               <w:pStyle w:val="Compact"/>
               <w:numPr>
                 <w:ilvl w:val="0"/>
-                <w:numId w:val="1034"/>
+                <w:numId w:val="1047"/>
               </w:numPr>
             </w:pPr>
             <w:r>
@@ -5730,7 +7366,7 @@
               <w:pStyle w:val="Compact"/>
               <w:numPr>
                 <w:ilvl w:val="0"/>
-                <w:numId w:val="1035"/>
+                <w:numId w:val="1048"/>
               </w:numPr>
             </w:pPr>
             <w:r>
@@ -5746,7 +7382,7 @@
               <w:pStyle w:val="Compact"/>
               <w:numPr>
                 <w:ilvl w:val="0"/>
-                <w:numId w:val="1035"/>
+                <w:numId w:val="1048"/>
               </w:numPr>
             </w:pPr>
             <w:r>
@@ -5762,7 +7398,7 @@
               <w:pStyle w:val="Compact"/>
               <w:numPr>
                 <w:ilvl w:val="0"/>
-                <w:numId w:val="1035"/>
+                <w:numId w:val="1048"/>
               </w:numPr>
             </w:pPr>
             <w:r>
@@ -5917,7 +7553,7 @@
               <w:pStyle w:val="Compact"/>
               <w:numPr>
                 <w:ilvl w:val="0"/>
-                <w:numId w:val="1036"/>
+                <w:numId w:val="1049"/>
               </w:numPr>
             </w:pPr>
             <w:r>
@@ -6116,7 +7752,7 @@
               <w:pStyle w:val="Compact"/>
               <w:numPr>
                 <w:ilvl w:val="0"/>
-                <w:numId w:val="1037"/>
+                <w:numId w:val="1050"/>
               </w:numPr>
             </w:pPr>
             <w:r>
@@ -6209,7 +7845,7 @@
               <w:pStyle w:val="Compact"/>
               <w:numPr>
                 <w:ilvl w:val="0"/>
-                <w:numId w:val="1038"/>
+                <w:numId w:val="1051"/>
               </w:numPr>
             </w:pPr>
             <w:r>
@@ -6302,7 +7938,7 @@
               <w:pStyle w:val="Compact"/>
               <w:numPr>
                 <w:ilvl w:val="0"/>
-                <w:numId w:val="1039"/>
+                <w:numId w:val="1052"/>
               </w:numPr>
             </w:pPr>
             <w:r>
@@ -6409,7 +8045,7 @@
               <w:pStyle w:val="Compact"/>
               <w:numPr>
                 <w:ilvl w:val="0"/>
-                <w:numId w:val="1040"/>
+                <w:numId w:val="1053"/>
               </w:numPr>
             </w:pPr>
             <w:r>
@@ -6425,7 +8061,7 @@
               <w:pStyle w:val="Compact"/>
               <w:numPr>
                 <w:ilvl w:val="0"/>
-                <w:numId w:val="1040"/>
+                <w:numId w:val="1053"/>
               </w:numPr>
             </w:pPr>
             <w:r>
@@ -6595,7 +8231,7 @@
               <w:rPr>
                 <w:lang w:val="en"/>
               </w:rPr>
-              <w:t xml:space="preserve">List of</w:t>
+              <w:t xml:space="preserve">List of One of</w:t>
             </w:r>
             <w:r>
               <w:rPr>
@@ -6603,13 +8239,55 @@
               </w:rPr>
               <w:t xml:space="preserve"> </w:t>
             </w:r>
-            <w:hyperlink w:anchor="_LocationModel">
+            <w:hyperlink w:anchor="_GeoAreaCodeModel">
               <w:r>
                 <w:rPr>
                   <w:rStyle w:val="VerbatimChar"/>
                   <w:lang w:val="en"/>
                 </w:rPr>
-                <w:t xml:space="preserve">Location</w:t>
+                <w:t xml:space="preserve">Geo Area Code</w:t>
+              </w:r>
+            </w:hyperlink>
+            <w:r>
+              <w:rPr>
+                <w:lang w:val="en"/>
+              </w:rPr>
+              <w:t xml:space="preserve">,</w:t>
+            </w:r>
+            <w:r>
+              <w:rPr>
+                <w:lang w:val="en"/>
+              </w:rPr>
+              <w:t xml:space="preserve"> </w:t>
+            </w:r>
+            <w:hyperlink w:anchor="_GeoPointModel">
+              <w:r>
+                <w:rPr>
+                  <w:rStyle w:val="VerbatimChar"/>
+                  <w:lang w:val="en"/>
+                </w:rPr>
+                <w:t xml:space="preserve">Geo Point</w:t>
+              </w:r>
+            </w:hyperlink>
+            <w:r>
+              <w:rPr>
+                <w:lang w:val="en"/>
+              </w:rPr>
+              <w:t xml:space="preserve">,</w:t>
+            </w:r>
+            <w:r>
+              <w:rPr>
+                <w:lang w:val="en"/>
+              </w:rPr>
+              <w:t xml:space="preserve"> </w:t>
+            </w:r>
+            <w:hyperlink w:anchor="_GeoPostcodeModel">
+              <w:r>
+                <w:rPr>
+                  <w:rStyle w:val="VerbatimChar"/>
+                  <w:lang w:val="en"/>
+                </w:rPr>
+                <w:t xml:space="preserve">Geo Postcode</w:t>
               </w:r>
             </w:hyperlink>
           </w:p>
@@ -6733,7 +8411,7 @@
               <w:pStyle w:val="Compact"/>
               <w:numPr>
                 <w:ilvl w:val="0"/>
-                <w:numId w:val="1041"/>
+                <w:numId w:val="1054"/>
               </w:numPr>
             </w:pPr>
             <w:r>
@@ -6826,7 +8504,7 @@
               <w:pStyle w:val="Compact"/>
               <w:numPr>
                 <w:ilvl w:val="0"/>
-                <w:numId w:val="1042"/>
+                <w:numId w:val="1055"/>
               </w:numPr>
             </w:pPr>
             <w:r>
@@ -7024,14 +8702,14 @@
       <w:pPr>
         <w:pStyle w:val="Heading2"/>
       </w:pPr>
-      <w:bookmarkStart w:id="16" w:name="_SocialMediaHandle"/>
+      <w:bookmarkStart w:id="18" w:name="_SocialMediaHandle"/>
       <w:r>
         <w:rPr>
           <w:lang w:val="en"/>
         </w:rPr>
         <w:t xml:space="preserve">Social Media Handle</w:t>
       </w:r>
-      <w:bookmarkEnd w:id="16"/>
+      <w:bookmarkEnd w:id="18"/>
     </w:p>
     <w:p>
       <w:pPr>
@@ -7228,7 +8906,7 @@
               <w:pStyle w:val="Compact"/>
               <w:numPr>
                 <w:ilvl w:val="0"/>
-                <w:numId w:val="1043"/>
+                <w:numId w:val="1056"/>
               </w:numPr>
             </w:pPr>
             <w:r>
@@ -7321,7 +8999,7 @@
               <w:pStyle w:val="Compact"/>
               <w:numPr>
                 <w:ilvl w:val="0"/>
-                <w:numId w:val="1044"/>
+                <w:numId w:val="1057"/>
               </w:numPr>
             </w:pPr>
             <w:r>
@@ -7414,7 +9092,7 @@
               <w:pStyle w:val="Compact"/>
               <w:numPr>
                 <w:ilvl w:val="0"/>
-                <w:numId w:val="1045"/>
+                <w:numId w:val="1058"/>
               </w:numPr>
             </w:pPr>
             <w:r>
@@ -7432,14 +9110,14 @@
       <w:pPr>
         <w:pStyle w:val="Heading2"/>
       </w:pPr>
-      <w:bookmarkStart w:id="17" w:name="_VocabularyEntry"/>
+      <w:bookmarkStart w:id="19" w:name="_VocabularyEntry"/>
       <w:r>
         <w:rPr>
           <w:lang w:val="en"/>
         </w:rPr>
         <w:t xml:space="preserve">VocabularyEntry</w:t>
       </w:r>
-      <w:bookmarkEnd w:id="17"/>
+      <w:bookmarkEnd w:id="19"/>
     </w:p>
     <w:p>
       <w:pPr>
@@ -7636,7 +9314,7 @@
               <w:pStyle w:val="Compact"/>
               <w:numPr>
                 <w:ilvl w:val="0"/>
-                <w:numId w:val="1046"/>
+                <w:numId w:val="1059"/>
               </w:numPr>
             </w:pPr>
             <w:r>
@@ -7652,7 +9330,7 @@
               <w:pStyle w:val="Compact"/>
               <w:numPr>
                 <w:ilvl w:val="0"/>
-                <w:numId w:val="1046"/>
+                <w:numId w:val="1059"/>
               </w:numPr>
             </w:pPr>
             <w:r>
@@ -7745,7 +9423,7 @@
               <w:pStyle w:val="Compact"/>
               <w:numPr>
                 <w:ilvl w:val="0"/>
-                <w:numId w:val="1047"/>
+                <w:numId w:val="1060"/>
               </w:numPr>
             </w:pPr>
             <w:r>
@@ -7761,7 +9439,7 @@
               <w:pStyle w:val="Compact"/>
               <w:numPr>
                 <w:ilvl w:val="0"/>
-                <w:numId w:val="1047"/>
+                <w:numId w:val="1060"/>
               </w:numPr>
             </w:pPr>
             <w:r>
@@ -7863,21 +9541,21 @@
       <w:pPr>
         <w:pStyle w:val="Heading2"/>
       </w:pPr>
-      <w:bookmarkStart w:id="18" w:name="_AreaSource"/>
+      <w:bookmarkStart w:id="20" w:name="_AreaSource"/>
       <w:r>
         <w:rPr>
           <w:lang w:val="en"/>
         </w:rPr>
         <w:t xml:space="preserve">AreaSource</w:t>
       </w:r>
-      <w:bookmarkEnd w:id="18"/>
+      <w:bookmarkEnd w:id="20"/>
     </w:p>
     <w:p>
       <w:pPr>
         <w:pStyle w:val="Compact"/>
         <w:numPr>
           <w:ilvl w:val="0"/>
-          <w:numId w:val="1048"/>
+          <w:numId w:val="1061"/>
         </w:numPr>
       </w:pPr>
       <w:r>
@@ -7892,7 +9570,7 @@
         <w:pStyle w:val="Compact"/>
         <w:numPr>
           <w:ilvl w:val="0"/>
-          <w:numId w:val="1048"/>
+          <w:numId w:val="1061"/>
         </w:numPr>
       </w:pPr>
       <w:r>
@@ -7907,7 +9585,7 @@
         <w:pStyle w:val="Compact"/>
         <w:numPr>
           <w:ilvl w:val="0"/>
-          <w:numId w:val="1048"/>
+          <w:numId w:val="1061"/>
         </w:numPr>
       </w:pPr>
       <w:r>
@@ -7921,21 +9599,21 @@
       <w:pPr>
         <w:pStyle w:val="Heading2"/>
       </w:pPr>
-      <w:bookmarkStart w:id="19" w:name="_GeographicRange"/>
+      <w:bookmarkStart w:id="21" w:name="_GeographicRange"/>
       <w:r>
         <w:rPr>
           <w:lang w:val="en"/>
         </w:rPr>
         <w:t xml:space="preserve">GeographicRange</w:t>
       </w:r>
-      <w:bookmarkEnd w:id="19"/>
+      <w:bookmarkEnd w:id="21"/>
     </w:p>
     <w:p>
       <w:pPr>
         <w:pStyle w:val="Compact"/>
         <w:numPr>
           <w:ilvl w:val="0"/>
-          <w:numId w:val="1049"/>
+          <w:numId w:val="1062"/>
         </w:numPr>
       </w:pPr>
       <w:r>
@@ -7950,7 +9628,7 @@
         <w:pStyle w:val="Compact"/>
         <w:numPr>
           <w:ilvl w:val="0"/>
-          <w:numId w:val="1049"/>
+          <w:numId w:val="1062"/>
         </w:numPr>
       </w:pPr>
       <w:r>
@@ -7965,7 +9643,7 @@
         <w:pStyle w:val="Compact"/>
         <w:numPr>
           <w:ilvl w:val="0"/>
-          <w:numId w:val="1049"/>
+          <w:numId w:val="1062"/>
         </w:numPr>
       </w:pPr>
       <w:r>
@@ -7980,7 +9658,7 @@
         <w:pStyle w:val="Compact"/>
         <w:numPr>
           <w:ilvl w:val="0"/>
-          <w:numId w:val="1049"/>
+          <w:numId w:val="1062"/>
         </w:numPr>
       </w:pPr>
       <w:r>
@@ -7994,21 +9672,21 @@
       <w:pPr>
         <w:pStyle w:val="Heading2"/>
       </w:pPr>
-      <w:bookmarkStart w:id="20" w:name="_HeritageDomain"/>
+      <w:bookmarkStart w:id="22" w:name="_HeritageDomain"/>
       <w:r>
         <w:rPr>
           <w:lang w:val="en"/>
         </w:rPr>
         <w:t xml:space="preserve">HeritageDomain</w:t>
       </w:r>
-      <w:bookmarkEnd w:id="20"/>
+      <w:bookmarkEnd w:id="22"/>
     </w:p>
     <w:p>
       <w:pPr>
         <w:pStyle w:val="Compact"/>
         <w:numPr>
           <w:ilvl w:val="0"/>
-          <w:numId w:val="1050"/>
+          <w:numId w:val="1063"/>
         </w:numPr>
       </w:pPr>
       <w:r>
@@ -8023,7 +9701,7 @@
         <w:pStyle w:val="Compact"/>
         <w:numPr>
           <w:ilvl w:val="0"/>
-          <w:numId w:val="1050"/>
+          <w:numId w:val="1063"/>
         </w:numPr>
       </w:pPr>
       <w:r>
@@ -8038,7 +9716,7 @@
         <w:pStyle w:val="Compact"/>
         <w:numPr>
           <w:ilvl w:val="0"/>
-          <w:numId w:val="1050"/>
+          <w:numId w:val="1063"/>
         </w:numPr>
       </w:pPr>
       <w:r>
@@ -8053,7 +9731,7 @@
         <w:pStyle w:val="Compact"/>
         <w:numPr>
           <w:ilvl w:val="0"/>
-          <w:numId w:val="1050"/>
+          <w:numId w:val="1063"/>
         </w:numPr>
       </w:pPr>
       <w:r>
@@ -8068,7 +9746,7 @@
         <w:pStyle w:val="Compact"/>
         <w:numPr>
           <w:ilvl w:val="0"/>
-          <w:numId w:val="1050"/>
+          <w:numId w:val="1063"/>
         </w:numPr>
       </w:pPr>
       <w:r>
@@ -8083,7 +9761,7 @@
         <w:pStyle w:val="Compact"/>
         <w:numPr>
           <w:ilvl w:val="0"/>
-          <w:numId w:val="1050"/>
+          <w:numId w:val="1063"/>
         </w:numPr>
       </w:pPr>
       <w:r>
@@ -8097,21 +9775,21 @@
       <w:pPr>
         <w:pStyle w:val="Heading2"/>
       </w:pPr>
-      <w:bookmarkStart w:id="21" w:name="_LegalForm"/>
+      <w:bookmarkStart w:id="23" w:name="_LegalForm"/>
       <w:r>
         <w:rPr>
           <w:lang w:val="en"/>
         </w:rPr>
         <w:t xml:space="preserve">LegalForm</w:t>
       </w:r>
-      <w:bookmarkEnd w:id="21"/>
+      <w:bookmarkEnd w:id="23"/>
     </w:p>
     <w:p>
       <w:pPr>
         <w:pStyle w:val="Compact"/>
         <w:numPr>
           <w:ilvl w:val="0"/>
-          <w:numId w:val="1051"/>
+          <w:numId w:val="1064"/>
         </w:numPr>
       </w:pPr>
       <w:r>
@@ -8126,7 +9804,7 @@
         <w:pStyle w:val="Compact"/>
         <w:numPr>
           <w:ilvl w:val="0"/>
-          <w:numId w:val="1051"/>
+          <w:numId w:val="1064"/>
         </w:numPr>
       </w:pPr>
       <w:r>
@@ -8141,7 +9819,7 @@
         <w:pStyle w:val="Compact"/>
         <w:numPr>
           <w:ilvl w:val="0"/>
-          <w:numId w:val="1051"/>
+          <w:numId w:val="1064"/>
         </w:numPr>
       </w:pPr>
       <w:r>
@@ -8156,7 +9834,7 @@
         <w:pStyle w:val="Compact"/>
         <w:numPr>
           <w:ilvl w:val="0"/>
-          <w:numId w:val="1051"/>
+          <w:numId w:val="1064"/>
         </w:numPr>
       </w:pPr>
       <w:r>
@@ -8171,7 +9849,7 @@
         <w:pStyle w:val="Compact"/>
         <w:numPr>
           <w:ilvl w:val="0"/>
-          <w:numId w:val="1051"/>
+          <w:numId w:val="1064"/>
         </w:numPr>
       </w:pPr>
       <w:r>
@@ -8186,7 +9864,7 @@
         <w:pStyle w:val="Compact"/>
         <w:numPr>
           <w:ilvl w:val="0"/>
-          <w:numId w:val="1051"/>
+          <w:numId w:val="1064"/>
         </w:numPr>
       </w:pPr>
       <w:r>
@@ -8201,7 +9879,7 @@
         <w:pStyle w:val="Compact"/>
         <w:numPr>
           <w:ilvl w:val="0"/>
-          <w:numId w:val="1051"/>
+          <w:numId w:val="1064"/>
         </w:numPr>
       </w:pPr>
       <w:r>
@@ -8216,7 +9894,7 @@
         <w:pStyle w:val="Compact"/>
         <w:numPr>
           <w:ilvl w:val="0"/>
-          <w:numId w:val="1051"/>
+          <w:numId w:val="1064"/>
         </w:numPr>
       </w:pPr>
       <w:r>
@@ -8230,21 +9908,21 @@
       <w:pPr>
         <w:pStyle w:val="Heading2"/>
       </w:pPr>
-      <w:bookmarkStart w:id="22" w:name="_LocationType"/>
+      <w:bookmarkStart w:id="24" w:name="_LocationType"/>
       <w:r>
         <w:rPr>
           <w:lang w:val="en"/>
         </w:rPr>
         <w:t xml:space="preserve">LocationType</w:t>
       </w:r>
-      <w:bookmarkEnd w:id="22"/>
+      <w:bookmarkEnd w:id="24"/>
     </w:p>
     <w:p>
       <w:pPr>
         <w:pStyle w:val="Compact"/>
         <w:numPr>
           <w:ilvl w:val="0"/>
-          <w:numId w:val="1052"/>
+          <w:numId w:val="1065"/>
         </w:numPr>
       </w:pPr>
       <w:r>
@@ -8259,7 +9937,7 @@
         <w:pStyle w:val="Compact"/>
         <w:numPr>
           <w:ilvl w:val="0"/>
-          <w:numId w:val="1052"/>
+          <w:numId w:val="1065"/>
         </w:numPr>
       </w:pPr>
       <w:r>
@@ -8274,7 +9952,7 @@
         <w:pStyle w:val="Compact"/>
         <w:numPr>
           <w:ilvl w:val="0"/>
-          <w:numId w:val="1052"/>
+          <w:numId w:val="1065"/>
         </w:numPr>
       </w:pPr>
       <w:r>
@@ -8289,7 +9967,7 @@
         <w:pStyle w:val="Compact"/>
         <w:numPr>
           <w:ilvl w:val="0"/>
-          <w:numId w:val="1052"/>
+          <w:numId w:val="1065"/>
         </w:numPr>
       </w:pPr>
       <w:r>
@@ -8669,6 +10347,45 @@
     <w:abstractNumId w:val="991"/>
   </w:num>
   <w:num w:numId="1052">
+    <w:abstractNumId w:val="991"/>
+  </w:num>
+  <w:num w:numId="1053">
+    <w:abstractNumId w:val="991"/>
+  </w:num>
+  <w:num w:numId="1054">
+    <w:abstractNumId w:val="991"/>
+  </w:num>
+  <w:num w:numId="1055">
+    <w:abstractNumId w:val="991"/>
+  </w:num>
+  <w:num w:numId="1056">
+    <w:abstractNumId w:val="991"/>
+  </w:num>
+  <w:num w:numId="1057">
+    <w:abstractNumId w:val="991"/>
+  </w:num>
+  <w:num w:numId="1058">
+    <w:abstractNumId w:val="991"/>
+  </w:num>
+  <w:num w:numId="1059">
+    <w:abstractNumId w:val="991"/>
+  </w:num>
+  <w:num w:numId="1060">
+    <w:abstractNumId w:val="991"/>
+  </w:num>
+  <w:num w:numId="1061">
+    <w:abstractNumId w:val="991"/>
+  </w:num>
+  <w:num w:numId="1062">
+    <w:abstractNumId w:val="991"/>
+  </w:num>
+  <w:num w:numId="1063">
+    <w:abstractNumId w:val="991"/>
+  </w:num>
+  <w:num w:numId="1064">
+    <w:abstractNumId w:val="991"/>
+  </w:num>
+  <w:num w:numId="1065">
     <w:abstractNumId w:val="991"/>
   </w:num>
 </w:numbering>

--- a/data/kths/schema.docx
+++ b/data/kths/schema.docx
@@ -1165,6 +1165,512 @@
               <w:rPr>
                 <w:lang w:val="en"/>
               </w:rPr>
+              <w:t xml:space="preserve">Locations</w:t>
+            </w:r>
+          </w:p>
+        </w:tc>
+        <w:tc>
+          <w:tcPr/>
+          <w:p>
+            <w:pPr>
+              <w:pStyle w:val="Compact"/>
+            </w:pPr>
+            <w:r>
+              <w:rPr>
+                <w:rStyle w:val="VerbatimChar"/>
+                <w:lang w:val="en"/>
+              </w:rPr>
+              <w:t xml:space="preserve">locations</w:t>
+            </w:r>
+          </w:p>
+        </w:tc>
+        <w:tc>
+          <w:tcPr/>
+          <w:p>
+            <w:pPr>
+              <w:pStyle w:val="FirstParagraph"/>
+            </w:pPr>
+            <w:r>
+              <w:rPr>
+                <w:lang w:val="en"/>
+              </w:rPr>
+              <w:t xml:space="preserve">List of One of</w:t>
+            </w:r>
+            <w:r>
+              <w:rPr>
+                <w:lang w:val="en"/>
+              </w:rPr>
+              <w:t xml:space="preserve"> </w:t>
+            </w:r>
+            <w:hyperlink w:anchor="_GeoAreaCodeModel">
+              <w:r>
+                <w:rPr>
+                  <w:rStyle w:val="VerbatimChar"/>
+                  <w:lang w:val="en"/>
+                </w:rPr>
+                <w:t xml:space="preserve">Geo Area Code</w:t>
+              </w:r>
+            </w:hyperlink>
+            <w:r>
+              <w:rPr>
+                <w:lang w:val="en"/>
+              </w:rPr>
+              <w:t xml:space="preserve">,</w:t>
+            </w:r>
+            <w:r>
+              <w:rPr>
+                <w:lang w:val="en"/>
+              </w:rPr>
+              <w:t xml:space="preserve"> </w:t>
+            </w:r>
+            <w:hyperlink w:anchor="_GeoPointModel">
+              <w:r>
+                <w:rPr>
+                  <w:rStyle w:val="VerbatimChar"/>
+                  <w:lang w:val="en"/>
+                </w:rPr>
+                <w:t xml:space="preserve">Geo Point</w:t>
+              </w:r>
+            </w:hyperlink>
+            <w:r>
+              <w:rPr>
+                <w:lang w:val="en"/>
+              </w:rPr>
+              <w:t xml:space="preserve">,</w:t>
+            </w:r>
+            <w:r>
+              <w:rPr>
+                <w:lang w:val="en"/>
+              </w:rPr>
+              <w:t xml:space="preserve"> </w:t>
+            </w:r>
+            <w:hyperlink w:anchor="_GeoPostcodeModel">
+              <w:r>
+                <w:rPr>
+                  <w:rStyle w:val="VerbatimChar"/>
+                  <w:lang w:val="en"/>
+                </w:rPr>
+                <w:t xml:space="preserve">Geo Postcode</w:t>
+              </w:r>
+            </w:hyperlink>
+          </w:p>
+        </w:tc>
+        <w:tc>
+          <w:tcPr/>
+          <w:p>
+            <w:pPr>
+              <w:pStyle w:val="Compact"/>
+            </w:pPr>
+            <w:r>
+              <w:rPr>
+                <w:lang w:val="en"/>
+              </w:rPr>
+              <w:t xml:space="preserve">Yes</w:t>
+            </w:r>
+          </w:p>
+        </w:tc>
+        <w:tc>
+          <w:tcPr/>
+          <w:p>
+            <w:pPr>
+              <w:pStyle w:val="FirstParagraph"/>
+            </w:pPr>
+            <w:r>
+              <w:rPr>
+                <w:lang w:val="en"/>
+              </w:rPr>
+              <w:t xml:space="preserve">List of locations associated with this entity</w:t>
+            </w:r>
+          </w:p>
+        </w:tc>
+        <w:tc>
+          <w:tcPr/>
+          <w:p>
+            <w:pPr>
+              <w:pStyle w:val="Compact"/>
+            </w:pPr>
+          </w:p>
+        </w:tc>
+      </w:tr>
+      <w:tr>
+        <w:tc>
+          <w:tcPr/>
+          <w:p>
+            <w:pPr>
+              <w:pStyle w:val="Compact"/>
+            </w:pPr>
+            <w:r>
+              <w:rPr>
+                <w:lang w:val="en"/>
+              </w:rPr>
+              <w:t xml:space="preserve">Geographic Range</w:t>
+            </w:r>
+          </w:p>
+        </w:tc>
+        <w:tc>
+          <w:tcPr/>
+          <w:p>
+            <w:pPr>
+              <w:pStyle w:val="Compact"/>
+            </w:pPr>
+            <w:r>
+              <w:rPr>
+                <w:rStyle w:val="VerbatimChar"/>
+                <w:lang w:val="en"/>
+              </w:rPr>
+              <w:t xml:space="preserve">geographic_range</w:t>
+            </w:r>
+          </w:p>
+        </w:tc>
+        <w:tc>
+          <w:tcPr/>
+          <w:p>
+            <w:pPr>
+              <w:pStyle w:val="FirstParagraph"/>
+            </w:pPr>
+            <w:hyperlink w:anchor="_GeographicRange">
+              <w:r>
+                <w:rPr>
+                  <w:rStyle w:val="VerbatimChar"/>
+                  <w:lang w:val="en"/>
+                </w:rPr>
+                <w:t xml:space="preserve">GeographicRange</w:t>
+              </w:r>
+            </w:hyperlink>
+          </w:p>
+        </w:tc>
+        <w:tc>
+          <w:tcPr/>
+          <w:p>
+            <w:pPr>
+              <w:pStyle w:val="Compact"/>
+            </w:pPr>
+            <w:r>
+              <w:rPr>
+                <w:lang w:val="en"/>
+              </w:rPr>
+              <w:t xml:space="preserve">No</w:t>
+            </w:r>
+          </w:p>
+        </w:tc>
+        <w:tc>
+          <w:tcPr/>
+          <w:p>
+            <w:pPr>
+              <w:pStyle w:val="FirstParagraph"/>
+            </w:pPr>
+            <w:r>
+              <w:rPr>
+                <w:lang w:val="en"/>
+              </w:rPr>
+              <w:t xml:space="preserve">The geographic range of the entity</w:t>
+            </w:r>
+          </w:p>
+        </w:tc>
+        <w:tc>
+          <w:tcPr/>
+          <w:p>
+            <w:pPr>
+              <w:pStyle w:val="Compact"/>
+              <w:numPr>
+                <w:ilvl w:val="0"/>
+                <w:numId w:val="1009"/>
+              </w:numPr>
+            </w:pPr>
+            <w:r>
+              <w:rPr>
+                <w:rStyle w:val="VerbatimChar"/>
+                <w:lang w:val="en"/>
+              </w:rPr>
+              <w:t xml:space="preserve">Local</w:t>
+            </w:r>
+          </w:p>
+        </w:tc>
+      </w:tr>
+      <w:tr>
+        <w:tc>
+          <w:tcPr/>
+          <w:p>
+            <w:pPr>
+              <w:pStyle w:val="Compact"/>
+            </w:pPr>
+            <w:r>
+              <w:rPr>
+                <w:lang w:val="en"/>
+              </w:rPr>
+              <w:t xml:space="preserve">Website URL</w:t>
+            </w:r>
+          </w:p>
+        </w:tc>
+        <w:tc>
+          <w:tcPr/>
+          <w:p>
+            <w:pPr>
+              <w:pStyle w:val="Compact"/>
+            </w:pPr>
+            <w:r>
+              <w:rPr>
+                <w:rStyle w:val="VerbatimChar"/>
+                <w:lang w:val="en"/>
+              </w:rPr>
+              <w:t xml:space="preserve">website_url</w:t>
+            </w:r>
+          </w:p>
+        </w:tc>
+        <w:tc>
+          <w:tcPr/>
+          <w:p>
+            <w:pPr>
+              <w:pStyle w:val="FirstParagraph"/>
+            </w:pPr>
+            <w:r>
+              <w:rPr>
+                <w:rStyle w:val="VerbatimChar"/>
+                <w:lang w:val="en"/>
+              </w:rPr>
+              <w:t xml:space="preserve">URI</w:t>
+            </w:r>
+          </w:p>
+        </w:tc>
+        <w:tc>
+          <w:tcPr/>
+          <w:p>
+            <w:pPr>
+              <w:pStyle w:val="Compact"/>
+            </w:pPr>
+            <w:r>
+              <w:rPr>
+                <w:lang w:val="en"/>
+              </w:rPr>
+              <w:t xml:space="preserve">No</w:t>
+            </w:r>
+          </w:p>
+        </w:tc>
+        <w:tc>
+          <w:tcPr/>
+          <w:p>
+            <w:pPr>
+              <w:pStyle w:val="FirstParagraph"/>
+            </w:pPr>
+            <w:r>
+              <w:rPr>
+                <w:lang w:val="en"/>
+              </w:rPr>
+              <w:t xml:space="preserve">The website URL of the entity</w:t>
+            </w:r>
+          </w:p>
+        </w:tc>
+        <w:tc>
+          <w:tcPr/>
+          <w:p>
+            <w:pPr>
+              <w:pStyle w:val="Compact"/>
+              <w:numPr>
+                <w:ilvl w:val="0"/>
+                <w:numId w:val="1010"/>
+              </w:numPr>
+            </w:pPr>
+            <w:r>
+              <w:rPr>
+                <w:rStyle w:val="VerbatimChar"/>
+                <w:lang w:val="en"/>
+              </w:rPr>
+              <w:t xml:space="preserve">https://www.example.com</w:t>
+            </w:r>
+          </w:p>
+        </w:tc>
+      </w:tr>
+      <w:tr>
+        <w:tc>
+          <w:tcPr/>
+          <w:p>
+            <w:pPr>
+              <w:pStyle w:val="Compact"/>
+            </w:pPr>
+            <w:r>
+              <w:rPr>
+                <w:lang w:val="en"/>
+              </w:rPr>
+              <w:t xml:space="preserve">Social Media Handles</w:t>
+            </w:r>
+          </w:p>
+        </w:tc>
+        <w:tc>
+          <w:tcPr/>
+          <w:p>
+            <w:pPr>
+              <w:pStyle w:val="Compact"/>
+            </w:pPr>
+            <w:r>
+              <w:rPr>
+                <w:rStyle w:val="VerbatimChar"/>
+                <w:lang w:val="en"/>
+              </w:rPr>
+              <w:t xml:space="preserve">social_media_handles</w:t>
+            </w:r>
+          </w:p>
+        </w:tc>
+        <w:tc>
+          <w:tcPr/>
+          <w:p>
+            <w:pPr>
+              <w:pStyle w:val="FirstParagraph"/>
+            </w:pPr>
+            <w:r>
+              <w:rPr>
+                <w:lang w:val="en"/>
+              </w:rPr>
+              <w:t xml:space="preserve">List of</w:t>
+            </w:r>
+            <w:r>
+              <w:rPr>
+                <w:lang w:val="en"/>
+              </w:rPr>
+              <w:t xml:space="preserve"> </w:t>
+            </w:r>
+            <w:hyperlink w:anchor="_SocialMediaHandle">
+              <w:r>
+                <w:rPr>
+                  <w:rStyle w:val="VerbatimChar"/>
+                  <w:lang w:val="en"/>
+                </w:rPr>
+                <w:t xml:space="preserve">Social Media Handle</w:t>
+              </w:r>
+            </w:hyperlink>
+          </w:p>
+        </w:tc>
+        <w:tc>
+          <w:tcPr/>
+          <w:p>
+            <w:pPr>
+              <w:pStyle w:val="Compact"/>
+            </w:pPr>
+            <w:r>
+              <w:rPr>
+                <w:lang w:val="en"/>
+              </w:rPr>
+              <w:t xml:space="preserve">Yes</w:t>
+            </w:r>
+          </w:p>
+        </w:tc>
+        <w:tc>
+          <w:tcPr/>
+          <w:p>
+            <w:pPr>
+              <w:pStyle w:val="FirstParagraph"/>
+            </w:pPr>
+            <w:r>
+              <w:rPr>
+                <w:lang w:val="en"/>
+              </w:rPr>
+              <w:t xml:space="preserve">List of social media handles associated with this entity</w:t>
+            </w:r>
+          </w:p>
+        </w:tc>
+        <w:tc>
+          <w:tcPr/>
+          <w:p>
+            <w:pPr>
+              <w:pStyle w:val="Compact"/>
+            </w:pPr>
+          </w:p>
+        </w:tc>
+      </w:tr>
+      <w:tr>
+        <w:tc>
+          <w:tcPr/>
+          <w:p>
+            <w:pPr>
+              <w:pStyle w:val="Compact"/>
+            </w:pPr>
+            <w:r>
+              <w:rPr>
+                <w:lang w:val="en"/>
+              </w:rPr>
+              <w:t xml:space="preserve">Contact Details</w:t>
+            </w:r>
+          </w:p>
+        </w:tc>
+        <w:tc>
+          <w:tcPr/>
+          <w:p>
+            <w:pPr>
+              <w:pStyle w:val="Compact"/>
+            </w:pPr>
+            <w:r>
+              <w:rPr>
+                <w:rStyle w:val="VerbatimChar"/>
+                <w:lang w:val="en"/>
+              </w:rPr>
+              <w:t xml:space="preserve">contact_details</w:t>
+            </w:r>
+          </w:p>
+        </w:tc>
+        <w:tc>
+          <w:tcPr/>
+          <w:p>
+            <w:pPr>
+              <w:pStyle w:val="FirstParagraph"/>
+            </w:pPr>
+            <w:hyperlink w:anchor="_ContactDetails">
+              <w:r>
+                <w:rPr>
+                  <w:rStyle w:val="VerbatimChar"/>
+                  <w:lang w:val="en"/>
+                </w:rPr>
+                <w:t xml:space="preserve">Contact Details</w:t>
+              </w:r>
+            </w:hyperlink>
+          </w:p>
+        </w:tc>
+        <w:tc>
+          <w:tcPr/>
+          <w:p>
+            <w:pPr>
+              <w:pStyle w:val="Compact"/>
+            </w:pPr>
+            <w:r>
+              <w:rPr>
+                <w:lang w:val="en"/>
+              </w:rPr>
+              <w:t xml:space="preserve">No</w:t>
+            </w:r>
+          </w:p>
+        </w:tc>
+        <w:tc>
+          <w:tcPr/>
+          <w:p>
+            <w:pPr>
+              <w:pStyle w:val="FirstParagraph"/>
+            </w:pPr>
+            <w:r>
+              <w:rPr>
+                <w:lang w:val="en"/>
+              </w:rPr>
+              <w:t xml:space="preserve">The contact details of the entity</w:t>
+            </w:r>
+          </w:p>
+        </w:tc>
+        <w:tc>
+          <w:tcPr/>
+          <w:p>
+            <w:pPr>
+              <w:pStyle w:val="Compact"/>
+            </w:pPr>
+          </w:p>
+        </w:tc>
+      </w:tr>
+      <w:tr>
+        <w:tc>
+          <w:tcPr/>
+          <w:p>
+            <w:pPr>
+              <w:pStyle w:val="Compact"/>
+            </w:pPr>
+            <w:r>
+              <w:rPr>
+                <w:lang w:val="en"/>
+              </w:rPr>
               <w:t xml:space="preserve">Parent Entity</w:t>
             </w:r>
           </w:p>
@@ -1259,512 +1765,6 @@
                 <w:lang w:val="en"/>
               </w:rPr>
               <w:t xml:space="preserve">The parent entity of this entity, if applicable</w:t>
-            </w:r>
-          </w:p>
-        </w:tc>
-        <w:tc>
-          <w:tcPr/>
-          <w:p>
-            <w:pPr>
-              <w:pStyle w:val="Compact"/>
-            </w:pPr>
-          </w:p>
-        </w:tc>
-      </w:tr>
-      <w:tr>
-        <w:tc>
-          <w:tcPr/>
-          <w:p>
-            <w:pPr>
-              <w:pStyle w:val="Compact"/>
-            </w:pPr>
-            <w:r>
-              <w:rPr>
-                <w:lang w:val="en"/>
-              </w:rPr>
-              <w:t xml:space="preserve">Locations</w:t>
-            </w:r>
-          </w:p>
-        </w:tc>
-        <w:tc>
-          <w:tcPr/>
-          <w:p>
-            <w:pPr>
-              <w:pStyle w:val="Compact"/>
-            </w:pPr>
-            <w:r>
-              <w:rPr>
-                <w:rStyle w:val="VerbatimChar"/>
-                <w:lang w:val="en"/>
-              </w:rPr>
-              <w:t xml:space="preserve">locations</w:t>
-            </w:r>
-          </w:p>
-        </w:tc>
-        <w:tc>
-          <w:tcPr/>
-          <w:p>
-            <w:pPr>
-              <w:pStyle w:val="FirstParagraph"/>
-            </w:pPr>
-            <w:r>
-              <w:rPr>
-                <w:lang w:val="en"/>
-              </w:rPr>
-              <w:t xml:space="preserve">List of One of</w:t>
-            </w:r>
-            <w:r>
-              <w:rPr>
-                <w:lang w:val="en"/>
-              </w:rPr>
-              <w:t xml:space="preserve"> </w:t>
-            </w:r>
-            <w:hyperlink w:anchor="_GeoAreaCodeModel">
-              <w:r>
-                <w:rPr>
-                  <w:rStyle w:val="VerbatimChar"/>
-                  <w:lang w:val="en"/>
-                </w:rPr>
-                <w:t xml:space="preserve">Geo Area Code</w:t>
-              </w:r>
-            </w:hyperlink>
-            <w:r>
-              <w:rPr>
-                <w:lang w:val="en"/>
-              </w:rPr>
-              <w:t xml:space="preserve">,</w:t>
-            </w:r>
-            <w:r>
-              <w:rPr>
-                <w:lang w:val="en"/>
-              </w:rPr>
-              <w:t xml:space="preserve"> </w:t>
-            </w:r>
-            <w:hyperlink w:anchor="_GeoPointModel">
-              <w:r>
-                <w:rPr>
-                  <w:rStyle w:val="VerbatimChar"/>
-                  <w:lang w:val="en"/>
-                </w:rPr>
-                <w:t xml:space="preserve">Geo Point</w:t>
-              </w:r>
-            </w:hyperlink>
-            <w:r>
-              <w:rPr>
-                <w:lang w:val="en"/>
-              </w:rPr>
-              <w:t xml:space="preserve">,</w:t>
-            </w:r>
-            <w:r>
-              <w:rPr>
-                <w:lang w:val="en"/>
-              </w:rPr>
-              <w:t xml:space="preserve"> </w:t>
-            </w:r>
-            <w:hyperlink w:anchor="_GeoPostcodeModel">
-              <w:r>
-                <w:rPr>
-                  <w:rStyle w:val="VerbatimChar"/>
-                  <w:lang w:val="en"/>
-                </w:rPr>
-                <w:t xml:space="preserve">Geo Postcode</w:t>
-              </w:r>
-            </w:hyperlink>
-          </w:p>
-        </w:tc>
-        <w:tc>
-          <w:tcPr/>
-          <w:p>
-            <w:pPr>
-              <w:pStyle w:val="Compact"/>
-            </w:pPr>
-            <w:r>
-              <w:rPr>
-                <w:lang w:val="en"/>
-              </w:rPr>
-              <w:t xml:space="preserve">Yes</w:t>
-            </w:r>
-          </w:p>
-        </w:tc>
-        <w:tc>
-          <w:tcPr/>
-          <w:p>
-            <w:pPr>
-              <w:pStyle w:val="FirstParagraph"/>
-            </w:pPr>
-            <w:r>
-              <w:rPr>
-                <w:lang w:val="en"/>
-              </w:rPr>
-              <w:t xml:space="preserve">List of locations associated with this entity</w:t>
-            </w:r>
-          </w:p>
-        </w:tc>
-        <w:tc>
-          <w:tcPr/>
-          <w:p>
-            <w:pPr>
-              <w:pStyle w:val="Compact"/>
-            </w:pPr>
-          </w:p>
-        </w:tc>
-      </w:tr>
-      <w:tr>
-        <w:tc>
-          <w:tcPr/>
-          <w:p>
-            <w:pPr>
-              <w:pStyle w:val="Compact"/>
-            </w:pPr>
-            <w:r>
-              <w:rPr>
-                <w:lang w:val="en"/>
-              </w:rPr>
-              <w:t xml:space="preserve">Geographic Range</w:t>
-            </w:r>
-          </w:p>
-        </w:tc>
-        <w:tc>
-          <w:tcPr/>
-          <w:p>
-            <w:pPr>
-              <w:pStyle w:val="Compact"/>
-            </w:pPr>
-            <w:r>
-              <w:rPr>
-                <w:rStyle w:val="VerbatimChar"/>
-                <w:lang w:val="en"/>
-              </w:rPr>
-              <w:t xml:space="preserve">geographic_range</w:t>
-            </w:r>
-          </w:p>
-        </w:tc>
-        <w:tc>
-          <w:tcPr/>
-          <w:p>
-            <w:pPr>
-              <w:pStyle w:val="FirstParagraph"/>
-            </w:pPr>
-            <w:hyperlink w:anchor="_GeographicRange">
-              <w:r>
-                <w:rPr>
-                  <w:rStyle w:val="VerbatimChar"/>
-                  <w:lang w:val="en"/>
-                </w:rPr>
-                <w:t xml:space="preserve">GeographicRange</w:t>
-              </w:r>
-            </w:hyperlink>
-          </w:p>
-        </w:tc>
-        <w:tc>
-          <w:tcPr/>
-          <w:p>
-            <w:pPr>
-              <w:pStyle w:val="Compact"/>
-            </w:pPr>
-            <w:r>
-              <w:rPr>
-                <w:lang w:val="en"/>
-              </w:rPr>
-              <w:t xml:space="preserve">No</w:t>
-            </w:r>
-          </w:p>
-        </w:tc>
-        <w:tc>
-          <w:tcPr/>
-          <w:p>
-            <w:pPr>
-              <w:pStyle w:val="FirstParagraph"/>
-            </w:pPr>
-            <w:r>
-              <w:rPr>
-                <w:lang w:val="en"/>
-              </w:rPr>
-              <w:t xml:space="preserve">The geographic range of the entity</w:t>
-            </w:r>
-          </w:p>
-        </w:tc>
-        <w:tc>
-          <w:tcPr/>
-          <w:p>
-            <w:pPr>
-              <w:pStyle w:val="Compact"/>
-              <w:numPr>
-                <w:ilvl w:val="0"/>
-                <w:numId w:val="1009"/>
-              </w:numPr>
-            </w:pPr>
-            <w:r>
-              <w:rPr>
-                <w:rStyle w:val="VerbatimChar"/>
-                <w:lang w:val="en"/>
-              </w:rPr>
-              <w:t xml:space="preserve">Local</w:t>
-            </w:r>
-          </w:p>
-        </w:tc>
-      </w:tr>
-      <w:tr>
-        <w:tc>
-          <w:tcPr/>
-          <w:p>
-            <w:pPr>
-              <w:pStyle w:val="Compact"/>
-            </w:pPr>
-            <w:r>
-              <w:rPr>
-                <w:lang w:val="en"/>
-              </w:rPr>
-              <w:t xml:space="preserve">Website URL</w:t>
-            </w:r>
-          </w:p>
-        </w:tc>
-        <w:tc>
-          <w:tcPr/>
-          <w:p>
-            <w:pPr>
-              <w:pStyle w:val="Compact"/>
-            </w:pPr>
-            <w:r>
-              <w:rPr>
-                <w:rStyle w:val="VerbatimChar"/>
-                <w:lang w:val="en"/>
-              </w:rPr>
-              <w:t xml:space="preserve">website_url</w:t>
-            </w:r>
-          </w:p>
-        </w:tc>
-        <w:tc>
-          <w:tcPr/>
-          <w:p>
-            <w:pPr>
-              <w:pStyle w:val="FirstParagraph"/>
-            </w:pPr>
-            <w:r>
-              <w:rPr>
-                <w:rStyle w:val="VerbatimChar"/>
-                <w:lang w:val="en"/>
-              </w:rPr>
-              <w:t xml:space="preserve">URI</w:t>
-            </w:r>
-          </w:p>
-        </w:tc>
-        <w:tc>
-          <w:tcPr/>
-          <w:p>
-            <w:pPr>
-              <w:pStyle w:val="Compact"/>
-            </w:pPr>
-            <w:r>
-              <w:rPr>
-                <w:lang w:val="en"/>
-              </w:rPr>
-              <w:t xml:space="preserve">No</w:t>
-            </w:r>
-          </w:p>
-        </w:tc>
-        <w:tc>
-          <w:tcPr/>
-          <w:p>
-            <w:pPr>
-              <w:pStyle w:val="FirstParagraph"/>
-            </w:pPr>
-            <w:r>
-              <w:rPr>
-                <w:lang w:val="en"/>
-              </w:rPr>
-              <w:t xml:space="preserve">The website URL of the entity</w:t>
-            </w:r>
-          </w:p>
-        </w:tc>
-        <w:tc>
-          <w:tcPr/>
-          <w:p>
-            <w:pPr>
-              <w:pStyle w:val="Compact"/>
-              <w:numPr>
-                <w:ilvl w:val="0"/>
-                <w:numId w:val="1010"/>
-              </w:numPr>
-            </w:pPr>
-            <w:r>
-              <w:rPr>
-                <w:rStyle w:val="VerbatimChar"/>
-                <w:lang w:val="en"/>
-              </w:rPr>
-              <w:t xml:space="preserve">https://www.example.com</w:t>
-            </w:r>
-          </w:p>
-        </w:tc>
-      </w:tr>
-      <w:tr>
-        <w:tc>
-          <w:tcPr/>
-          <w:p>
-            <w:pPr>
-              <w:pStyle w:val="Compact"/>
-            </w:pPr>
-            <w:r>
-              <w:rPr>
-                <w:lang w:val="en"/>
-              </w:rPr>
-              <w:t xml:space="preserve">Social Media Handles</w:t>
-            </w:r>
-          </w:p>
-        </w:tc>
-        <w:tc>
-          <w:tcPr/>
-          <w:p>
-            <w:pPr>
-              <w:pStyle w:val="Compact"/>
-            </w:pPr>
-            <w:r>
-              <w:rPr>
-                <w:rStyle w:val="VerbatimChar"/>
-                <w:lang w:val="en"/>
-              </w:rPr>
-              <w:t xml:space="preserve">social_media_handles</w:t>
-            </w:r>
-          </w:p>
-        </w:tc>
-        <w:tc>
-          <w:tcPr/>
-          <w:p>
-            <w:pPr>
-              <w:pStyle w:val="FirstParagraph"/>
-            </w:pPr>
-            <w:r>
-              <w:rPr>
-                <w:lang w:val="en"/>
-              </w:rPr>
-              <w:t xml:space="preserve">List of</w:t>
-            </w:r>
-            <w:r>
-              <w:rPr>
-                <w:lang w:val="en"/>
-              </w:rPr>
-              <w:t xml:space="preserve"> </w:t>
-            </w:r>
-            <w:hyperlink w:anchor="_SocialMediaHandle">
-              <w:r>
-                <w:rPr>
-                  <w:rStyle w:val="VerbatimChar"/>
-                  <w:lang w:val="en"/>
-                </w:rPr>
-                <w:t xml:space="preserve">Social Media Handle</w:t>
-              </w:r>
-            </w:hyperlink>
-          </w:p>
-        </w:tc>
-        <w:tc>
-          <w:tcPr/>
-          <w:p>
-            <w:pPr>
-              <w:pStyle w:val="Compact"/>
-            </w:pPr>
-            <w:r>
-              <w:rPr>
-                <w:lang w:val="en"/>
-              </w:rPr>
-              <w:t xml:space="preserve">Yes</w:t>
-            </w:r>
-          </w:p>
-        </w:tc>
-        <w:tc>
-          <w:tcPr/>
-          <w:p>
-            <w:pPr>
-              <w:pStyle w:val="FirstParagraph"/>
-            </w:pPr>
-            <w:r>
-              <w:rPr>
-                <w:lang w:val="en"/>
-              </w:rPr>
-              <w:t xml:space="preserve">List of social media handles associated with this entity</w:t>
-            </w:r>
-          </w:p>
-        </w:tc>
-        <w:tc>
-          <w:tcPr/>
-          <w:p>
-            <w:pPr>
-              <w:pStyle w:val="Compact"/>
-            </w:pPr>
-          </w:p>
-        </w:tc>
-      </w:tr>
-      <w:tr>
-        <w:tc>
-          <w:tcPr/>
-          <w:p>
-            <w:pPr>
-              <w:pStyle w:val="Compact"/>
-            </w:pPr>
-            <w:r>
-              <w:rPr>
-                <w:lang w:val="en"/>
-              </w:rPr>
-              <w:t xml:space="preserve">Contact Details</w:t>
-            </w:r>
-          </w:p>
-        </w:tc>
-        <w:tc>
-          <w:tcPr/>
-          <w:p>
-            <w:pPr>
-              <w:pStyle w:val="Compact"/>
-            </w:pPr>
-            <w:r>
-              <w:rPr>
-                <w:rStyle w:val="VerbatimChar"/>
-                <w:lang w:val="en"/>
-              </w:rPr>
-              <w:t xml:space="preserve">contact_details</w:t>
-            </w:r>
-          </w:p>
-        </w:tc>
-        <w:tc>
-          <w:tcPr/>
-          <w:p>
-            <w:pPr>
-              <w:pStyle w:val="FirstParagraph"/>
-            </w:pPr>
-            <w:hyperlink w:anchor="_ContactDetails">
-              <w:r>
-                <w:rPr>
-                  <w:rStyle w:val="VerbatimChar"/>
-                  <w:lang w:val="en"/>
-                </w:rPr>
-                <w:t xml:space="preserve">Contact Details</w:t>
-              </w:r>
-            </w:hyperlink>
-          </w:p>
-        </w:tc>
-        <w:tc>
-          <w:tcPr/>
-          <w:p>
-            <w:pPr>
-              <w:pStyle w:val="Compact"/>
-            </w:pPr>
-            <w:r>
-              <w:rPr>
-                <w:lang w:val="en"/>
-              </w:rPr>
-              <w:t xml:space="preserve">No</w:t>
-            </w:r>
-          </w:p>
-        </w:tc>
-        <w:tc>
-          <w:tcPr/>
-          <w:p>
-            <w:pPr>
-              <w:pStyle w:val="FirstParagraph"/>
-            </w:pPr>
-            <w:r>
-              <w:rPr>
-                <w:lang w:val="en"/>
-              </w:rPr>
-              <w:t xml:space="preserve">The contact details of the entity</w:t>
             </w:r>
           </w:p>
         </w:tc>
@@ -2939,14 +2939,603 @@
       <w:pPr>
         <w:pStyle w:val="Heading2"/>
       </w:pPr>
-      <w:bookmarkStart w:id="12" w:name="_AnnualModel"/>
+      <w:bookmarkStart w:id="12" w:name="_VocabularyModel"/>
+      <w:r>
+        <w:rPr>
+          <w:lang w:val="en"/>
+        </w:rPr>
+        <w:t xml:space="preserve">VocabularyModel</w:t>
+      </w:r>
+      <w:bookmarkEnd w:id="12"/>
+    </w:p>
+    <w:p>
+      <w:pPr>
+        <w:pStyle w:val="FirstParagraph"/>
+      </w:pPr>
+      <w:r>
+        <w:rPr>
+          <w:lang w:val="en"/>
+        </w:rPr>
+        <w:t xml:space="preserve">Represents a classification vocabulary</w:t>
+      </w:r>
+    </w:p>
+    <w:tbl>
+      <w:tblPr>
+        <w:tblStyle w:val="Table"/>
+        <w:tblW w:type="pct" w:w="5000"/>
+        <w:tblLayout w:type="fixed"/>
+        <w:tblLook w:firstRow="1" w:lastRow="0" w:firstColumn="0" w:lastColumn="0" w:noHBand="0" w:noVBand="0" w:val="0020"/>
+      </w:tblPr>
+      <w:tblGrid>
+        <w:gridCol w:w="1320"/>
+        <w:gridCol w:w="1320"/>
+        <w:gridCol w:w="1320"/>
+        <w:gridCol w:w="1320"/>
+        <w:gridCol w:w="1320"/>
+        <w:gridCol w:w="1320"/>
+      </w:tblGrid>
+      <w:tr>
+        <w:trPr>
+          <w:tblHeader w:val="on"/>
+        </w:trPr>
+        <w:tc>
+          <w:tcPr/>
+          <w:p>
+            <w:pPr>
+              <w:pStyle w:val="Compact"/>
+            </w:pPr>
+            <w:r>
+              <w:rPr>
+                <w:lang w:val="en"/>
+              </w:rPr>
+              <w:t xml:space="preserve">Title</w:t>
+            </w:r>
+          </w:p>
+        </w:tc>
+        <w:tc>
+          <w:tcPr/>
+          <w:p>
+            <w:pPr>
+              <w:pStyle w:val="Compact"/>
+            </w:pPr>
+            <w:r>
+              <w:rPr>
+                <w:lang w:val="en"/>
+              </w:rPr>
+              <w:t xml:space="preserve">Property</w:t>
+            </w:r>
+          </w:p>
+        </w:tc>
+        <w:tc>
+          <w:tcPr/>
+          <w:p>
+            <w:pPr>
+              <w:pStyle w:val="Compact"/>
+            </w:pPr>
+            <w:r>
+              <w:rPr>
+                <w:lang w:val="en"/>
+              </w:rPr>
+              <w:t xml:space="preserve">Type</w:t>
+            </w:r>
+          </w:p>
+        </w:tc>
+        <w:tc>
+          <w:tcPr/>
+          <w:p>
+            <w:pPr>
+              <w:pStyle w:val="Compact"/>
+            </w:pPr>
+            <w:r>
+              <w:rPr>
+                <w:lang w:val="en"/>
+              </w:rPr>
+              <w:t xml:space="preserve">Required</w:t>
+            </w:r>
+          </w:p>
+        </w:tc>
+        <w:tc>
+          <w:tcPr/>
+          <w:p>
+            <w:pPr>
+              <w:pStyle w:val="Compact"/>
+            </w:pPr>
+            <w:r>
+              <w:rPr>
+                <w:lang w:val="en"/>
+              </w:rPr>
+              <w:t xml:space="preserve">Description</w:t>
+            </w:r>
+          </w:p>
+        </w:tc>
+        <w:tc>
+          <w:tcPr/>
+          <w:p>
+            <w:pPr>
+              <w:pStyle w:val="Compact"/>
+            </w:pPr>
+            <w:r>
+              <w:rPr>
+                <w:lang w:val="en"/>
+              </w:rPr>
+              <w:t xml:space="preserve">Examples</w:t>
+            </w:r>
+          </w:p>
+        </w:tc>
+      </w:tr>
+      <w:tr>
+        <w:tc>
+          <w:tcPr/>
+          <w:p>
+            <w:pPr>
+              <w:pStyle w:val="Compact"/>
+            </w:pPr>
+            <w:r>
+              <w:rPr>
+                <w:lang w:val="en"/>
+              </w:rPr>
+              <w:t xml:space="preserve">ID</w:t>
+            </w:r>
+          </w:p>
+        </w:tc>
+        <w:tc>
+          <w:tcPr/>
+          <w:p>
+            <w:pPr>
+              <w:pStyle w:val="Compact"/>
+            </w:pPr>
+            <w:r>
+              <w:rPr>
+                <w:rStyle w:val="VerbatimChar"/>
+                <w:lang w:val="en"/>
+              </w:rPr>
+              <w:t xml:space="preserve">id</w:t>
+            </w:r>
+          </w:p>
+        </w:tc>
+        <w:tc>
+          <w:tcPr/>
+          <w:p>
+            <w:pPr>
+              <w:pStyle w:val="FirstParagraph"/>
+            </w:pPr>
+            <w:r>
+              <w:rPr>
+                <w:rStyle w:val="VerbatimChar"/>
+                <w:lang w:val="en"/>
+              </w:rPr>
+              <w:t xml:space="preserve">string</w:t>
+            </w:r>
+          </w:p>
+        </w:tc>
+        <w:tc>
+          <w:tcPr/>
+          <w:p>
+            <w:pPr>
+              <w:pStyle w:val="Compact"/>
+            </w:pPr>
+            <w:r>
+              <w:rPr>
+                <w:lang w:val="en"/>
+              </w:rPr>
+              <w:t xml:space="preserve">Yes</w:t>
+            </w:r>
+          </w:p>
+        </w:tc>
+        <w:tc>
+          <w:tcPr/>
+          <w:p>
+            <w:pPr>
+              <w:pStyle w:val="FirstParagraph"/>
+            </w:pPr>
+            <w:r>
+              <w:rPr>
+                <w:lang w:val="en"/>
+              </w:rPr>
+              <w:t xml:space="preserve">The unique identifier for the vocabulary</w:t>
+            </w:r>
+          </w:p>
+        </w:tc>
+        <w:tc>
+          <w:tcPr/>
+          <w:p>
+            <w:pPr>
+              <w:pStyle w:val="Compact"/>
+              <w:numPr>
+                <w:ilvl w:val="0"/>
+                <w:numId w:val="1012"/>
+              </w:numPr>
+            </w:pPr>
+            <w:r>
+              <w:rPr>
+                <w:rStyle w:val="VerbatimChar"/>
+                <w:lang w:val="en"/>
+              </w:rPr>
+              <w:t xml:space="preserve">ICNPTSO</w:t>
+            </w:r>
+          </w:p>
+          <w:p>
+            <w:pPr>
+              <w:pStyle w:val="Compact"/>
+              <w:numPr>
+                <w:ilvl w:val="0"/>
+                <w:numId w:val="1012"/>
+              </w:numPr>
+            </w:pPr>
+            <w:r>
+              <w:rPr>
+                <w:rStyle w:val="VerbatimChar"/>
+                <w:lang w:val="en"/>
+              </w:rPr>
+              <w:t xml:space="preserve">ICNPO</w:t>
+            </w:r>
+          </w:p>
+          <w:p>
+            <w:pPr>
+              <w:pStyle w:val="Compact"/>
+              <w:numPr>
+                <w:ilvl w:val="0"/>
+                <w:numId w:val="1012"/>
+              </w:numPr>
+            </w:pPr>
+            <w:r>
+              <w:rPr>
+                <w:rStyle w:val="VerbatimChar"/>
+                <w:lang w:val="en"/>
+              </w:rPr>
+              <w:t xml:space="preserve">UK-CAT</w:t>
+            </w:r>
+          </w:p>
+          <w:p>
+            <w:pPr>
+              <w:pStyle w:val="Compact"/>
+              <w:numPr>
+                <w:ilvl w:val="0"/>
+                <w:numId w:val="1012"/>
+              </w:numPr>
+            </w:pPr>
+            <w:r>
+              <w:rPr>
+                <w:rStyle w:val="VerbatimChar"/>
+                <w:lang w:val="en"/>
+              </w:rPr>
+              <w:t xml:space="preserve">SIC2007</w:t>
+            </w:r>
+          </w:p>
+        </w:tc>
+      </w:tr>
+      <w:tr>
+        <w:tc>
+          <w:tcPr/>
+          <w:p>
+            <w:pPr>
+              <w:pStyle w:val="Compact"/>
+            </w:pPr>
+            <w:r>
+              <w:rPr>
+                <w:lang w:val="en"/>
+              </w:rPr>
+              <w:t xml:space="preserve">Title</w:t>
+            </w:r>
+          </w:p>
+        </w:tc>
+        <w:tc>
+          <w:tcPr/>
+          <w:p>
+            <w:pPr>
+              <w:pStyle w:val="Compact"/>
+            </w:pPr>
+            <w:r>
+              <w:rPr>
+                <w:rStyle w:val="VerbatimChar"/>
+                <w:lang w:val="en"/>
+              </w:rPr>
+              <w:t xml:space="preserve">title</w:t>
+            </w:r>
+          </w:p>
+        </w:tc>
+        <w:tc>
+          <w:tcPr/>
+          <w:p>
+            <w:pPr>
+              <w:pStyle w:val="FirstParagraph"/>
+            </w:pPr>
+            <w:r>
+              <w:rPr>
+                <w:rStyle w:val="VerbatimChar"/>
+                <w:lang w:val="en"/>
+              </w:rPr>
+              <w:t xml:space="preserve">string</w:t>
+            </w:r>
+          </w:p>
+        </w:tc>
+        <w:tc>
+          <w:tcPr/>
+          <w:p>
+            <w:pPr>
+              <w:pStyle w:val="Compact"/>
+            </w:pPr>
+            <w:r>
+              <w:rPr>
+                <w:lang w:val="en"/>
+              </w:rPr>
+              <w:t xml:space="preserve">Yes</w:t>
+            </w:r>
+          </w:p>
+        </w:tc>
+        <w:tc>
+          <w:tcPr/>
+          <w:p>
+            <w:pPr>
+              <w:pStyle w:val="FirstParagraph"/>
+            </w:pPr>
+            <w:r>
+              <w:rPr>
+                <w:lang w:val="en"/>
+              </w:rPr>
+              <w:t xml:space="preserve">The title of the vocabulary</w:t>
+            </w:r>
+          </w:p>
+        </w:tc>
+        <w:tc>
+          <w:tcPr/>
+          <w:p>
+            <w:pPr>
+              <w:pStyle w:val="Compact"/>
+              <w:numPr>
+                <w:ilvl w:val="0"/>
+                <w:numId w:val="1013"/>
+              </w:numPr>
+            </w:pPr>
+            <w:r>
+              <w:rPr>
+                <w:rStyle w:val="VerbatimChar"/>
+                <w:lang w:val="en"/>
+              </w:rPr>
+              <w:t xml:space="preserve">International Classification of Nonprofit and Third Sector Organisations</w:t>
+            </w:r>
+          </w:p>
+          <w:p>
+            <w:pPr>
+              <w:pStyle w:val="Compact"/>
+              <w:numPr>
+                <w:ilvl w:val="0"/>
+                <w:numId w:val="1013"/>
+              </w:numPr>
+            </w:pPr>
+            <w:r>
+              <w:rPr>
+                <w:rStyle w:val="VerbatimChar"/>
+                <w:lang w:val="en"/>
+              </w:rPr>
+              <w:t xml:space="preserve">International Classification of Nonprofit Organisations</w:t>
+            </w:r>
+          </w:p>
+          <w:p>
+            <w:pPr>
+              <w:pStyle w:val="Compact"/>
+              <w:numPr>
+                <w:ilvl w:val="0"/>
+                <w:numId w:val="1013"/>
+              </w:numPr>
+            </w:pPr>
+            <w:r>
+              <w:rPr>
+                <w:rStyle w:val="VerbatimChar"/>
+                <w:lang w:val="en"/>
+              </w:rPr>
+              <w:t xml:space="preserve">UK Charities Activity Taxonomy</w:t>
+            </w:r>
+          </w:p>
+          <w:p>
+            <w:pPr>
+              <w:pStyle w:val="Compact"/>
+              <w:numPr>
+                <w:ilvl w:val="0"/>
+                <w:numId w:val="1013"/>
+              </w:numPr>
+            </w:pPr>
+            <w:r>
+              <w:rPr>
+                <w:rStyle w:val="VerbatimChar"/>
+                <w:lang w:val="en"/>
+              </w:rPr>
+              <w:t xml:space="preserve">Standard Industrial Classification 2007</w:t>
+            </w:r>
+          </w:p>
+        </w:tc>
+      </w:tr>
+      <w:tr>
+        <w:tc>
+          <w:tcPr/>
+          <w:p>
+            <w:pPr>
+              <w:pStyle w:val="Compact"/>
+            </w:pPr>
+            <w:r>
+              <w:rPr>
+                <w:lang w:val="en"/>
+              </w:rPr>
+              <w:t xml:space="preserve">Entries</w:t>
+            </w:r>
+          </w:p>
+        </w:tc>
+        <w:tc>
+          <w:tcPr/>
+          <w:p>
+            <w:pPr>
+              <w:pStyle w:val="Compact"/>
+            </w:pPr>
+            <w:r>
+              <w:rPr>
+                <w:rStyle w:val="VerbatimChar"/>
+                <w:lang w:val="en"/>
+              </w:rPr>
+              <w:t xml:space="preserve">entries</w:t>
+            </w:r>
+          </w:p>
+        </w:tc>
+        <w:tc>
+          <w:tcPr/>
+          <w:p>
+            <w:pPr>
+              <w:pStyle w:val="FirstParagraph"/>
+            </w:pPr>
+            <w:r>
+              <w:rPr>
+                <w:lang w:val="en"/>
+              </w:rPr>
+              <w:t xml:space="preserve">List of</w:t>
+            </w:r>
+            <w:r>
+              <w:rPr>
+                <w:lang w:val="en"/>
+              </w:rPr>
+              <w:t xml:space="preserve"> </w:t>
+            </w:r>
+            <w:hyperlink w:anchor="_VocabularyEntry">
+              <w:r>
+                <w:rPr>
+                  <w:rStyle w:val="VerbatimChar"/>
+                  <w:lang w:val="en"/>
+                </w:rPr>
+                <w:t xml:space="preserve">VocabularyEntry</w:t>
+              </w:r>
+            </w:hyperlink>
+          </w:p>
+        </w:tc>
+        <w:tc>
+          <w:tcPr/>
+          <w:p>
+            <w:pPr>
+              <w:pStyle w:val="Compact"/>
+            </w:pPr>
+            <w:r>
+              <w:rPr>
+                <w:lang w:val="en"/>
+              </w:rPr>
+              <w:t xml:space="preserve">Yes</w:t>
+            </w:r>
+          </w:p>
+        </w:tc>
+        <w:tc>
+          <w:tcPr/>
+          <w:p>
+            <w:pPr>
+              <w:pStyle w:val="FirstParagraph"/>
+            </w:pPr>
+            <w:r>
+              <w:rPr>
+                <w:lang w:val="en"/>
+              </w:rPr>
+              <w:t xml:space="preserve">The list of entries within this vocabulary</w:t>
+            </w:r>
+          </w:p>
+        </w:tc>
+        <w:tc>
+          <w:tcPr/>
+          <w:p>
+            <w:pPr>
+              <w:pStyle w:val="Compact"/>
+            </w:pPr>
+          </w:p>
+        </w:tc>
+      </w:tr>
+      <w:tr>
+        <w:tc>
+          <w:tcPr/>
+          <w:p>
+            <w:pPr>
+              <w:pStyle w:val="Compact"/>
+            </w:pPr>
+            <w:r>
+              <w:rPr>
+                <w:lang w:val="en"/>
+              </w:rPr>
+              <w:t xml:space="preserve">Single</w:t>
+            </w:r>
+          </w:p>
+        </w:tc>
+        <w:tc>
+          <w:tcPr/>
+          <w:p>
+            <w:pPr>
+              <w:pStyle w:val="Compact"/>
+            </w:pPr>
+            <w:r>
+              <w:rPr>
+                <w:rStyle w:val="VerbatimChar"/>
+                <w:lang w:val="en"/>
+              </w:rPr>
+              <w:t xml:space="preserve">single</w:t>
+            </w:r>
+          </w:p>
+        </w:tc>
+        <w:tc>
+          <w:tcPr/>
+          <w:p>
+            <w:pPr>
+              <w:pStyle w:val="FirstParagraph"/>
+            </w:pPr>
+            <w:r>
+              <w:rPr>
+                <w:rStyle w:val="VerbatimChar"/>
+                <w:lang w:val="en"/>
+              </w:rPr>
+              <w:t xml:space="preserve">boolean</w:t>
+            </w:r>
+          </w:p>
+        </w:tc>
+        <w:tc>
+          <w:tcPr/>
+          <w:p>
+            <w:pPr>
+              <w:pStyle w:val="Compact"/>
+            </w:pPr>
+            <w:r>
+              <w:rPr>
+                <w:lang w:val="en"/>
+              </w:rPr>
+              <w:t xml:space="preserve">No</w:t>
+            </w:r>
+          </w:p>
+        </w:tc>
+        <w:tc>
+          <w:tcPr/>
+          <w:p>
+            <w:pPr>
+              <w:pStyle w:val="FirstParagraph"/>
+            </w:pPr>
+            <w:r>
+              <w:rPr>
+                <w:lang w:val="en"/>
+              </w:rPr>
+              <w:t xml:space="preserve">Indicates whether the vocabulary is intended to only have one entry per entity</w:t>
+            </w:r>
+          </w:p>
+        </w:tc>
+        <w:tc>
+          <w:tcPr/>
+          <w:p>
+            <w:pPr>
+              <w:pStyle w:val="Compact"/>
+            </w:pPr>
+          </w:p>
+        </w:tc>
+      </w:tr>
+    </w:tbl>
+    <w:p>
+      <w:pPr>
+        <w:pStyle w:val="Heading2"/>
+      </w:pPr>
+      <w:bookmarkStart w:id="13" w:name="_AnnualModel"/>
       <w:r>
         <w:rPr>
           <w:lang w:val="en"/>
         </w:rPr>
         <w:t xml:space="preserve">Annual Record</w:t>
       </w:r>
-      <w:bookmarkEnd w:id="12"/>
+      <w:bookmarkEnd w:id="13"/>
     </w:p>
     <w:p>
       <w:pPr>
@@ -3143,7 +3732,7 @@
               <w:pStyle w:val="Compact"/>
               <w:numPr>
                 <w:ilvl w:val="0"/>
-                <w:numId w:val="1012"/>
+                <w:numId w:val="1014"/>
               </w:numPr>
             </w:pPr>
             <w:r>
@@ -3226,190 +3815,6 @@
                 <w:lang w:val="en"/>
               </w:rPr>
               <w:t xml:space="preserve">The start date of the financial year for this annual record</w:t>
-            </w:r>
-          </w:p>
-        </w:tc>
-        <w:tc>
-          <w:tcPr/>
-          <w:p>
-            <w:pPr>
-              <w:pStyle w:val="Compact"/>
-              <w:numPr>
-                <w:ilvl w:val="0"/>
-                <w:numId w:val="1013"/>
-              </w:numPr>
-            </w:pPr>
-            <w:r>
-              <w:rPr>
-                <w:rStyle w:val="VerbatimChar"/>
-                <w:lang w:val="en"/>
-              </w:rPr>
-              <w:t xml:space="preserve">2022-04-01</w:t>
-            </w:r>
-          </w:p>
-        </w:tc>
-      </w:tr>
-      <w:tr>
-        <w:tc>
-          <w:tcPr/>
-          <w:p>
-            <w:pPr>
-              <w:pStyle w:val="Compact"/>
-            </w:pPr>
-            <w:r>
-              <w:rPr>
-                <w:lang w:val="en"/>
-              </w:rPr>
-              <w:t xml:space="preserve">Turnover</w:t>
-            </w:r>
-          </w:p>
-        </w:tc>
-        <w:tc>
-          <w:tcPr/>
-          <w:p>
-            <w:pPr>
-              <w:pStyle w:val="Compact"/>
-            </w:pPr>
-            <w:r>
-              <w:rPr>
-                <w:rStyle w:val="VerbatimChar"/>
-                <w:lang w:val="en"/>
-              </w:rPr>
-              <w:t xml:space="preserve">turnover</w:t>
-            </w:r>
-          </w:p>
-        </w:tc>
-        <w:tc>
-          <w:tcPr/>
-          <w:p>
-            <w:pPr>
-              <w:pStyle w:val="FirstParagraph"/>
-            </w:pPr>
-            <w:r>
-              <w:rPr>
-                <w:lang w:val="en"/>
-              </w:rPr>
-              <w:t xml:space="preserve">number</w:t>
-            </w:r>
-          </w:p>
-        </w:tc>
-        <w:tc>
-          <w:tcPr/>
-          <w:p>
-            <w:pPr>
-              <w:pStyle w:val="Compact"/>
-            </w:pPr>
-            <w:r>
-              <w:rPr>
-                <w:lang w:val="en"/>
-              </w:rPr>
-              <w:t xml:space="preserve">No</w:t>
-            </w:r>
-          </w:p>
-        </w:tc>
-        <w:tc>
-          <w:tcPr/>
-          <w:p>
-            <w:pPr>
-              <w:pStyle w:val="FirstParagraph"/>
-            </w:pPr>
-            <w:r>
-              <w:rPr>
-                <w:lang w:val="en"/>
-              </w:rPr>
-              <w:t xml:space="preserve">The turnover for this annual record, in pounds</w:t>
-            </w:r>
-          </w:p>
-        </w:tc>
-        <w:tc>
-          <w:tcPr/>
-          <w:p>
-            <w:pPr>
-              <w:pStyle w:val="Compact"/>
-              <w:numPr>
-                <w:ilvl w:val="0"/>
-                <w:numId w:val="1014"/>
-              </w:numPr>
-            </w:pPr>
-            <w:r>
-              <w:rPr>
-                <w:rStyle w:val="VerbatimChar"/>
-                <w:lang w:val="en"/>
-              </w:rPr>
-              <w:t xml:space="preserve">100000.0</w:t>
-            </w:r>
-          </w:p>
-        </w:tc>
-      </w:tr>
-      <w:tr>
-        <w:tc>
-          <w:tcPr/>
-          <w:p>
-            <w:pPr>
-              <w:pStyle w:val="Compact"/>
-            </w:pPr>
-            <w:r>
-              <w:rPr>
-                <w:lang w:val="en"/>
-              </w:rPr>
-              <w:t xml:space="preserve">Expenditure</w:t>
-            </w:r>
-          </w:p>
-        </w:tc>
-        <w:tc>
-          <w:tcPr/>
-          <w:p>
-            <w:pPr>
-              <w:pStyle w:val="Compact"/>
-            </w:pPr>
-            <w:r>
-              <w:rPr>
-                <w:rStyle w:val="VerbatimChar"/>
-                <w:lang w:val="en"/>
-              </w:rPr>
-              <w:t xml:space="preserve">expenditure</w:t>
-            </w:r>
-          </w:p>
-        </w:tc>
-        <w:tc>
-          <w:tcPr/>
-          <w:p>
-            <w:pPr>
-              <w:pStyle w:val="FirstParagraph"/>
-            </w:pPr>
-            <w:r>
-              <w:rPr>
-                <w:lang w:val="en"/>
-              </w:rPr>
-              <w:t xml:space="preserve">number</w:t>
-            </w:r>
-          </w:p>
-        </w:tc>
-        <w:tc>
-          <w:tcPr/>
-          <w:p>
-            <w:pPr>
-              <w:pStyle w:val="Compact"/>
-            </w:pPr>
-            <w:r>
-              <w:rPr>
-                <w:lang w:val="en"/>
-              </w:rPr>
-              <w:t xml:space="preserve">No</w:t>
-            </w:r>
-          </w:p>
-        </w:tc>
-        <w:tc>
-          <w:tcPr/>
-          <w:p>
-            <w:pPr>
-              <w:pStyle w:val="FirstParagraph"/>
-            </w:pPr>
-            <w:r>
-              <w:rPr>
-                <w:lang w:val="en"/>
-              </w:rPr>
-              <w:t xml:space="preserve">The expenditure for this annual record, in pounds</w:t>
             </w:r>
           </w:p>
         </w:tc>
@@ -3428,7 +3833,7 @@
                 <w:rStyle w:val="VerbatimChar"/>
                 <w:lang w:val="en"/>
               </w:rPr>
-              <w:t xml:space="preserve">80000.0</w:t>
+              <w:t xml:space="preserve">2022-04-01</w:t>
             </w:r>
           </w:p>
         </w:tc>
@@ -3444,22 +3849,22 @@
               <w:rPr>
                 <w:lang w:val="en"/>
               </w:rPr>
-              <w:t xml:space="preserve">Profit/Surplus</w:t>
-            </w:r>
-          </w:p>
-        </w:tc>
-        <w:tc>
-          <w:tcPr/>
-          <w:p>
-            <w:pPr>
-              <w:pStyle w:val="Compact"/>
-            </w:pPr>
-            <w:r>
-              <w:rPr>
-                <w:rStyle w:val="VerbatimChar"/>
-                <w:lang w:val="en"/>
-              </w:rPr>
-              <w:t xml:space="preserve">profit_surplus</w:t>
+              <w:t xml:space="preserve">Turnover</w:t>
+            </w:r>
+          </w:p>
+        </w:tc>
+        <w:tc>
+          <w:tcPr/>
+          <w:p>
+            <w:pPr>
+              <w:pStyle w:val="Compact"/>
+            </w:pPr>
+            <w:r>
+              <w:rPr>
+                <w:rStyle w:val="VerbatimChar"/>
+                <w:lang w:val="en"/>
+              </w:rPr>
+              <w:t xml:space="preserve">turnover</w:t>
             </w:r>
           </w:p>
         </w:tc>
@@ -3501,7 +3906,7 @@
               <w:rPr>
                 <w:lang w:val="en"/>
               </w:rPr>
-              <w:t xml:space="preserve">The profit or surplus for this annual record, in pounds</w:t>
+              <w:t xml:space="preserve">The turnover for this annual record, in pounds</w:t>
             </w:r>
           </w:p>
         </w:tc>
@@ -3520,7 +3925,7 @@
                 <w:rStyle w:val="VerbatimChar"/>
                 <w:lang w:val="en"/>
               </w:rPr>
-              <w:t xml:space="preserve">20000.0</w:t>
+              <w:t xml:space="preserve">100000.0</w:t>
             </w:r>
           </w:p>
         </w:tc>
@@ -3536,22 +3941,22 @@
               <w:rPr>
                 <w:lang w:val="en"/>
               </w:rPr>
-              <w:t xml:space="preserve">Assets</w:t>
-            </w:r>
-          </w:p>
-        </w:tc>
-        <w:tc>
-          <w:tcPr/>
-          <w:p>
-            <w:pPr>
-              <w:pStyle w:val="Compact"/>
-            </w:pPr>
-            <w:r>
-              <w:rPr>
-                <w:rStyle w:val="VerbatimChar"/>
-                <w:lang w:val="en"/>
-              </w:rPr>
-              <w:t xml:space="preserve">assets</w:t>
+              <w:t xml:space="preserve">Expenditure</w:t>
+            </w:r>
+          </w:p>
+        </w:tc>
+        <w:tc>
+          <w:tcPr/>
+          <w:p>
+            <w:pPr>
+              <w:pStyle w:val="Compact"/>
+            </w:pPr>
+            <w:r>
+              <w:rPr>
+                <w:rStyle w:val="VerbatimChar"/>
+                <w:lang w:val="en"/>
+              </w:rPr>
+              <w:t xml:space="preserve">expenditure</w:t>
             </w:r>
           </w:p>
         </w:tc>
@@ -3593,7 +3998,7 @@
               <w:rPr>
                 <w:lang w:val="en"/>
               </w:rPr>
-              <w:t xml:space="preserve">The assets or reserves at the end of the financial year for this annual record, in pounds</w:t>
+              <w:t xml:space="preserve">The expenditure for this annual record, in pounds</w:t>
             </w:r>
           </w:p>
         </w:tc>
@@ -3612,7 +4017,7 @@
                 <w:rStyle w:val="VerbatimChar"/>
                 <w:lang w:val="en"/>
               </w:rPr>
-              <w:t xml:space="preserve">50000.0</w:t>
+              <w:t xml:space="preserve">80000.0</w:t>
             </w:r>
           </w:p>
         </w:tc>
@@ -3628,22 +4033,22 @@
               <w:rPr>
                 <w:lang w:val="en"/>
               </w:rPr>
-              <w:t xml:space="preserve">Number of Employees</w:t>
-            </w:r>
-          </w:p>
-        </w:tc>
-        <w:tc>
-          <w:tcPr/>
-          <w:p>
-            <w:pPr>
-              <w:pStyle w:val="Compact"/>
-            </w:pPr>
-            <w:r>
-              <w:rPr>
-                <w:rStyle w:val="VerbatimChar"/>
-                <w:lang w:val="en"/>
-              </w:rPr>
-              <w:t xml:space="preserve">number_of_employees</w:t>
+              <w:t xml:space="preserve">Profit/Surplus</w:t>
+            </w:r>
+          </w:p>
+        </w:tc>
+        <w:tc>
+          <w:tcPr/>
+          <w:p>
+            <w:pPr>
+              <w:pStyle w:val="Compact"/>
+            </w:pPr>
+            <w:r>
+              <w:rPr>
+                <w:rStyle w:val="VerbatimChar"/>
+                <w:lang w:val="en"/>
+              </w:rPr>
+              <w:t xml:space="preserve">profit_surplus</w:t>
             </w:r>
           </w:p>
         </w:tc>
@@ -3685,7 +4090,7 @@
               <w:rPr>
                 <w:lang w:val="en"/>
               </w:rPr>
-              <w:t xml:space="preserve">The number of employees for this annual record, as a full time equivalent</w:t>
+              <w:t xml:space="preserve">The profit or surplus for this annual record, in pounds</w:t>
             </w:r>
           </w:p>
         </w:tc>
@@ -3704,7 +4109,7 @@
                 <w:rStyle w:val="VerbatimChar"/>
                 <w:lang w:val="en"/>
               </w:rPr>
-              <w:t xml:space="preserve">50</w:t>
+              <w:t xml:space="preserve">20000.0</w:t>
             </w:r>
           </w:p>
         </w:tc>
@@ -3720,22 +4125,22 @@
               <w:rPr>
                 <w:lang w:val="en"/>
               </w:rPr>
-              <w:t xml:space="preserve">Volunteer Hours</w:t>
-            </w:r>
-          </w:p>
-        </w:tc>
-        <w:tc>
-          <w:tcPr/>
-          <w:p>
-            <w:pPr>
-              <w:pStyle w:val="Compact"/>
-            </w:pPr>
-            <w:r>
-              <w:rPr>
-                <w:rStyle w:val="VerbatimChar"/>
-                <w:lang w:val="en"/>
-              </w:rPr>
-              <w:t xml:space="preserve">volunteer_hours</w:t>
+              <w:t xml:space="preserve">Assets</w:t>
+            </w:r>
+          </w:p>
+        </w:tc>
+        <w:tc>
+          <w:tcPr/>
+          <w:p>
+            <w:pPr>
+              <w:pStyle w:val="Compact"/>
+            </w:pPr>
+            <w:r>
+              <w:rPr>
+                <w:rStyle w:val="VerbatimChar"/>
+                <w:lang w:val="en"/>
+              </w:rPr>
+              <w:t xml:space="preserve">assets</w:t>
             </w:r>
           </w:p>
         </w:tc>
@@ -3777,7 +4182,7 @@
               <w:rPr>
                 <w:lang w:val="en"/>
               </w:rPr>
-              <w:t xml:space="preserve">The number of volunteer hours for this annual record, as number of volunteer hours per year</w:t>
+              <w:t xml:space="preserve">The assets or reserves at the end of the financial year for this annual record, in pounds</w:t>
             </w:r>
           </w:p>
         </w:tc>
@@ -3796,7 +4201,7 @@
                 <w:rStyle w:val="VerbatimChar"/>
                 <w:lang w:val="en"/>
               </w:rPr>
-              <w:t xml:space="preserve">1000</w:t>
+              <w:t xml:space="preserve">50000.0</w:t>
             </w:r>
           </w:p>
         </w:tc>
@@ -3812,36 +4217,36 @@
               <w:rPr>
                 <w:lang w:val="en"/>
               </w:rPr>
-              <w:t xml:space="preserve">Number of Directors</w:t>
-            </w:r>
-          </w:p>
-        </w:tc>
-        <w:tc>
-          <w:tcPr/>
-          <w:p>
-            <w:pPr>
-              <w:pStyle w:val="Compact"/>
-            </w:pPr>
-            <w:r>
-              <w:rPr>
-                <w:rStyle w:val="VerbatimChar"/>
-                <w:lang w:val="en"/>
-              </w:rPr>
-              <w:t xml:space="preserve">n_directors</w:t>
-            </w:r>
-          </w:p>
-        </w:tc>
-        <w:tc>
-          <w:tcPr/>
-          <w:p>
-            <w:pPr>
-              <w:pStyle w:val="FirstParagraph"/>
-            </w:pPr>
-            <w:r>
-              <w:rPr>
-                <w:lang w:val="en"/>
-              </w:rPr>
-              <w:t xml:space="preserve">integer</w:t>
+              <w:t xml:space="preserve">Number of Employees</w:t>
+            </w:r>
+          </w:p>
+        </w:tc>
+        <w:tc>
+          <w:tcPr/>
+          <w:p>
+            <w:pPr>
+              <w:pStyle w:val="Compact"/>
+            </w:pPr>
+            <w:r>
+              <w:rPr>
+                <w:rStyle w:val="VerbatimChar"/>
+                <w:lang w:val="en"/>
+              </w:rPr>
+              <w:t xml:space="preserve">number_of_employees</w:t>
+            </w:r>
+          </w:p>
+        </w:tc>
+        <w:tc>
+          <w:tcPr/>
+          <w:p>
+            <w:pPr>
+              <w:pStyle w:val="FirstParagraph"/>
+            </w:pPr>
+            <w:r>
+              <w:rPr>
+                <w:lang w:val="en"/>
+              </w:rPr>
+              <w:t xml:space="preserve">number</w:t>
             </w:r>
           </w:p>
         </w:tc>
@@ -3869,7 +4274,7 @@
               <w:rPr>
                 <w:lang w:val="en"/>
               </w:rPr>
-              <w:t xml:space="preserve">The number of directors or trustees for this annual record</w:t>
+              <w:t xml:space="preserve">The number of employees for this annual record, as a full time equivalent</w:t>
             </w:r>
           </w:p>
         </w:tc>
@@ -3881,6 +4286,190 @@
               <w:numPr>
                 <w:ilvl w:val="0"/>
                 <w:numId w:val="1020"/>
+              </w:numPr>
+            </w:pPr>
+            <w:r>
+              <w:rPr>
+                <w:rStyle w:val="VerbatimChar"/>
+                <w:lang w:val="en"/>
+              </w:rPr>
+              <w:t xml:space="preserve">50</w:t>
+            </w:r>
+          </w:p>
+        </w:tc>
+      </w:tr>
+      <w:tr>
+        <w:tc>
+          <w:tcPr/>
+          <w:p>
+            <w:pPr>
+              <w:pStyle w:val="Compact"/>
+            </w:pPr>
+            <w:r>
+              <w:rPr>
+                <w:lang w:val="en"/>
+              </w:rPr>
+              <w:t xml:space="preserve">Volunteer Hours</w:t>
+            </w:r>
+          </w:p>
+        </w:tc>
+        <w:tc>
+          <w:tcPr/>
+          <w:p>
+            <w:pPr>
+              <w:pStyle w:val="Compact"/>
+            </w:pPr>
+            <w:r>
+              <w:rPr>
+                <w:rStyle w:val="VerbatimChar"/>
+                <w:lang w:val="en"/>
+              </w:rPr>
+              <w:t xml:space="preserve">volunteer_hours</w:t>
+            </w:r>
+          </w:p>
+        </w:tc>
+        <w:tc>
+          <w:tcPr/>
+          <w:p>
+            <w:pPr>
+              <w:pStyle w:val="FirstParagraph"/>
+            </w:pPr>
+            <w:r>
+              <w:rPr>
+                <w:lang w:val="en"/>
+              </w:rPr>
+              <w:t xml:space="preserve">number</w:t>
+            </w:r>
+          </w:p>
+        </w:tc>
+        <w:tc>
+          <w:tcPr/>
+          <w:p>
+            <w:pPr>
+              <w:pStyle w:val="Compact"/>
+            </w:pPr>
+            <w:r>
+              <w:rPr>
+                <w:lang w:val="en"/>
+              </w:rPr>
+              <w:t xml:space="preserve">No</w:t>
+            </w:r>
+          </w:p>
+        </w:tc>
+        <w:tc>
+          <w:tcPr/>
+          <w:p>
+            <w:pPr>
+              <w:pStyle w:val="FirstParagraph"/>
+            </w:pPr>
+            <w:r>
+              <w:rPr>
+                <w:lang w:val="en"/>
+              </w:rPr>
+              <w:t xml:space="preserve">The number of volunteer hours for this annual record, as number of volunteer hours per year</w:t>
+            </w:r>
+          </w:p>
+        </w:tc>
+        <w:tc>
+          <w:tcPr/>
+          <w:p>
+            <w:pPr>
+              <w:pStyle w:val="Compact"/>
+              <w:numPr>
+                <w:ilvl w:val="0"/>
+                <w:numId w:val="1021"/>
+              </w:numPr>
+            </w:pPr>
+            <w:r>
+              <w:rPr>
+                <w:rStyle w:val="VerbatimChar"/>
+                <w:lang w:val="en"/>
+              </w:rPr>
+              <w:t xml:space="preserve">1000</w:t>
+            </w:r>
+          </w:p>
+        </w:tc>
+      </w:tr>
+      <w:tr>
+        <w:tc>
+          <w:tcPr/>
+          <w:p>
+            <w:pPr>
+              <w:pStyle w:val="Compact"/>
+            </w:pPr>
+            <w:r>
+              <w:rPr>
+                <w:lang w:val="en"/>
+              </w:rPr>
+              <w:t xml:space="preserve">Number of Directors</w:t>
+            </w:r>
+          </w:p>
+        </w:tc>
+        <w:tc>
+          <w:tcPr/>
+          <w:p>
+            <w:pPr>
+              <w:pStyle w:val="Compact"/>
+            </w:pPr>
+            <w:r>
+              <w:rPr>
+                <w:rStyle w:val="VerbatimChar"/>
+                <w:lang w:val="en"/>
+              </w:rPr>
+              <w:t xml:space="preserve">n_directors</w:t>
+            </w:r>
+          </w:p>
+        </w:tc>
+        <w:tc>
+          <w:tcPr/>
+          <w:p>
+            <w:pPr>
+              <w:pStyle w:val="FirstParagraph"/>
+            </w:pPr>
+            <w:r>
+              <w:rPr>
+                <w:lang w:val="en"/>
+              </w:rPr>
+              <w:t xml:space="preserve">integer</w:t>
+            </w:r>
+          </w:p>
+        </w:tc>
+        <w:tc>
+          <w:tcPr/>
+          <w:p>
+            <w:pPr>
+              <w:pStyle w:val="Compact"/>
+            </w:pPr>
+            <w:r>
+              <w:rPr>
+                <w:lang w:val="en"/>
+              </w:rPr>
+              <w:t xml:space="preserve">No</w:t>
+            </w:r>
+          </w:p>
+        </w:tc>
+        <w:tc>
+          <w:tcPr/>
+          <w:p>
+            <w:pPr>
+              <w:pStyle w:val="FirstParagraph"/>
+            </w:pPr>
+            <w:r>
+              <w:rPr>
+                <w:lang w:val="en"/>
+              </w:rPr>
+              <w:t xml:space="preserve">The number of directors or trustees for this annual record</w:t>
+            </w:r>
+          </w:p>
+        </w:tc>
+        <w:tc>
+          <w:tcPr/>
+          <w:p>
+            <w:pPr>
+              <w:pStyle w:val="Compact"/>
+              <w:numPr>
+                <w:ilvl w:val="0"/>
+                <w:numId w:val="1022"/>
               </w:numPr>
             </w:pPr>
             <w:r>
@@ -3898,14 +4487,14 @@
       <w:pPr>
         <w:pStyle w:val="Heading2"/>
       </w:pPr>
-      <w:bookmarkStart w:id="13" w:name="_ContactDetails"/>
+      <w:bookmarkStart w:id="14" w:name="_ContactDetails"/>
       <w:r>
         <w:rPr>
           <w:lang w:val="en"/>
         </w:rPr>
         <w:t xml:space="preserve">Contact Details</w:t>
       </w:r>
-      <w:bookmarkEnd w:id="13"/>
+      <w:bookmarkEnd w:id="14"/>
     </w:p>
     <w:p>
       <w:pPr>
@@ -4101,7 +4690,7 @@
               <w:pStyle w:val="Compact"/>
               <w:numPr>
                 <w:ilvl w:val="0"/>
-                <w:numId w:val="1021"/>
+                <w:numId w:val="1023"/>
               </w:numPr>
             </w:pPr>
             <w:r>
@@ -4193,7 +4782,7 @@
               <w:pStyle w:val="Compact"/>
               <w:numPr>
                 <w:ilvl w:val="0"/>
-                <w:numId w:val="1022"/>
+                <w:numId w:val="1024"/>
               </w:numPr>
             </w:pPr>
             <w:r>
@@ -4298,7 +4887,7 @@
               <w:pStyle w:val="Compact"/>
               <w:numPr>
                 <w:ilvl w:val="0"/>
-                <w:numId w:val="1023"/>
+                <w:numId w:val="1025"/>
               </w:numPr>
             </w:pPr>
             <w:r>
@@ -4316,14 +4905,14 @@
       <w:pPr>
         <w:pStyle w:val="Heading2"/>
       </w:pPr>
-      <w:bookmarkStart w:id="14" w:name="_GeoAreaCodeModel"/>
+      <w:bookmarkStart w:id="15" w:name="_GeoAreaCodeModel"/>
       <w:r>
         <w:rPr>
           <w:lang w:val="en"/>
         </w:rPr>
         <w:t xml:space="preserve">Geo Area Code</w:t>
       </w:r>
-      <w:bookmarkEnd w:id="14"/>
+      <w:bookmarkEnd w:id="15"/>
     </w:p>
     <w:p>
       <w:pPr>
@@ -4519,7 +5108,7 @@
               <w:pStyle w:val="Compact"/>
               <w:numPr>
                 <w:ilvl w:val="0"/>
-                <w:numId w:val="1024"/>
+                <w:numId w:val="1026"/>
               </w:numPr>
             </w:pPr>
             <w:r>
@@ -4601,190 +5190,6 @@
                 <w:lang w:val="en"/>
               </w:rPr>
               <w:t xml:space="preserve">The local authority code of the location</w:t>
-            </w:r>
-          </w:p>
-        </w:tc>
-        <w:tc>
-          <w:tcPr/>
-          <w:p>
-            <w:pPr>
-              <w:pStyle w:val="Compact"/>
-              <w:numPr>
-                <w:ilvl w:val="0"/>
-                <w:numId w:val="1025"/>
-              </w:numPr>
-            </w:pPr>
-            <w:r>
-              <w:rPr>
-                <w:rStyle w:val="VerbatimChar"/>
-                <w:lang w:val="en"/>
-              </w:rPr>
-              <w:t xml:space="preserve">E09000033</w:t>
-            </w:r>
-          </w:p>
-        </w:tc>
-      </w:tr>
-      <w:tr>
-        <w:tc>
-          <w:tcPr/>
-          <w:p>
-            <w:pPr>
-              <w:pStyle w:val="Compact"/>
-            </w:pPr>
-            <w:r>
-              <w:rPr>
-                <w:lang w:val="en"/>
-              </w:rPr>
-              <w:t xml:space="preserve">Region Code</w:t>
-            </w:r>
-          </w:p>
-        </w:tc>
-        <w:tc>
-          <w:tcPr/>
-          <w:p>
-            <w:pPr>
-              <w:pStyle w:val="Compact"/>
-            </w:pPr>
-            <w:r>
-              <w:rPr>
-                <w:rStyle w:val="VerbatimChar"/>
-                <w:lang w:val="en"/>
-              </w:rPr>
-              <w:t xml:space="preserve">region_code</w:t>
-            </w:r>
-          </w:p>
-        </w:tc>
-        <w:tc>
-          <w:tcPr/>
-          <w:p>
-            <w:pPr>
-              <w:pStyle w:val="FirstParagraph"/>
-            </w:pPr>
-            <w:r>
-              <w:rPr>
-                <w:lang w:val="en"/>
-              </w:rPr>
-              <w:t xml:space="preserve">string</w:t>
-            </w:r>
-          </w:p>
-        </w:tc>
-        <w:tc>
-          <w:tcPr/>
-          <w:p>
-            <w:pPr>
-              <w:pStyle w:val="Compact"/>
-            </w:pPr>
-            <w:r>
-              <w:rPr>
-                <w:lang w:val="en"/>
-              </w:rPr>
-              <w:t xml:space="preserve">No</w:t>
-            </w:r>
-          </w:p>
-        </w:tc>
-        <w:tc>
-          <w:tcPr/>
-          <w:p>
-            <w:pPr>
-              <w:pStyle w:val="FirstParagraph"/>
-            </w:pPr>
-            <w:r>
-              <w:rPr>
-                <w:lang w:val="en"/>
-              </w:rPr>
-              <w:t xml:space="preserve">The region code of the location</w:t>
-            </w:r>
-          </w:p>
-        </w:tc>
-        <w:tc>
-          <w:tcPr/>
-          <w:p>
-            <w:pPr>
-              <w:pStyle w:val="Compact"/>
-              <w:numPr>
-                <w:ilvl w:val="0"/>
-                <w:numId w:val="1026"/>
-              </w:numPr>
-            </w:pPr>
-            <w:r>
-              <w:rPr>
-                <w:rStyle w:val="VerbatimChar"/>
-                <w:lang w:val="en"/>
-              </w:rPr>
-              <w:t xml:space="preserve">E12000007</w:t>
-            </w:r>
-          </w:p>
-        </w:tc>
-      </w:tr>
-      <w:tr>
-        <w:tc>
-          <w:tcPr/>
-          <w:p>
-            <w:pPr>
-              <w:pStyle w:val="Compact"/>
-            </w:pPr>
-            <w:r>
-              <w:rPr>
-                <w:lang w:val="en"/>
-              </w:rPr>
-              <w:t xml:space="preserve">Country Code</w:t>
-            </w:r>
-          </w:p>
-        </w:tc>
-        <w:tc>
-          <w:tcPr/>
-          <w:p>
-            <w:pPr>
-              <w:pStyle w:val="Compact"/>
-            </w:pPr>
-            <w:r>
-              <w:rPr>
-                <w:rStyle w:val="VerbatimChar"/>
-                <w:lang w:val="en"/>
-              </w:rPr>
-              <w:t xml:space="preserve">country_code</w:t>
-            </w:r>
-          </w:p>
-        </w:tc>
-        <w:tc>
-          <w:tcPr/>
-          <w:p>
-            <w:pPr>
-              <w:pStyle w:val="FirstParagraph"/>
-            </w:pPr>
-            <w:r>
-              <w:rPr>
-                <w:lang w:val="en"/>
-              </w:rPr>
-              <w:t xml:space="preserve">string</w:t>
-            </w:r>
-          </w:p>
-        </w:tc>
-        <w:tc>
-          <w:tcPr/>
-          <w:p>
-            <w:pPr>
-              <w:pStyle w:val="Compact"/>
-            </w:pPr>
-            <w:r>
-              <w:rPr>
-                <w:lang w:val="en"/>
-              </w:rPr>
-              <w:t xml:space="preserve">No</w:t>
-            </w:r>
-          </w:p>
-        </w:tc>
-        <w:tc>
-          <w:tcPr/>
-          <w:p>
-            <w:pPr>
-              <w:pStyle w:val="FirstParagraph"/>
-            </w:pPr>
-            <w:r>
-              <w:rPr>
-                <w:lang w:val="en"/>
-              </w:rPr>
-              <w:t xml:space="preserve">The country code of the location</w:t>
             </w:r>
           </w:p>
         </w:tc>
@@ -4796,6 +5201,190 @@
               <w:numPr>
                 <w:ilvl w:val="0"/>
                 <w:numId w:val="1027"/>
+              </w:numPr>
+            </w:pPr>
+            <w:r>
+              <w:rPr>
+                <w:rStyle w:val="VerbatimChar"/>
+                <w:lang w:val="en"/>
+              </w:rPr>
+              <w:t xml:space="preserve">E09000033</w:t>
+            </w:r>
+          </w:p>
+        </w:tc>
+      </w:tr>
+      <w:tr>
+        <w:tc>
+          <w:tcPr/>
+          <w:p>
+            <w:pPr>
+              <w:pStyle w:val="Compact"/>
+            </w:pPr>
+            <w:r>
+              <w:rPr>
+                <w:lang w:val="en"/>
+              </w:rPr>
+              <w:t xml:space="preserve">Region Code</w:t>
+            </w:r>
+          </w:p>
+        </w:tc>
+        <w:tc>
+          <w:tcPr/>
+          <w:p>
+            <w:pPr>
+              <w:pStyle w:val="Compact"/>
+            </w:pPr>
+            <w:r>
+              <w:rPr>
+                <w:rStyle w:val="VerbatimChar"/>
+                <w:lang w:val="en"/>
+              </w:rPr>
+              <w:t xml:space="preserve">region_code</w:t>
+            </w:r>
+          </w:p>
+        </w:tc>
+        <w:tc>
+          <w:tcPr/>
+          <w:p>
+            <w:pPr>
+              <w:pStyle w:val="FirstParagraph"/>
+            </w:pPr>
+            <w:r>
+              <w:rPr>
+                <w:lang w:val="en"/>
+              </w:rPr>
+              <w:t xml:space="preserve">string</w:t>
+            </w:r>
+          </w:p>
+        </w:tc>
+        <w:tc>
+          <w:tcPr/>
+          <w:p>
+            <w:pPr>
+              <w:pStyle w:val="Compact"/>
+            </w:pPr>
+            <w:r>
+              <w:rPr>
+                <w:lang w:val="en"/>
+              </w:rPr>
+              <w:t xml:space="preserve">No</w:t>
+            </w:r>
+          </w:p>
+        </w:tc>
+        <w:tc>
+          <w:tcPr/>
+          <w:p>
+            <w:pPr>
+              <w:pStyle w:val="FirstParagraph"/>
+            </w:pPr>
+            <w:r>
+              <w:rPr>
+                <w:lang w:val="en"/>
+              </w:rPr>
+              <w:t xml:space="preserve">The region code of the location</w:t>
+            </w:r>
+          </w:p>
+        </w:tc>
+        <w:tc>
+          <w:tcPr/>
+          <w:p>
+            <w:pPr>
+              <w:pStyle w:val="Compact"/>
+              <w:numPr>
+                <w:ilvl w:val="0"/>
+                <w:numId w:val="1028"/>
+              </w:numPr>
+            </w:pPr>
+            <w:r>
+              <w:rPr>
+                <w:rStyle w:val="VerbatimChar"/>
+                <w:lang w:val="en"/>
+              </w:rPr>
+              <w:t xml:space="preserve">E12000007</w:t>
+            </w:r>
+          </w:p>
+        </w:tc>
+      </w:tr>
+      <w:tr>
+        <w:tc>
+          <w:tcPr/>
+          <w:p>
+            <w:pPr>
+              <w:pStyle w:val="Compact"/>
+            </w:pPr>
+            <w:r>
+              <w:rPr>
+                <w:lang w:val="en"/>
+              </w:rPr>
+              <w:t xml:space="preserve">Country Code</w:t>
+            </w:r>
+          </w:p>
+        </w:tc>
+        <w:tc>
+          <w:tcPr/>
+          <w:p>
+            <w:pPr>
+              <w:pStyle w:val="Compact"/>
+            </w:pPr>
+            <w:r>
+              <w:rPr>
+                <w:rStyle w:val="VerbatimChar"/>
+                <w:lang w:val="en"/>
+              </w:rPr>
+              <w:t xml:space="preserve">country_code</w:t>
+            </w:r>
+          </w:p>
+        </w:tc>
+        <w:tc>
+          <w:tcPr/>
+          <w:p>
+            <w:pPr>
+              <w:pStyle w:val="FirstParagraph"/>
+            </w:pPr>
+            <w:r>
+              <w:rPr>
+                <w:lang w:val="en"/>
+              </w:rPr>
+              <w:t xml:space="preserve">string</w:t>
+            </w:r>
+          </w:p>
+        </w:tc>
+        <w:tc>
+          <w:tcPr/>
+          <w:p>
+            <w:pPr>
+              <w:pStyle w:val="Compact"/>
+            </w:pPr>
+            <w:r>
+              <w:rPr>
+                <w:lang w:val="en"/>
+              </w:rPr>
+              <w:t xml:space="preserve">No</w:t>
+            </w:r>
+          </w:p>
+        </w:tc>
+        <w:tc>
+          <w:tcPr/>
+          <w:p>
+            <w:pPr>
+              <w:pStyle w:val="FirstParagraph"/>
+            </w:pPr>
+            <w:r>
+              <w:rPr>
+                <w:lang w:val="en"/>
+              </w:rPr>
+              <w:t xml:space="preserve">The country code of the location</w:t>
+            </w:r>
+          </w:p>
+        </w:tc>
+        <w:tc>
+          <w:tcPr/>
+          <w:p>
+            <w:pPr>
+              <w:pStyle w:val="Compact"/>
+              <w:numPr>
+                <w:ilvl w:val="0"/>
+                <w:numId w:val="1029"/>
               </w:numPr>
             </w:pPr>
             <w:r>
@@ -4890,7 +5479,7 @@
               <w:pStyle w:val="Compact"/>
               <w:numPr>
                 <w:ilvl w:val="0"/>
-                <w:numId w:val="1028"/>
+                <w:numId w:val="1030"/>
               </w:numPr>
             </w:pPr>
             <w:r>
@@ -4906,7 +5495,7 @@
               <w:pStyle w:val="Compact"/>
               <w:numPr>
                 <w:ilvl w:val="0"/>
-                <w:numId w:val="1028"/>
+                <w:numId w:val="1030"/>
               </w:numPr>
             </w:pPr>
             <w:r>
@@ -4922,7 +5511,7 @@
               <w:pStyle w:val="Compact"/>
               <w:numPr>
                 <w:ilvl w:val="0"/>
-                <w:numId w:val="1028"/>
+                <w:numId w:val="1030"/>
               </w:numPr>
             </w:pPr>
             <w:r>
@@ -4938,7 +5527,7 @@
               <w:pStyle w:val="Compact"/>
               <w:numPr>
                 <w:ilvl w:val="0"/>
-                <w:numId w:val="1028"/>
+                <w:numId w:val="1030"/>
               </w:numPr>
             </w:pPr>
             <w:r>
@@ -5033,7 +5622,7 @@
               <w:pStyle w:val="Compact"/>
               <w:numPr>
                 <w:ilvl w:val="0"/>
-                <w:numId w:val="1029"/>
+                <w:numId w:val="1031"/>
               </w:numPr>
             </w:pPr>
             <w:r>
@@ -5049,7 +5638,7 @@
               <w:pStyle w:val="Compact"/>
               <w:numPr>
                 <w:ilvl w:val="0"/>
-                <w:numId w:val="1029"/>
+                <w:numId w:val="1031"/>
               </w:numPr>
             </w:pPr>
             <w:r>
@@ -5141,7 +5730,7 @@
               <w:pStyle w:val="Compact"/>
               <w:numPr>
                 <w:ilvl w:val="0"/>
-                <w:numId w:val="1030"/>
+                <w:numId w:val="1032"/>
               </w:numPr>
             </w:pPr>
             <w:r>
@@ -5159,14 +5748,14 @@
       <w:pPr>
         <w:pStyle w:val="Heading2"/>
       </w:pPr>
-      <w:bookmarkStart w:id="15" w:name="_GeoPointModel"/>
+      <w:bookmarkStart w:id="16" w:name="_GeoPointModel"/>
       <w:r>
         <w:rPr>
           <w:lang w:val="en"/>
         </w:rPr>
         <w:t xml:space="preserve">Geo Point</w:t>
       </w:r>
-      <w:bookmarkEnd w:id="15"/>
+      <w:bookmarkEnd w:id="16"/>
     </w:p>
     <w:p>
       <w:pPr>
@@ -5362,7 +5951,7 @@
               <w:pStyle w:val="Compact"/>
               <w:numPr>
                 <w:ilvl w:val="0"/>
-                <w:numId w:val="1031"/>
+                <w:numId w:val="1033"/>
               </w:numPr>
             </w:pPr>
             <w:r>
@@ -5444,190 +6033,6 @@
                 <w:lang w:val="en"/>
               </w:rPr>
               <w:t xml:space="preserve">The local authority code of the location</w:t>
-            </w:r>
-          </w:p>
-        </w:tc>
-        <w:tc>
-          <w:tcPr/>
-          <w:p>
-            <w:pPr>
-              <w:pStyle w:val="Compact"/>
-              <w:numPr>
-                <w:ilvl w:val="0"/>
-                <w:numId w:val="1032"/>
-              </w:numPr>
-            </w:pPr>
-            <w:r>
-              <w:rPr>
-                <w:rStyle w:val="VerbatimChar"/>
-                <w:lang w:val="en"/>
-              </w:rPr>
-              <w:t xml:space="preserve">E09000033</w:t>
-            </w:r>
-          </w:p>
-        </w:tc>
-      </w:tr>
-      <w:tr>
-        <w:tc>
-          <w:tcPr/>
-          <w:p>
-            <w:pPr>
-              <w:pStyle w:val="Compact"/>
-            </w:pPr>
-            <w:r>
-              <w:rPr>
-                <w:lang w:val="en"/>
-              </w:rPr>
-              <w:t xml:space="preserve">Region Code</w:t>
-            </w:r>
-          </w:p>
-        </w:tc>
-        <w:tc>
-          <w:tcPr/>
-          <w:p>
-            <w:pPr>
-              <w:pStyle w:val="Compact"/>
-            </w:pPr>
-            <w:r>
-              <w:rPr>
-                <w:rStyle w:val="VerbatimChar"/>
-                <w:lang w:val="en"/>
-              </w:rPr>
-              <w:t xml:space="preserve">region_code</w:t>
-            </w:r>
-          </w:p>
-        </w:tc>
-        <w:tc>
-          <w:tcPr/>
-          <w:p>
-            <w:pPr>
-              <w:pStyle w:val="FirstParagraph"/>
-            </w:pPr>
-            <w:r>
-              <w:rPr>
-                <w:lang w:val="en"/>
-              </w:rPr>
-              <w:t xml:space="preserve">string</w:t>
-            </w:r>
-          </w:p>
-        </w:tc>
-        <w:tc>
-          <w:tcPr/>
-          <w:p>
-            <w:pPr>
-              <w:pStyle w:val="Compact"/>
-            </w:pPr>
-            <w:r>
-              <w:rPr>
-                <w:lang w:val="en"/>
-              </w:rPr>
-              <w:t xml:space="preserve">No</w:t>
-            </w:r>
-          </w:p>
-        </w:tc>
-        <w:tc>
-          <w:tcPr/>
-          <w:p>
-            <w:pPr>
-              <w:pStyle w:val="FirstParagraph"/>
-            </w:pPr>
-            <w:r>
-              <w:rPr>
-                <w:lang w:val="en"/>
-              </w:rPr>
-              <w:t xml:space="preserve">The region code of the location</w:t>
-            </w:r>
-          </w:p>
-        </w:tc>
-        <w:tc>
-          <w:tcPr/>
-          <w:p>
-            <w:pPr>
-              <w:pStyle w:val="Compact"/>
-              <w:numPr>
-                <w:ilvl w:val="0"/>
-                <w:numId w:val="1033"/>
-              </w:numPr>
-            </w:pPr>
-            <w:r>
-              <w:rPr>
-                <w:rStyle w:val="VerbatimChar"/>
-                <w:lang w:val="en"/>
-              </w:rPr>
-              <w:t xml:space="preserve">E12000007</w:t>
-            </w:r>
-          </w:p>
-        </w:tc>
-      </w:tr>
-      <w:tr>
-        <w:tc>
-          <w:tcPr/>
-          <w:p>
-            <w:pPr>
-              <w:pStyle w:val="Compact"/>
-            </w:pPr>
-            <w:r>
-              <w:rPr>
-                <w:lang w:val="en"/>
-              </w:rPr>
-              <w:t xml:space="preserve">Country Code</w:t>
-            </w:r>
-          </w:p>
-        </w:tc>
-        <w:tc>
-          <w:tcPr/>
-          <w:p>
-            <w:pPr>
-              <w:pStyle w:val="Compact"/>
-            </w:pPr>
-            <w:r>
-              <w:rPr>
-                <w:rStyle w:val="VerbatimChar"/>
-                <w:lang w:val="en"/>
-              </w:rPr>
-              <w:t xml:space="preserve">country_code</w:t>
-            </w:r>
-          </w:p>
-        </w:tc>
-        <w:tc>
-          <w:tcPr/>
-          <w:p>
-            <w:pPr>
-              <w:pStyle w:val="FirstParagraph"/>
-            </w:pPr>
-            <w:r>
-              <w:rPr>
-                <w:lang w:val="en"/>
-              </w:rPr>
-              <w:t xml:space="preserve">string</w:t>
-            </w:r>
-          </w:p>
-        </w:tc>
-        <w:tc>
-          <w:tcPr/>
-          <w:p>
-            <w:pPr>
-              <w:pStyle w:val="Compact"/>
-            </w:pPr>
-            <w:r>
-              <w:rPr>
-                <w:lang w:val="en"/>
-              </w:rPr>
-              <w:t xml:space="preserve">No</w:t>
-            </w:r>
-          </w:p>
-        </w:tc>
-        <w:tc>
-          <w:tcPr/>
-          <w:p>
-            <w:pPr>
-              <w:pStyle w:val="FirstParagraph"/>
-            </w:pPr>
-            <w:r>
-              <w:rPr>
-                <w:lang w:val="en"/>
-              </w:rPr>
-              <w:t xml:space="preserve">The country code of the location</w:t>
             </w:r>
           </w:p>
         </w:tc>
@@ -5639,6 +6044,190 @@
               <w:numPr>
                 <w:ilvl w:val="0"/>
                 <w:numId w:val="1034"/>
+              </w:numPr>
+            </w:pPr>
+            <w:r>
+              <w:rPr>
+                <w:rStyle w:val="VerbatimChar"/>
+                <w:lang w:val="en"/>
+              </w:rPr>
+              <w:t xml:space="preserve">E09000033</w:t>
+            </w:r>
+          </w:p>
+        </w:tc>
+      </w:tr>
+      <w:tr>
+        <w:tc>
+          <w:tcPr/>
+          <w:p>
+            <w:pPr>
+              <w:pStyle w:val="Compact"/>
+            </w:pPr>
+            <w:r>
+              <w:rPr>
+                <w:lang w:val="en"/>
+              </w:rPr>
+              <w:t xml:space="preserve">Region Code</w:t>
+            </w:r>
+          </w:p>
+        </w:tc>
+        <w:tc>
+          <w:tcPr/>
+          <w:p>
+            <w:pPr>
+              <w:pStyle w:val="Compact"/>
+            </w:pPr>
+            <w:r>
+              <w:rPr>
+                <w:rStyle w:val="VerbatimChar"/>
+                <w:lang w:val="en"/>
+              </w:rPr>
+              <w:t xml:space="preserve">region_code</w:t>
+            </w:r>
+          </w:p>
+        </w:tc>
+        <w:tc>
+          <w:tcPr/>
+          <w:p>
+            <w:pPr>
+              <w:pStyle w:val="FirstParagraph"/>
+            </w:pPr>
+            <w:r>
+              <w:rPr>
+                <w:lang w:val="en"/>
+              </w:rPr>
+              <w:t xml:space="preserve">string</w:t>
+            </w:r>
+          </w:p>
+        </w:tc>
+        <w:tc>
+          <w:tcPr/>
+          <w:p>
+            <w:pPr>
+              <w:pStyle w:val="Compact"/>
+            </w:pPr>
+            <w:r>
+              <w:rPr>
+                <w:lang w:val="en"/>
+              </w:rPr>
+              <w:t xml:space="preserve">No</w:t>
+            </w:r>
+          </w:p>
+        </w:tc>
+        <w:tc>
+          <w:tcPr/>
+          <w:p>
+            <w:pPr>
+              <w:pStyle w:val="FirstParagraph"/>
+            </w:pPr>
+            <w:r>
+              <w:rPr>
+                <w:lang w:val="en"/>
+              </w:rPr>
+              <w:t xml:space="preserve">The region code of the location</w:t>
+            </w:r>
+          </w:p>
+        </w:tc>
+        <w:tc>
+          <w:tcPr/>
+          <w:p>
+            <w:pPr>
+              <w:pStyle w:val="Compact"/>
+              <w:numPr>
+                <w:ilvl w:val="0"/>
+                <w:numId w:val="1035"/>
+              </w:numPr>
+            </w:pPr>
+            <w:r>
+              <w:rPr>
+                <w:rStyle w:val="VerbatimChar"/>
+                <w:lang w:val="en"/>
+              </w:rPr>
+              <w:t xml:space="preserve">E12000007</w:t>
+            </w:r>
+          </w:p>
+        </w:tc>
+      </w:tr>
+      <w:tr>
+        <w:tc>
+          <w:tcPr/>
+          <w:p>
+            <w:pPr>
+              <w:pStyle w:val="Compact"/>
+            </w:pPr>
+            <w:r>
+              <w:rPr>
+                <w:lang w:val="en"/>
+              </w:rPr>
+              <w:t xml:space="preserve">Country Code</w:t>
+            </w:r>
+          </w:p>
+        </w:tc>
+        <w:tc>
+          <w:tcPr/>
+          <w:p>
+            <w:pPr>
+              <w:pStyle w:val="Compact"/>
+            </w:pPr>
+            <w:r>
+              <w:rPr>
+                <w:rStyle w:val="VerbatimChar"/>
+                <w:lang w:val="en"/>
+              </w:rPr>
+              <w:t xml:space="preserve">country_code</w:t>
+            </w:r>
+          </w:p>
+        </w:tc>
+        <w:tc>
+          <w:tcPr/>
+          <w:p>
+            <w:pPr>
+              <w:pStyle w:val="FirstParagraph"/>
+            </w:pPr>
+            <w:r>
+              <w:rPr>
+                <w:lang w:val="en"/>
+              </w:rPr>
+              <w:t xml:space="preserve">string</w:t>
+            </w:r>
+          </w:p>
+        </w:tc>
+        <w:tc>
+          <w:tcPr/>
+          <w:p>
+            <w:pPr>
+              <w:pStyle w:val="Compact"/>
+            </w:pPr>
+            <w:r>
+              <w:rPr>
+                <w:lang w:val="en"/>
+              </w:rPr>
+              <w:t xml:space="preserve">No</w:t>
+            </w:r>
+          </w:p>
+        </w:tc>
+        <w:tc>
+          <w:tcPr/>
+          <w:p>
+            <w:pPr>
+              <w:pStyle w:val="FirstParagraph"/>
+            </w:pPr>
+            <w:r>
+              <w:rPr>
+                <w:lang w:val="en"/>
+              </w:rPr>
+              <w:t xml:space="preserve">The country code of the location</w:t>
+            </w:r>
+          </w:p>
+        </w:tc>
+        <w:tc>
+          <w:tcPr/>
+          <w:p>
+            <w:pPr>
+              <w:pStyle w:val="Compact"/>
+              <w:numPr>
+                <w:ilvl w:val="0"/>
+                <w:numId w:val="1036"/>
               </w:numPr>
             </w:pPr>
             <w:r>
@@ -5733,7 +6322,7 @@
               <w:pStyle w:val="Compact"/>
               <w:numPr>
                 <w:ilvl w:val="0"/>
-                <w:numId w:val="1035"/>
+                <w:numId w:val="1037"/>
               </w:numPr>
             </w:pPr>
             <w:r>
@@ -5749,7 +6338,7 @@
               <w:pStyle w:val="Compact"/>
               <w:numPr>
                 <w:ilvl w:val="0"/>
-                <w:numId w:val="1035"/>
+                <w:numId w:val="1037"/>
               </w:numPr>
             </w:pPr>
             <w:r>
@@ -5765,7 +6354,7 @@
               <w:pStyle w:val="Compact"/>
               <w:numPr>
                 <w:ilvl w:val="0"/>
-                <w:numId w:val="1035"/>
+                <w:numId w:val="1037"/>
               </w:numPr>
             </w:pPr>
             <w:r>
@@ -5781,7 +6370,7 @@
               <w:pStyle w:val="Compact"/>
               <w:numPr>
                 <w:ilvl w:val="0"/>
-                <w:numId w:val="1035"/>
+                <w:numId w:val="1037"/>
               </w:numPr>
             </w:pPr>
             <w:r>
@@ -5876,7 +6465,7 @@
               <w:pStyle w:val="Compact"/>
               <w:numPr>
                 <w:ilvl w:val="0"/>
-                <w:numId w:val="1036"/>
+                <w:numId w:val="1038"/>
               </w:numPr>
             </w:pPr>
             <w:r>
@@ -5887,196 +6476,196 @@
               <w:t xml:space="preserve">Postcode</w:t>
             </w:r>
           </w:p>
-          <w:p>
-            <w:pPr>
-              <w:pStyle w:val="Compact"/>
-              <w:numPr>
-                <w:ilvl w:val="0"/>
-                <w:numId w:val="1036"/>
-              </w:numPr>
-            </w:pPr>
-            <w:r>
-              <w:rPr>
-                <w:rStyle w:val="VerbatimChar"/>
-                <w:lang w:val="en"/>
-              </w:rPr>
-              <w:t xml:space="preserve">Area Code</w:t>
-            </w:r>
-          </w:p>
-        </w:tc>
-      </w:tr>
-      <w:tr>
-        <w:tc>
-          <w:tcPr/>
-          <w:p>
-            <w:pPr>
-              <w:pStyle w:val="Compact"/>
-            </w:pPr>
-            <w:r>
-              <w:rPr>
-                <w:lang w:val="en"/>
-              </w:rPr>
-              <w:t xml:space="preserve">Latitude</w:t>
-            </w:r>
-          </w:p>
-        </w:tc>
-        <w:tc>
-          <w:tcPr/>
-          <w:p>
-            <w:pPr>
-              <w:pStyle w:val="Compact"/>
-            </w:pPr>
-            <w:r>
-              <w:rPr>
-                <w:rStyle w:val="VerbatimChar"/>
-                <w:lang w:val="en"/>
-              </w:rPr>
-              <w:t xml:space="preserve">latitude</w:t>
-            </w:r>
-          </w:p>
-        </w:tc>
-        <w:tc>
-          <w:tcPr/>
-          <w:p>
-            <w:pPr>
-              <w:pStyle w:val="FirstParagraph"/>
-            </w:pPr>
-            <w:r>
-              <w:rPr>
-                <w:lang w:val="en"/>
-              </w:rPr>
-              <w:t xml:space="preserve">number</w:t>
-            </w:r>
-          </w:p>
-        </w:tc>
-        <w:tc>
-          <w:tcPr/>
-          <w:p>
-            <w:pPr>
-              <w:pStyle w:val="Compact"/>
-            </w:pPr>
-            <w:r>
-              <w:rPr>
-                <w:lang w:val="en"/>
-              </w:rPr>
-              <w:t xml:space="preserve">No</w:t>
-            </w:r>
-          </w:p>
-        </w:tc>
-        <w:tc>
-          <w:tcPr/>
-          <w:p>
-            <w:pPr>
-              <w:pStyle w:val="FirstParagraph"/>
-            </w:pPr>
-            <w:r>
-              <w:rPr>
-                <w:lang w:val="en"/>
-              </w:rPr>
-              <w:t xml:space="preserve">The latitude of the location</w:t>
-            </w:r>
-          </w:p>
-        </w:tc>
-        <w:tc>
-          <w:tcPr/>
-          <w:p>
-            <w:pPr>
-              <w:pStyle w:val="Compact"/>
-              <w:numPr>
-                <w:ilvl w:val="0"/>
-                <w:numId w:val="1037"/>
-              </w:numPr>
-            </w:pPr>
-            <w:r>
-              <w:rPr>
-                <w:rStyle w:val="VerbatimChar"/>
-                <w:lang w:val="en"/>
-              </w:rPr>
-              <w:t xml:space="preserve">51.50101</w:t>
-            </w:r>
-          </w:p>
-        </w:tc>
-      </w:tr>
-      <w:tr>
-        <w:tc>
-          <w:tcPr/>
-          <w:p>
-            <w:pPr>
-              <w:pStyle w:val="Compact"/>
-            </w:pPr>
-            <w:r>
-              <w:rPr>
-                <w:lang w:val="en"/>
-              </w:rPr>
-              <w:t xml:space="preserve">Longitude</w:t>
-            </w:r>
-          </w:p>
-        </w:tc>
-        <w:tc>
-          <w:tcPr/>
-          <w:p>
-            <w:pPr>
-              <w:pStyle w:val="Compact"/>
-            </w:pPr>
-            <w:r>
-              <w:rPr>
-                <w:rStyle w:val="VerbatimChar"/>
-                <w:lang w:val="en"/>
-              </w:rPr>
-              <w:t xml:space="preserve">longitude</w:t>
-            </w:r>
-          </w:p>
-        </w:tc>
-        <w:tc>
-          <w:tcPr/>
-          <w:p>
-            <w:pPr>
-              <w:pStyle w:val="FirstParagraph"/>
-            </w:pPr>
-            <w:r>
-              <w:rPr>
-                <w:lang w:val="en"/>
-              </w:rPr>
-              <w:t xml:space="preserve">number</w:t>
-            </w:r>
-          </w:p>
-        </w:tc>
-        <w:tc>
-          <w:tcPr/>
-          <w:p>
-            <w:pPr>
-              <w:pStyle w:val="Compact"/>
-            </w:pPr>
-            <w:r>
-              <w:rPr>
-                <w:lang w:val="en"/>
-              </w:rPr>
-              <w:t xml:space="preserve">No</w:t>
-            </w:r>
-          </w:p>
-        </w:tc>
-        <w:tc>
-          <w:tcPr/>
-          <w:p>
-            <w:pPr>
-              <w:pStyle w:val="FirstParagraph"/>
-            </w:pPr>
-            <w:r>
-              <w:rPr>
-                <w:lang w:val="en"/>
-              </w:rPr>
-              <w:t xml:space="preserve">The longitude of the location</w:t>
-            </w:r>
-          </w:p>
-        </w:tc>
-        <w:tc>
-          <w:tcPr/>
           <w:p>
             <w:pPr>
               <w:pStyle w:val="Compact"/>
               <w:numPr>
                 <w:ilvl w:val="0"/>
                 <w:numId w:val="1038"/>
+              </w:numPr>
+            </w:pPr>
+            <w:r>
+              <w:rPr>
+                <w:rStyle w:val="VerbatimChar"/>
+                <w:lang w:val="en"/>
+              </w:rPr>
+              <w:t xml:space="preserve">Area Code</w:t>
+            </w:r>
+          </w:p>
+        </w:tc>
+      </w:tr>
+      <w:tr>
+        <w:tc>
+          <w:tcPr/>
+          <w:p>
+            <w:pPr>
+              <w:pStyle w:val="Compact"/>
+            </w:pPr>
+            <w:r>
+              <w:rPr>
+                <w:lang w:val="en"/>
+              </w:rPr>
+              <w:t xml:space="preserve">Latitude</w:t>
+            </w:r>
+          </w:p>
+        </w:tc>
+        <w:tc>
+          <w:tcPr/>
+          <w:p>
+            <w:pPr>
+              <w:pStyle w:val="Compact"/>
+            </w:pPr>
+            <w:r>
+              <w:rPr>
+                <w:rStyle w:val="VerbatimChar"/>
+                <w:lang w:val="en"/>
+              </w:rPr>
+              <w:t xml:space="preserve">latitude</w:t>
+            </w:r>
+          </w:p>
+        </w:tc>
+        <w:tc>
+          <w:tcPr/>
+          <w:p>
+            <w:pPr>
+              <w:pStyle w:val="FirstParagraph"/>
+            </w:pPr>
+            <w:r>
+              <w:rPr>
+                <w:lang w:val="en"/>
+              </w:rPr>
+              <w:t xml:space="preserve">number</w:t>
+            </w:r>
+          </w:p>
+        </w:tc>
+        <w:tc>
+          <w:tcPr/>
+          <w:p>
+            <w:pPr>
+              <w:pStyle w:val="Compact"/>
+            </w:pPr>
+            <w:r>
+              <w:rPr>
+                <w:lang w:val="en"/>
+              </w:rPr>
+              <w:t xml:space="preserve">No</w:t>
+            </w:r>
+          </w:p>
+        </w:tc>
+        <w:tc>
+          <w:tcPr/>
+          <w:p>
+            <w:pPr>
+              <w:pStyle w:val="FirstParagraph"/>
+            </w:pPr>
+            <w:r>
+              <w:rPr>
+                <w:lang w:val="en"/>
+              </w:rPr>
+              <w:t xml:space="preserve">The latitude of the location</w:t>
+            </w:r>
+          </w:p>
+        </w:tc>
+        <w:tc>
+          <w:tcPr/>
+          <w:p>
+            <w:pPr>
+              <w:pStyle w:val="Compact"/>
+              <w:numPr>
+                <w:ilvl w:val="0"/>
+                <w:numId w:val="1039"/>
+              </w:numPr>
+            </w:pPr>
+            <w:r>
+              <w:rPr>
+                <w:rStyle w:val="VerbatimChar"/>
+                <w:lang w:val="en"/>
+              </w:rPr>
+              <w:t xml:space="preserve">51.50101</w:t>
+            </w:r>
+          </w:p>
+        </w:tc>
+      </w:tr>
+      <w:tr>
+        <w:tc>
+          <w:tcPr/>
+          <w:p>
+            <w:pPr>
+              <w:pStyle w:val="Compact"/>
+            </w:pPr>
+            <w:r>
+              <w:rPr>
+                <w:lang w:val="en"/>
+              </w:rPr>
+              <w:t xml:space="preserve">Longitude</w:t>
+            </w:r>
+          </w:p>
+        </w:tc>
+        <w:tc>
+          <w:tcPr/>
+          <w:p>
+            <w:pPr>
+              <w:pStyle w:val="Compact"/>
+            </w:pPr>
+            <w:r>
+              <w:rPr>
+                <w:rStyle w:val="VerbatimChar"/>
+                <w:lang w:val="en"/>
+              </w:rPr>
+              <w:t xml:space="preserve">longitude</w:t>
+            </w:r>
+          </w:p>
+        </w:tc>
+        <w:tc>
+          <w:tcPr/>
+          <w:p>
+            <w:pPr>
+              <w:pStyle w:val="FirstParagraph"/>
+            </w:pPr>
+            <w:r>
+              <w:rPr>
+                <w:lang w:val="en"/>
+              </w:rPr>
+              <w:t xml:space="preserve">number</w:t>
+            </w:r>
+          </w:p>
+        </w:tc>
+        <w:tc>
+          <w:tcPr/>
+          <w:p>
+            <w:pPr>
+              <w:pStyle w:val="Compact"/>
+            </w:pPr>
+            <w:r>
+              <w:rPr>
+                <w:lang w:val="en"/>
+              </w:rPr>
+              <w:t xml:space="preserve">No</w:t>
+            </w:r>
+          </w:p>
+        </w:tc>
+        <w:tc>
+          <w:tcPr/>
+          <w:p>
+            <w:pPr>
+              <w:pStyle w:val="FirstParagraph"/>
+            </w:pPr>
+            <w:r>
+              <w:rPr>
+                <w:lang w:val="en"/>
+              </w:rPr>
+              <w:t xml:space="preserve">The longitude of the location</w:t>
+            </w:r>
+          </w:p>
+        </w:tc>
+        <w:tc>
+          <w:tcPr/>
+          <w:p>
+            <w:pPr>
+              <w:pStyle w:val="Compact"/>
+              <w:numPr>
+                <w:ilvl w:val="0"/>
+                <w:numId w:val="1040"/>
               </w:numPr>
             </w:pPr>
             <w:r>
@@ -6094,14 +6683,14 @@
       <w:pPr>
         <w:pStyle w:val="Heading2"/>
       </w:pPr>
-      <w:bookmarkStart w:id="16" w:name="_GeoPostcodeModel"/>
+      <w:bookmarkStart w:id="17" w:name="_GeoPostcodeModel"/>
       <w:r>
         <w:rPr>
           <w:lang w:val="en"/>
         </w:rPr>
         <w:t xml:space="preserve">Geo Postcode</w:t>
       </w:r>
-      <w:bookmarkEnd w:id="16"/>
+      <w:bookmarkEnd w:id="17"/>
     </w:p>
     <w:p>
       <w:pPr>
@@ -6297,7 +6886,7 @@
               <w:pStyle w:val="Compact"/>
               <w:numPr>
                 <w:ilvl w:val="0"/>
-                <w:numId w:val="1039"/>
+                <w:numId w:val="1041"/>
               </w:numPr>
             </w:pPr>
             <w:r>
@@ -6379,190 +6968,6 @@
                 <w:lang w:val="en"/>
               </w:rPr>
               <w:t xml:space="preserve">The local authority code of the location</w:t>
-            </w:r>
-          </w:p>
-        </w:tc>
-        <w:tc>
-          <w:tcPr/>
-          <w:p>
-            <w:pPr>
-              <w:pStyle w:val="Compact"/>
-              <w:numPr>
-                <w:ilvl w:val="0"/>
-                <w:numId w:val="1040"/>
-              </w:numPr>
-            </w:pPr>
-            <w:r>
-              <w:rPr>
-                <w:rStyle w:val="VerbatimChar"/>
-                <w:lang w:val="en"/>
-              </w:rPr>
-              <w:t xml:space="preserve">E09000033</w:t>
-            </w:r>
-          </w:p>
-        </w:tc>
-      </w:tr>
-      <w:tr>
-        <w:tc>
-          <w:tcPr/>
-          <w:p>
-            <w:pPr>
-              <w:pStyle w:val="Compact"/>
-            </w:pPr>
-            <w:r>
-              <w:rPr>
-                <w:lang w:val="en"/>
-              </w:rPr>
-              <w:t xml:space="preserve">Region Code</w:t>
-            </w:r>
-          </w:p>
-        </w:tc>
-        <w:tc>
-          <w:tcPr/>
-          <w:p>
-            <w:pPr>
-              <w:pStyle w:val="Compact"/>
-            </w:pPr>
-            <w:r>
-              <w:rPr>
-                <w:rStyle w:val="VerbatimChar"/>
-                <w:lang w:val="en"/>
-              </w:rPr>
-              <w:t xml:space="preserve">region_code</w:t>
-            </w:r>
-          </w:p>
-        </w:tc>
-        <w:tc>
-          <w:tcPr/>
-          <w:p>
-            <w:pPr>
-              <w:pStyle w:val="FirstParagraph"/>
-            </w:pPr>
-            <w:r>
-              <w:rPr>
-                <w:lang w:val="en"/>
-              </w:rPr>
-              <w:t xml:space="preserve">string</w:t>
-            </w:r>
-          </w:p>
-        </w:tc>
-        <w:tc>
-          <w:tcPr/>
-          <w:p>
-            <w:pPr>
-              <w:pStyle w:val="Compact"/>
-            </w:pPr>
-            <w:r>
-              <w:rPr>
-                <w:lang w:val="en"/>
-              </w:rPr>
-              <w:t xml:space="preserve">No</w:t>
-            </w:r>
-          </w:p>
-        </w:tc>
-        <w:tc>
-          <w:tcPr/>
-          <w:p>
-            <w:pPr>
-              <w:pStyle w:val="FirstParagraph"/>
-            </w:pPr>
-            <w:r>
-              <w:rPr>
-                <w:lang w:val="en"/>
-              </w:rPr>
-              <w:t xml:space="preserve">The region code of the location</w:t>
-            </w:r>
-          </w:p>
-        </w:tc>
-        <w:tc>
-          <w:tcPr/>
-          <w:p>
-            <w:pPr>
-              <w:pStyle w:val="Compact"/>
-              <w:numPr>
-                <w:ilvl w:val="0"/>
-                <w:numId w:val="1041"/>
-              </w:numPr>
-            </w:pPr>
-            <w:r>
-              <w:rPr>
-                <w:rStyle w:val="VerbatimChar"/>
-                <w:lang w:val="en"/>
-              </w:rPr>
-              <w:t xml:space="preserve">E12000007</w:t>
-            </w:r>
-          </w:p>
-        </w:tc>
-      </w:tr>
-      <w:tr>
-        <w:tc>
-          <w:tcPr/>
-          <w:p>
-            <w:pPr>
-              <w:pStyle w:val="Compact"/>
-            </w:pPr>
-            <w:r>
-              <w:rPr>
-                <w:lang w:val="en"/>
-              </w:rPr>
-              <w:t xml:space="preserve">Country Code</w:t>
-            </w:r>
-          </w:p>
-        </w:tc>
-        <w:tc>
-          <w:tcPr/>
-          <w:p>
-            <w:pPr>
-              <w:pStyle w:val="Compact"/>
-            </w:pPr>
-            <w:r>
-              <w:rPr>
-                <w:rStyle w:val="VerbatimChar"/>
-                <w:lang w:val="en"/>
-              </w:rPr>
-              <w:t xml:space="preserve">country_code</w:t>
-            </w:r>
-          </w:p>
-        </w:tc>
-        <w:tc>
-          <w:tcPr/>
-          <w:p>
-            <w:pPr>
-              <w:pStyle w:val="FirstParagraph"/>
-            </w:pPr>
-            <w:r>
-              <w:rPr>
-                <w:lang w:val="en"/>
-              </w:rPr>
-              <w:t xml:space="preserve">string</w:t>
-            </w:r>
-          </w:p>
-        </w:tc>
-        <w:tc>
-          <w:tcPr/>
-          <w:p>
-            <w:pPr>
-              <w:pStyle w:val="Compact"/>
-            </w:pPr>
-            <w:r>
-              <w:rPr>
-                <w:lang w:val="en"/>
-              </w:rPr>
-              <w:t xml:space="preserve">No</w:t>
-            </w:r>
-          </w:p>
-        </w:tc>
-        <w:tc>
-          <w:tcPr/>
-          <w:p>
-            <w:pPr>
-              <w:pStyle w:val="FirstParagraph"/>
-            </w:pPr>
-            <w:r>
-              <w:rPr>
-                <w:lang w:val="en"/>
-              </w:rPr>
-              <w:t xml:space="preserve">The country code of the location</w:t>
             </w:r>
           </w:p>
         </w:tc>
@@ -6574,6 +6979,190 @@
               <w:numPr>
                 <w:ilvl w:val="0"/>
                 <w:numId w:val="1042"/>
+              </w:numPr>
+            </w:pPr>
+            <w:r>
+              <w:rPr>
+                <w:rStyle w:val="VerbatimChar"/>
+                <w:lang w:val="en"/>
+              </w:rPr>
+              <w:t xml:space="preserve">E09000033</w:t>
+            </w:r>
+          </w:p>
+        </w:tc>
+      </w:tr>
+      <w:tr>
+        <w:tc>
+          <w:tcPr/>
+          <w:p>
+            <w:pPr>
+              <w:pStyle w:val="Compact"/>
+            </w:pPr>
+            <w:r>
+              <w:rPr>
+                <w:lang w:val="en"/>
+              </w:rPr>
+              <w:t xml:space="preserve">Region Code</w:t>
+            </w:r>
+          </w:p>
+        </w:tc>
+        <w:tc>
+          <w:tcPr/>
+          <w:p>
+            <w:pPr>
+              <w:pStyle w:val="Compact"/>
+            </w:pPr>
+            <w:r>
+              <w:rPr>
+                <w:rStyle w:val="VerbatimChar"/>
+                <w:lang w:val="en"/>
+              </w:rPr>
+              <w:t xml:space="preserve">region_code</w:t>
+            </w:r>
+          </w:p>
+        </w:tc>
+        <w:tc>
+          <w:tcPr/>
+          <w:p>
+            <w:pPr>
+              <w:pStyle w:val="FirstParagraph"/>
+            </w:pPr>
+            <w:r>
+              <w:rPr>
+                <w:lang w:val="en"/>
+              </w:rPr>
+              <w:t xml:space="preserve">string</w:t>
+            </w:r>
+          </w:p>
+        </w:tc>
+        <w:tc>
+          <w:tcPr/>
+          <w:p>
+            <w:pPr>
+              <w:pStyle w:val="Compact"/>
+            </w:pPr>
+            <w:r>
+              <w:rPr>
+                <w:lang w:val="en"/>
+              </w:rPr>
+              <w:t xml:space="preserve">No</w:t>
+            </w:r>
+          </w:p>
+        </w:tc>
+        <w:tc>
+          <w:tcPr/>
+          <w:p>
+            <w:pPr>
+              <w:pStyle w:val="FirstParagraph"/>
+            </w:pPr>
+            <w:r>
+              <w:rPr>
+                <w:lang w:val="en"/>
+              </w:rPr>
+              <w:t xml:space="preserve">The region code of the location</w:t>
+            </w:r>
+          </w:p>
+        </w:tc>
+        <w:tc>
+          <w:tcPr/>
+          <w:p>
+            <w:pPr>
+              <w:pStyle w:val="Compact"/>
+              <w:numPr>
+                <w:ilvl w:val="0"/>
+                <w:numId w:val="1043"/>
+              </w:numPr>
+            </w:pPr>
+            <w:r>
+              <w:rPr>
+                <w:rStyle w:val="VerbatimChar"/>
+                <w:lang w:val="en"/>
+              </w:rPr>
+              <w:t xml:space="preserve">E12000007</w:t>
+            </w:r>
+          </w:p>
+        </w:tc>
+      </w:tr>
+      <w:tr>
+        <w:tc>
+          <w:tcPr/>
+          <w:p>
+            <w:pPr>
+              <w:pStyle w:val="Compact"/>
+            </w:pPr>
+            <w:r>
+              <w:rPr>
+                <w:lang w:val="en"/>
+              </w:rPr>
+              <w:t xml:space="preserve">Country Code</w:t>
+            </w:r>
+          </w:p>
+        </w:tc>
+        <w:tc>
+          <w:tcPr/>
+          <w:p>
+            <w:pPr>
+              <w:pStyle w:val="Compact"/>
+            </w:pPr>
+            <w:r>
+              <w:rPr>
+                <w:rStyle w:val="VerbatimChar"/>
+                <w:lang w:val="en"/>
+              </w:rPr>
+              <w:t xml:space="preserve">country_code</w:t>
+            </w:r>
+          </w:p>
+        </w:tc>
+        <w:tc>
+          <w:tcPr/>
+          <w:p>
+            <w:pPr>
+              <w:pStyle w:val="FirstParagraph"/>
+            </w:pPr>
+            <w:r>
+              <w:rPr>
+                <w:lang w:val="en"/>
+              </w:rPr>
+              <w:t xml:space="preserve">string</w:t>
+            </w:r>
+          </w:p>
+        </w:tc>
+        <w:tc>
+          <w:tcPr/>
+          <w:p>
+            <w:pPr>
+              <w:pStyle w:val="Compact"/>
+            </w:pPr>
+            <w:r>
+              <w:rPr>
+                <w:lang w:val="en"/>
+              </w:rPr>
+              <w:t xml:space="preserve">No</w:t>
+            </w:r>
+          </w:p>
+        </w:tc>
+        <w:tc>
+          <w:tcPr/>
+          <w:p>
+            <w:pPr>
+              <w:pStyle w:val="FirstParagraph"/>
+            </w:pPr>
+            <w:r>
+              <w:rPr>
+                <w:lang w:val="en"/>
+              </w:rPr>
+              <w:t xml:space="preserve">The country code of the location</w:t>
+            </w:r>
+          </w:p>
+        </w:tc>
+        <w:tc>
+          <w:tcPr/>
+          <w:p>
+            <w:pPr>
+              <w:pStyle w:val="Compact"/>
+              <w:numPr>
+                <w:ilvl w:val="0"/>
+                <w:numId w:val="1044"/>
               </w:numPr>
             </w:pPr>
             <w:r>
@@ -6668,7 +7257,7 @@
               <w:pStyle w:val="Compact"/>
               <w:numPr>
                 <w:ilvl w:val="0"/>
-                <w:numId w:val="1043"/>
+                <w:numId w:val="1045"/>
               </w:numPr>
             </w:pPr>
             <w:r>
@@ -6684,7 +7273,7 @@
               <w:pStyle w:val="Compact"/>
               <w:numPr>
                 <w:ilvl w:val="0"/>
-                <w:numId w:val="1043"/>
+                <w:numId w:val="1045"/>
               </w:numPr>
             </w:pPr>
             <w:r>
@@ -6700,7 +7289,7 @@
               <w:pStyle w:val="Compact"/>
               <w:numPr>
                 <w:ilvl w:val="0"/>
-                <w:numId w:val="1043"/>
+                <w:numId w:val="1045"/>
               </w:numPr>
             </w:pPr>
             <w:r>
@@ -6716,7 +7305,7 @@
               <w:pStyle w:val="Compact"/>
               <w:numPr>
                 <w:ilvl w:val="0"/>
-                <w:numId w:val="1043"/>
+                <w:numId w:val="1045"/>
               </w:numPr>
             </w:pPr>
             <w:r>
@@ -6811,7 +7400,7 @@
               <w:pStyle w:val="Compact"/>
               <w:numPr>
                 <w:ilvl w:val="0"/>
-                <w:numId w:val="1044"/>
+                <w:numId w:val="1046"/>
               </w:numPr>
             </w:pPr>
             <w:r>
@@ -6827,7 +7416,7 @@
               <w:pStyle w:val="Compact"/>
               <w:numPr>
                 <w:ilvl w:val="0"/>
-                <w:numId w:val="1044"/>
+                <w:numId w:val="1046"/>
               </w:numPr>
             </w:pPr>
             <w:r>
@@ -6919,7 +7508,7 @@
               <w:pStyle w:val="Compact"/>
               <w:numPr>
                 <w:ilvl w:val="0"/>
-                <w:numId w:val="1045"/>
+                <w:numId w:val="1047"/>
               </w:numPr>
             </w:pPr>
             <w:r>
@@ -6937,14 +7526,14 @@
       <w:pPr>
         <w:pStyle w:val="Heading2"/>
       </w:pPr>
-      <w:bookmarkStart w:id="17" w:name="_SiteModel"/>
+      <w:bookmarkStart w:id="18" w:name="_SiteModel"/>
       <w:r>
         <w:rPr>
           <w:lang w:val="en"/>
         </w:rPr>
         <w:t xml:space="preserve">Site</w:t>
       </w:r>
-      <w:bookmarkEnd w:id="17"/>
+      <w:bookmarkEnd w:id="18"/>
     </w:p>
     <w:p>
       <w:pPr>
@@ -7135,7 +7724,7 @@
               <w:pStyle w:val="Compact"/>
               <w:numPr>
                 <w:ilvl w:val="0"/>
-                <w:numId w:val="1046"/>
+                <w:numId w:val="1048"/>
               </w:numPr>
             </w:pPr>
             <w:r>
@@ -7234,7 +7823,7 @@
               <w:pStyle w:val="Compact"/>
               <w:numPr>
                 <w:ilvl w:val="0"/>
-                <w:numId w:val="1047"/>
+                <w:numId w:val="1049"/>
               </w:numPr>
             </w:pPr>
             <w:r>
@@ -7366,7 +7955,7 @@
               <w:pStyle w:val="Compact"/>
               <w:numPr>
                 <w:ilvl w:val="0"/>
-                <w:numId w:val="1048"/>
+                <w:numId w:val="1050"/>
               </w:numPr>
             </w:pPr>
             <w:r>
@@ -7377,376 +7966,6 @@
               <w:t xml:space="preserve">['GB-CHC-123456']</w:t>
             </w:r>
           </w:p>
-          <w:p>
-            <w:pPr>
-              <w:pStyle w:val="Compact"/>
-              <w:numPr>
-                <w:ilvl w:val="0"/>
-                <w:numId w:val="1048"/>
-              </w:numPr>
-            </w:pPr>
-            <w:r>
-              <w:rPr>
-                <w:rStyle w:val="VerbatimChar"/>
-                <w:lang w:val="en"/>
-              </w:rPr>
-              <w:t xml:space="preserve">['GB-HESA-1234']</w:t>
-            </w:r>
-          </w:p>
-          <w:p>
-            <w:pPr>
-              <w:pStyle w:val="Compact"/>
-              <w:numPr>
-                <w:ilvl w:val="0"/>
-                <w:numId w:val="1048"/>
-              </w:numPr>
-            </w:pPr>
-            <w:r>
-              <w:rPr>
-                <w:rStyle w:val="VerbatimChar"/>
-                <w:lang w:val="en"/>
-              </w:rPr>
-              <w:t xml:space="preserve">['GB-CHC-1234567', 'GB-COH-12345678']</w:t>
-            </w:r>
-          </w:p>
-        </w:tc>
-      </w:tr>
-      <w:tr>
-        <w:tc>
-          <w:tcPr/>
-          <w:p>
-            <w:pPr>
-              <w:pStyle w:val="Compact"/>
-            </w:pPr>
-            <w:r>
-              <w:rPr>
-                <w:lang w:val="en"/>
-              </w:rPr>
-              <w:t xml:space="preserve">Company Number</w:t>
-            </w:r>
-          </w:p>
-        </w:tc>
-        <w:tc>
-          <w:tcPr/>
-          <w:p>
-            <w:pPr>
-              <w:pStyle w:val="Compact"/>
-            </w:pPr>
-            <w:r>
-              <w:rPr>
-                <w:rStyle w:val="VerbatimChar"/>
-                <w:lang w:val="en"/>
-              </w:rPr>
-              <w:t xml:space="preserve">company_number</w:t>
-            </w:r>
-          </w:p>
-        </w:tc>
-        <w:tc>
-          <w:tcPr/>
-          <w:p>
-            <w:pPr>
-              <w:pStyle w:val="FirstParagraph"/>
-            </w:pPr>
-            <w:r>
-              <w:rPr>
-                <w:lang w:val="en"/>
-              </w:rPr>
-              <w:t xml:space="preserve">List of</w:t>
-            </w:r>
-            <w:r>
-              <w:rPr>
-                <w:lang w:val="en"/>
-              </w:rPr>
-              <w:t xml:space="preserve"> </w:t>
-            </w:r>
-            <w:r>
-              <w:rPr>
-                <w:rStyle w:val="VerbatimChar"/>
-                <w:lang w:val="en"/>
-              </w:rPr>
-              <w:t xml:space="preserve">string</w:t>
-            </w:r>
-          </w:p>
-        </w:tc>
-        <w:tc>
-          <w:tcPr/>
-          <w:p>
-            <w:pPr>
-              <w:pStyle w:val="Compact"/>
-            </w:pPr>
-            <w:r>
-              <w:rPr>
-                <w:lang w:val="en"/>
-              </w:rPr>
-              <w:t xml:space="preserve">Yes</w:t>
-            </w:r>
-          </w:p>
-        </w:tc>
-        <w:tc>
-          <w:tcPr/>
-          <w:p>
-            <w:pPr>
-              <w:pStyle w:val="FirstParagraph"/>
-            </w:pPr>
-            <w:r>
-              <w:rPr>
-                <w:lang w:val="en"/>
-              </w:rPr>
-              <w:t xml:space="preserve">Registered company number associated with this entity. Derived from the</w:t>
-            </w:r>
-            <w:r>
-              <w:rPr>
-                <w:lang w:val="en"/>
-              </w:rPr>
-              <w:t xml:space="preserve"> </w:t>
-            </w:r>
-            <w:r>
-              <w:rPr>
-                <w:rStyle w:val="VerbatimChar"/>
-                <w:lang w:val="en"/>
-              </w:rPr>
-              <w:t xml:space="preserve">org_ids</w:t>
-            </w:r>
-            <w:r>
-              <w:rPr>
-                <w:lang w:val="en"/>
-              </w:rPr>
-              <w:t xml:space="preserve"> </w:t>
-            </w:r>
-            <w:r>
-              <w:rPr>
-                <w:lang w:val="en"/>
-              </w:rPr>
-              <w:t xml:space="preserve">field, including an organisation with the</w:t>
-            </w:r>
-            <w:r>
-              <w:rPr>
-                <w:lang w:val="en"/>
-              </w:rPr>
-              <w:t xml:space="preserve"> </w:t>
-            </w:r>
-            <w:r>
-              <w:rPr>
-                <w:rStyle w:val="VerbatimChar"/>
-                <w:lang w:val="en"/>
-              </w:rPr>
-              <w:t xml:space="preserve">GB-COH-</w:t>
-            </w:r>
-            <w:r>
-              <w:rPr>
-                <w:lang w:val="en"/>
-              </w:rPr>
-              <w:t xml:space="preserve"> </w:t>
-            </w:r>
-            <w:r>
-              <w:rPr>
-                <w:lang w:val="en"/>
-              </w:rPr>
-              <w:t xml:space="preserve">prefix.</w:t>
-            </w:r>
-          </w:p>
-        </w:tc>
-        <w:tc>
-          <w:tcPr/>
-          <w:p>
-            <w:pPr>
-              <w:pStyle w:val="Compact"/>
-              <w:numPr>
-                <w:ilvl w:val="0"/>
-                <w:numId w:val="1049"/>
-              </w:numPr>
-            </w:pPr>
-            <w:r>
-              <w:rPr>
-                <w:rStyle w:val="VerbatimChar"/>
-                <w:lang w:val="en"/>
-              </w:rPr>
-              <w:t xml:space="preserve">['12345678']</w:t>
-            </w:r>
-          </w:p>
-        </w:tc>
-      </w:tr>
-      <w:tr>
-        <w:tc>
-          <w:tcPr/>
-          <w:p>
-            <w:pPr>
-              <w:pStyle w:val="Compact"/>
-            </w:pPr>
-            <w:r>
-              <w:rPr>
-                <w:lang w:val="en"/>
-              </w:rPr>
-              <w:t xml:space="preserve">Charity Number</w:t>
-            </w:r>
-          </w:p>
-        </w:tc>
-        <w:tc>
-          <w:tcPr/>
-          <w:p>
-            <w:pPr>
-              <w:pStyle w:val="Compact"/>
-            </w:pPr>
-            <w:r>
-              <w:rPr>
-                <w:rStyle w:val="VerbatimChar"/>
-                <w:lang w:val="en"/>
-              </w:rPr>
-              <w:t xml:space="preserve">charity_number</w:t>
-            </w:r>
-          </w:p>
-        </w:tc>
-        <w:tc>
-          <w:tcPr/>
-          <w:p>
-            <w:pPr>
-              <w:pStyle w:val="FirstParagraph"/>
-            </w:pPr>
-            <w:r>
-              <w:rPr>
-                <w:lang w:val="en"/>
-              </w:rPr>
-              <w:t xml:space="preserve">List of</w:t>
-            </w:r>
-            <w:r>
-              <w:rPr>
-                <w:lang w:val="en"/>
-              </w:rPr>
-              <w:t xml:space="preserve"> </w:t>
-            </w:r>
-            <w:r>
-              <w:rPr>
-                <w:rStyle w:val="VerbatimChar"/>
-                <w:lang w:val="en"/>
-              </w:rPr>
-              <w:t xml:space="preserve">string</w:t>
-            </w:r>
-          </w:p>
-        </w:tc>
-        <w:tc>
-          <w:tcPr/>
-          <w:p>
-            <w:pPr>
-              <w:pStyle w:val="Compact"/>
-            </w:pPr>
-            <w:r>
-              <w:rPr>
-                <w:lang w:val="en"/>
-              </w:rPr>
-              <w:t xml:space="preserve">Yes</w:t>
-            </w:r>
-          </w:p>
-        </w:tc>
-        <w:tc>
-          <w:tcPr/>
-          <w:p>
-            <w:pPr>
-              <w:pStyle w:val="FirstParagraph"/>
-            </w:pPr>
-            <w:r>
-              <w:rPr>
-                <w:lang w:val="en"/>
-              </w:rPr>
-              <w:t xml:space="preserve">Registered charity number associated with this entity. Derived from the</w:t>
-            </w:r>
-            <w:r>
-              <w:rPr>
-                <w:lang w:val="en"/>
-              </w:rPr>
-              <w:t xml:space="preserve"> </w:t>
-            </w:r>
-            <w:r>
-              <w:rPr>
-                <w:rStyle w:val="VerbatimChar"/>
-                <w:lang w:val="en"/>
-              </w:rPr>
-              <w:t xml:space="preserve">org_ids</w:t>
-            </w:r>
-            <w:r>
-              <w:rPr>
-                <w:lang w:val="en"/>
-              </w:rPr>
-              <w:t xml:space="preserve"> </w:t>
-            </w:r>
-            <w:r>
-              <w:rPr>
-                <w:lang w:val="en"/>
-              </w:rPr>
-              <w:t xml:space="preserve">field, including an organisation with the</w:t>
-            </w:r>
-            <w:r>
-              <w:rPr>
-                <w:lang w:val="en"/>
-              </w:rPr>
-              <w:t xml:space="preserve"> </w:t>
-            </w:r>
-            <w:r>
-              <w:rPr>
-                <w:rStyle w:val="VerbatimChar"/>
-                <w:lang w:val="en"/>
-              </w:rPr>
-              <w:t xml:space="preserve">GB-CHC-</w:t>
-            </w:r>
-            <w:r>
-              <w:rPr>
-                <w:lang w:val="en"/>
-              </w:rPr>
-              <w:t xml:space="preserve">,</w:t>
-            </w:r>
-            <w:r>
-              <w:rPr>
-                <w:lang w:val="en"/>
-              </w:rPr>
-              <w:t xml:space="preserve"> </w:t>
-            </w:r>
-            <w:r>
-              <w:rPr>
-                <w:rStyle w:val="VerbatimChar"/>
-                <w:lang w:val="en"/>
-              </w:rPr>
-              <w:t xml:space="preserve">GB-SC-</w:t>
-            </w:r>
-            <w:r>
-              <w:rPr>
-                <w:lang w:val="en"/>
-              </w:rPr>
-              <w:t xml:space="preserve"> </w:t>
-            </w:r>
-            <w:r>
-              <w:rPr>
-                <w:lang w:val="en"/>
-              </w:rPr>
-              <w:t xml:space="preserve">or</w:t>
-            </w:r>
-            <w:r>
-              <w:rPr>
-                <w:lang w:val="en"/>
-              </w:rPr>
-              <w:t xml:space="preserve"> </w:t>
-            </w:r>
-            <w:r>
-              <w:rPr>
-                <w:rStyle w:val="VerbatimChar"/>
-                <w:lang w:val="en"/>
-              </w:rPr>
-              <w:t xml:space="preserve">GB-NIC-</w:t>
-            </w:r>
-            <w:r>
-              <w:rPr>
-                <w:lang w:val="en"/>
-              </w:rPr>
-              <w:t xml:space="preserve"> </w:t>
-            </w:r>
-            <w:r>
-              <w:rPr>
-                <w:lang w:val="en"/>
-              </w:rPr>
-              <w:t xml:space="preserve">prefix.</w:t>
-            </w:r>
-          </w:p>
-        </w:tc>
-        <w:tc>
-          <w:tcPr/>
           <w:p>
             <w:pPr>
               <w:pStyle w:val="Compact"/>
@@ -7760,7 +7979,23 @@
                 <w:rStyle w:val="VerbatimChar"/>
                 <w:lang w:val="en"/>
               </w:rPr>
-              <w:t xml:space="preserve">['1234567']</w:t>
+              <w:t xml:space="preserve">['GB-HESA-1234']</w:t>
+            </w:r>
+          </w:p>
+          <w:p>
+            <w:pPr>
+              <w:pStyle w:val="Compact"/>
+              <w:numPr>
+                <w:ilvl w:val="0"/>
+                <w:numId w:val="1050"/>
+              </w:numPr>
+            </w:pPr>
+            <w:r>
+              <w:rPr>
+                <w:rStyle w:val="VerbatimChar"/>
+                <w:lang w:val="en"/>
+              </w:rPr>
+              <w:t xml:space="preserve">['GB-CHC-1234567', 'GB-COH-12345678']</w:t>
             </w:r>
           </w:p>
         </w:tc>
@@ -7776,65 +8011,127 @@
               <w:rPr>
                 <w:lang w:val="en"/>
               </w:rPr>
-              <w:t xml:space="preserve">Date Registered</w:t>
-            </w:r>
-          </w:p>
-        </w:tc>
-        <w:tc>
-          <w:tcPr/>
-          <w:p>
-            <w:pPr>
-              <w:pStyle w:val="Compact"/>
-            </w:pPr>
-            <w:r>
-              <w:rPr>
-                <w:rStyle w:val="VerbatimChar"/>
-                <w:lang w:val="en"/>
-              </w:rPr>
-              <w:t xml:space="preserve">date_registered</w:t>
-            </w:r>
-          </w:p>
-        </w:tc>
-        <w:tc>
-          <w:tcPr/>
-          <w:p>
-            <w:pPr>
-              <w:pStyle w:val="FirstParagraph"/>
-            </w:pPr>
-            <w:r>
-              <w:rPr>
-                <w:rStyle w:val="VerbatimChar"/>
-                <w:lang w:val="en"/>
-              </w:rPr>
-              <w:t xml:space="preserve">Date</w:t>
-            </w:r>
-          </w:p>
-        </w:tc>
-        <w:tc>
-          <w:tcPr/>
-          <w:p>
-            <w:pPr>
-              <w:pStyle w:val="Compact"/>
-            </w:pPr>
-            <w:r>
-              <w:rPr>
-                <w:lang w:val="en"/>
-              </w:rPr>
-              <w:t xml:space="preserve">No</w:t>
-            </w:r>
-          </w:p>
-        </w:tc>
-        <w:tc>
-          <w:tcPr/>
-          <w:p>
-            <w:pPr>
-              <w:pStyle w:val="FirstParagraph"/>
-            </w:pPr>
-            <w:r>
-              <w:rPr>
-                <w:lang w:val="en"/>
-              </w:rPr>
-              <w:t xml:space="preserve">The date when the entity was registered</w:t>
+              <w:t xml:space="preserve">Company Number</w:t>
+            </w:r>
+          </w:p>
+        </w:tc>
+        <w:tc>
+          <w:tcPr/>
+          <w:p>
+            <w:pPr>
+              <w:pStyle w:val="Compact"/>
+            </w:pPr>
+            <w:r>
+              <w:rPr>
+                <w:rStyle w:val="VerbatimChar"/>
+                <w:lang w:val="en"/>
+              </w:rPr>
+              <w:t xml:space="preserve">company_number</w:t>
+            </w:r>
+          </w:p>
+        </w:tc>
+        <w:tc>
+          <w:tcPr/>
+          <w:p>
+            <w:pPr>
+              <w:pStyle w:val="FirstParagraph"/>
+            </w:pPr>
+            <w:r>
+              <w:rPr>
+                <w:lang w:val="en"/>
+              </w:rPr>
+              <w:t xml:space="preserve">List of</w:t>
+            </w:r>
+            <w:r>
+              <w:rPr>
+                <w:lang w:val="en"/>
+              </w:rPr>
+              <w:t xml:space="preserve"> </w:t>
+            </w:r>
+            <w:r>
+              <w:rPr>
+                <w:rStyle w:val="VerbatimChar"/>
+                <w:lang w:val="en"/>
+              </w:rPr>
+              <w:t xml:space="preserve">string</w:t>
+            </w:r>
+          </w:p>
+        </w:tc>
+        <w:tc>
+          <w:tcPr/>
+          <w:p>
+            <w:pPr>
+              <w:pStyle w:val="Compact"/>
+            </w:pPr>
+            <w:r>
+              <w:rPr>
+                <w:lang w:val="en"/>
+              </w:rPr>
+              <w:t xml:space="preserve">Yes</w:t>
+            </w:r>
+          </w:p>
+        </w:tc>
+        <w:tc>
+          <w:tcPr/>
+          <w:p>
+            <w:pPr>
+              <w:pStyle w:val="FirstParagraph"/>
+            </w:pPr>
+            <w:r>
+              <w:rPr>
+                <w:lang w:val="en"/>
+              </w:rPr>
+              <w:t xml:space="preserve">Registered company number associated with this entity. Derived from the</w:t>
+            </w:r>
+            <w:r>
+              <w:rPr>
+                <w:lang w:val="en"/>
+              </w:rPr>
+              <w:t xml:space="preserve"> </w:t>
+            </w:r>
+            <w:r>
+              <w:rPr>
+                <w:rStyle w:val="VerbatimChar"/>
+                <w:lang w:val="en"/>
+              </w:rPr>
+              <w:t xml:space="preserve">org_ids</w:t>
+            </w:r>
+            <w:r>
+              <w:rPr>
+                <w:lang w:val="en"/>
+              </w:rPr>
+              <w:t xml:space="preserve"> </w:t>
+            </w:r>
+            <w:r>
+              <w:rPr>
+                <w:lang w:val="en"/>
+              </w:rPr>
+              <w:t xml:space="preserve">field, including an organisation with the</w:t>
+            </w:r>
+            <w:r>
+              <w:rPr>
+                <w:lang w:val="en"/>
+              </w:rPr>
+              <w:t xml:space="preserve"> </w:t>
+            </w:r>
+            <w:r>
+              <w:rPr>
+                <w:rStyle w:val="VerbatimChar"/>
+                <w:lang w:val="en"/>
+              </w:rPr>
+              <w:t xml:space="preserve">GB-COH-</w:t>
+            </w:r>
+            <w:r>
+              <w:rPr>
+                <w:lang w:val="en"/>
+              </w:rPr>
+              <w:t xml:space="preserve"> </w:t>
+            </w:r>
+            <w:r>
+              <w:rPr>
+                <w:lang w:val="en"/>
+              </w:rPr>
+              <w:t xml:space="preserve">prefix.</w:t>
             </w:r>
           </w:p>
         </w:tc>
@@ -7853,7 +8150,7 @@
                 <w:rStyle w:val="VerbatimChar"/>
                 <w:lang w:val="en"/>
               </w:rPr>
-              <w:t xml:space="preserve">2005-01-01</w:t>
+              <w:t xml:space="preserve">['12345678']</w:t>
             </w:r>
           </w:p>
         </w:tc>
@@ -7869,65 +8166,171 @@
               <w:rPr>
                 <w:lang w:val="en"/>
               </w:rPr>
-              <w:t xml:space="preserve">Date Ceased</w:t>
-            </w:r>
-          </w:p>
-        </w:tc>
-        <w:tc>
-          <w:tcPr/>
-          <w:p>
-            <w:pPr>
-              <w:pStyle w:val="Compact"/>
-            </w:pPr>
-            <w:r>
-              <w:rPr>
-                <w:rStyle w:val="VerbatimChar"/>
-                <w:lang w:val="en"/>
-              </w:rPr>
-              <w:t xml:space="preserve">date_ceased</w:t>
-            </w:r>
-          </w:p>
-        </w:tc>
-        <w:tc>
-          <w:tcPr/>
-          <w:p>
-            <w:pPr>
-              <w:pStyle w:val="FirstParagraph"/>
-            </w:pPr>
-            <w:r>
-              <w:rPr>
-                <w:rStyle w:val="VerbatimChar"/>
-                <w:lang w:val="en"/>
-              </w:rPr>
-              <w:t xml:space="preserve">Date</w:t>
-            </w:r>
-          </w:p>
-        </w:tc>
-        <w:tc>
-          <w:tcPr/>
-          <w:p>
-            <w:pPr>
-              <w:pStyle w:val="Compact"/>
-            </w:pPr>
-            <w:r>
-              <w:rPr>
-                <w:lang w:val="en"/>
-              </w:rPr>
-              <w:t xml:space="preserve">No</w:t>
-            </w:r>
-          </w:p>
-        </w:tc>
-        <w:tc>
-          <w:tcPr/>
-          <w:p>
-            <w:pPr>
-              <w:pStyle w:val="FirstParagraph"/>
-            </w:pPr>
-            <w:r>
-              <w:rPr>
-                <w:lang w:val="en"/>
-              </w:rPr>
-              <w:t xml:space="preserve">The date when the entity ceased to exist, if applicable</w:t>
+              <w:t xml:space="preserve">Charity Number</w:t>
+            </w:r>
+          </w:p>
+        </w:tc>
+        <w:tc>
+          <w:tcPr/>
+          <w:p>
+            <w:pPr>
+              <w:pStyle w:val="Compact"/>
+            </w:pPr>
+            <w:r>
+              <w:rPr>
+                <w:rStyle w:val="VerbatimChar"/>
+                <w:lang w:val="en"/>
+              </w:rPr>
+              <w:t xml:space="preserve">charity_number</w:t>
+            </w:r>
+          </w:p>
+        </w:tc>
+        <w:tc>
+          <w:tcPr/>
+          <w:p>
+            <w:pPr>
+              <w:pStyle w:val="FirstParagraph"/>
+            </w:pPr>
+            <w:r>
+              <w:rPr>
+                <w:lang w:val="en"/>
+              </w:rPr>
+              <w:t xml:space="preserve">List of</w:t>
+            </w:r>
+            <w:r>
+              <w:rPr>
+                <w:lang w:val="en"/>
+              </w:rPr>
+              <w:t xml:space="preserve"> </w:t>
+            </w:r>
+            <w:r>
+              <w:rPr>
+                <w:rStyle w:val="VerbatimChar"/>
+                <w:lang w:val="en"/>
+              </w:rPr>
+              <w:t xml:space="preserve">string</w:t>
+            </w:r>
+          </w:p>
+        </w:tc>
+        <w:tc>
+          <w:tcPr/>
+          <w:p>
+            <w:pPr>
+              <w:pStyle w:val="Compact"/>
+            </w:pPr>
+            <w:r>
+              <w:rPr>
+                <w:lang w:val="en"/>
+              </w:rPr>
+              <w:t xml:space="preserve">Yes</w:t>
+            </w:r>
+          </w:p>
+        </w:tc>
+        <w:tc>
+          <w:tcPr/>
+          <w:p>
+            <w:pPr>
+              <w:pStyle w:val="FirstParagraph"/>
+            </w:pPr>
+            <w:r>
+              <w:rPr>
+                <w:lang w:val="en"/>
+              </w:rPr>
+              <w:t xml:space="preserve">Registered charity number associated with this entity. Derived from the</w:t>
+            </w:r>
+            <w:r>
+              <w:rPr>
+                <w:lang w:val="en"/>
+              </w:rPr>
+              <w:t xml:space="preserve"> </w:t>
+            </w:r>
+            <w:r>
+              <w:rPr>
+                <w:rStyle w:val="VerbatimChar"/>
+                <w:lang w:val="en"/>
+              </w:rPr>
+              <w:t xml:space="preserve">org_ids</w:t>
+            </w:r>
+            <w:r>
+              <w:rPr>
+                <w:lang w:val="en"/>
+              </w:rPr>
+              <w:t xml:space="preserve"> </w:t>
+            </w:r>
+            <w:r>
+              <w:rPr>
+                <w:lang w:val="en"/>
+              </w:rPr>
+              <w:t xml:space="preserve">field, including an organisation with the</w:t>
+            </w:r>
+            <w:r>
+              <w:rPr>
+                <w:lang w:val="en"/>
+              </w:rPr>
+              <w:t xml:space="preserve"> </w:t>
+            </w:r>
+            <w:r>
+              <w:rPr>
+                <w:rStyle w:val="VerbatimChar"/>
+                <w:lang w:val="en"/>
+              </w:rPr>
+              <w:t xml:space="preserve">GB-CHC-</w:t>
+            </w:r>
+            <w:r>
+              <w:rPr>
+                <w:lang w:val="en"/>
+              </w:rPr>
+              <w:t xml:space="preserve">,</w:t>
+            </w:r>
+            <w:r>
+              <w:rPr>
+                <w:lang w:val="en"/>
+              </w:rPr>
+              <w:t xml:space="preserve"> </w:t>
+            </w:r>
+            <w:r>
+              <w:rPr>
+                <w:rStyle w:val="VerbatimChar"/>
+                <w:lang w:val="en"/>
+              </w:rPr>
+              <w:t xml:space="preserve">GB-SC-</w:t>
+            </w:r>
+            <w:r>
+              <w:rPr>
+                <w:lang w:val="en"/>
+              </w:rPr>
+              <w:t xml:space="preserve"> </w:t>
+            </w:r>
+            <w:r>
+              <w:rPr>
+                <w:lang w:val="en"/>
+              </w:rPr>
+              <w:t xml:space="preserve">or</w:t>
+            </w:r>
+            <w:r>
+              <w:rPr>
+                <w:lang w:val="en"/>
+              </w:rPr>
+              <w:t xml:space="preserve"> </w:t>
+            </w:r>
+            <w:r>
+              <w:rPr>
+                <w:rStyle w:val="VerbatimChar"/>
+                <w:lang w:val="en"/>
+              </w:rPr>
+              <w:t xml:space="preserve">GB-NIC-</w:t>
+            </w:r>
+            <w:r>
+              <w:rPr>
+                <w:lang w:val="en"/>
+              </w:rPr>
+              <w:t xml:space="preserve"> </w:t>
+            </w:r>
+            <w:r>
+              <w:rPr>
+                <w:lang w:val="en"/>
+              </w:rPr>
+              <w:t xml:space="preserve">prefix.</w:t>
             </w:r>
           </w:p>
         </w:tc>
@@ -7939,6 +8342,192 @@
               <w:numPr>
                 <w:ilvl w:val="0"/>
                 <w:numId w:val="1052"/>
+              </w:numPr>
+            </w:pPr>
+            <w:r>
+              <w:rPr>
+                <w:rStyle w:val="VerbatimChar"/>
+                <w:lang w:val="en"/>
+              </w:rPr>
+              <w:t xml:space="preserve">['1234567']</w:t>
+            </w:r>
+          </w:p>
+        </w:tc>
+      </w:tr>
+      <w:tr>
+        <w:tc>
+          <w:tcPr/>
+          <w:p>
+            <w:pPr>
+              <w:pStyle w:val="Compact"/>
+            </w:pPr>
+            <w:r>
+              <w:rPr>
+                <w:lang w:val="en"/>
+              </w:rPr>
+              <w:t xml:space="preserve">Date Registered</w:t>
+            </w:r>
+          </w:p>
+        </w:tc>
+        <w:tc>
+          <w:tcPr/>
+          <w:p>
+            <w:pPr>
+              <w:pStyle w:val="Compact"/>
+            </w:pPr>
+            <w:r>
+              <w:rPr>
+                <w:rStyle w:val="VerbatimChar"/>
+                <w:lang w:val="en"/>
+              </w:rPr>
+              <w:t xml:space="preserve">date_registered</w:t>
+            </w:r>
+          </w:p>
+        </w:tc>
+        <w:tc>
+          <w:tcPr/>
+          <w:p>
+            <w:pPr>
+              <w:pStyle w:val="FirstParagraph"/>
+            </w:pPr>
+            <w:r>
+              <w:rPr>
+                <w:rStyle w:val="VerbatimChar"/>
+                <w:lang w:val="en"/>
+              </w:rPr>
+              <w:t xml:space="preserve">Date</w:t>
+            </w:r>
+          </w:p>
+        </w:tc>
+        <w:tc>
+          <w:tcPr/>
+          <w:p>
+            <w:pPr>
+              <w:pStyle w:val="Compact"/>
+            </w:pPr>
+            <w:r>
+              <w:rPr>
+                <w:lang w:val="en"/>
+              </w:rPr>
+              <w:t xml:space="preserve">No</w:t>
+            </w:r>
+          </w:p>
+        </w:tc>
+        <w:tc>
+          <w:tcPr/>
+          <w:p>
+            <w:pPr>
+              <w:pStyle w:val="FirstParagraph"/>
+            </w:pPr>
+            <w:r>
+              <w:rPr>
+                <w:lang w:val="en"/>
+              </w:rPr>
+              <w:t xml:space="preserve">The date when the entity was registered</w:t>
+            </w:r>
+          </w:p>
+        </w:tc>
+        <w:tc>
+          <w:tcPr/>
+          <w:p>
+            <w:pPr>
+              <w:pStyle w:val="Compact"/>
+              <w:numPr>
+                <w:ilvl w:val="0"/>
+                <w:numId w:val="1053"/>
+              </w:numPr>
+            </w:pPr>
+            <w:r>
+              <w:rPr>
+                <w:rStyle w:val="VerbatimChar"/>
+                <w:lang w:val="en"/>
+              </w:rPr>
+              <w:t xml:space="preserve">2005-01-01</w:t>
+            </w:r>
+          </w:p>
+        </w:tc>
+      </w:tr>
+      <w:tr>
+        <w:tc>
+          <w:tcPr/>
+          <w:p>
+            <w:pPr>
+              <w:pStyle w:val="Compact"/>
+            </w:pPr>
+            <w:r>
+              <w:rPr>
+                <w:lang w:val="en"/>
+              </w:rPr>
+              <w:t xml:space="preserve">Date Ceased</w:t>
+            </w:r>
+          </w:p>
+        </w:tc>
+        <w:tc>
+          <w:tcPr/>
+          <w:p>
+            <w:pPr>
+              <w:pStyle w:val="Compact"/>
+            </w:pPr>
+            <w:r>
+              <w:rPr>
+                <w:rStyle w:val="VerbatimChar"/>
+                <w:lang w:val="en"/>
+              </w:rPr>
+              <w:t xml:space="preserve">date_ceased</w:t>
+            </w:r>
+          </w:p>
+        </w:tc>
+        <w:tc>
+          <w:tcPr/>
+          <w:p>
+            <w:pPr>
+              <w:pStyle w:val="FirstParagraph"/>
+            </w:pPr>
+            <w:r>
+              <w:rPr>
+                <w:rStyle w:val="VerbatimChar"/>
+                <w:lang w:val="en"/>
+              </w:rPr>
+              <w:t xml:space="preserve">Date</w:t>
+            </w:r>
+          </w:p>
+        </w:tc>
+        <w:tc>
+          <w:tcPr/>
+          <w:p>
+            <w:pPr>
+              <w:pStyle w:val="Compact"/>
+            </w:pPr>
+            <w:r>
+              <w:rPr>
+                <w:lang w:val="en"/>
+              </w:rPr>
+              <w:t xml:space="preserve">No</w:t>
+            </w:r>
+          </w:p>
+        </w:tc>
+        <w:tc>
+          <w:tcPr/>
+          <w:p>
+            <w:pPr>
+              <w:pStyle w:val="FirstParagraph"/>
+            </w:pPr>
+            <w:r>
+              <w:rPr>
+                <w:lang w:val="en"/>
+              </w:rPr>
+              <w:t xml:space="preserve">The date when the entity ceased to exist, if applicable</w:t>
+            </w:r>
+          </w:p>
+        </w:tc>
+        <w:tc>
+          <w:tcPr/>
+          <w:p>
+            <w:pPr>
+              <w:pStyle w:val="Compact"/>
+              <w:numPr>
+                <w:ilvl w:val="0"/>
+                <w:numId w:val="1054"/>
               </w:numPr>
             </w:pPr>
             <w:r>
@@ -8045,7 +8634,7 @@
               <w:pStyle w:val="Compact"/>
               <w:numPr>
                 <w:ilvl w:val="0"/>
-                <w:numId w:val="1053"/>
+                <w:numId w:val="1055"/>
               </w:numPr>
             </w:pPr>
             <w:r>
@@ -8061,7 +8650,7 @@
               <w:pStyle w:val="Compact"/>
               <w:numPr>
                 <w:ilvl w:val="0"/>
-                <w:numId w:val="1053"/>
+                <w:numId w:val="1055"/>
               </w:numPr>
             </w:pPr>
             <w:r>
@@ -8071,123 +8660,6 @@
               </w:rPr>
               <w:t xml:space="preserve">['Charity (England &amp; Wales)', 'Charity (Scotland)']</w:t>
             </w:r>
-          </w:p>
-        </w:tc>
-      </w:tr>
-      <w:tr>
-        <w:tc>
-          <w:tcPr/>
-          <w:p>
-            <w:pPr>
-              <w:pStyle w:val="Compact"/>
-            </w:pPr>
-            <w:r>
-              <w:rPr>
-                <w:lang w:val="en"/>
-              </w:rPr>
-              <w:t xml:space="preserve">Parent Entity</w:t>
-            </w:r>
-          </w:p>
-        </w:tc>
-        <w:tc>
-          <w:tcPr/>
-          <w:p>
-            <w:pPr>
-              <w:pStyle w:val="Compact"/>
-            </w:pPr>
-            <w:r>
-              <w:rPr>
-                <w:rStyle w:val="VerbatimChar"/>
-                <w:lang w:val="en"/>
-              </w:rPr>
-              <w:t xml:space="preserve">parent_entity</w:t>
-            </w:r>
-          </w:p>
-        </w:tc>
-        <w:tc>
-          <w:tcPr/>
-          <w:p>
-            <w:pPr>
-              <w:pStyle w:val="FirstParagraph"/>
-            </w:pPr>
-            <w:r>
-              <w:rPr>
-                <w:lang w:val="en"/>
-              </w:rPr>
-              <w:t xml:space="preserve">One of</w:t>
-            </w:r>
-            <w:r>
-              <w:rPr>
-                <w:lang w:val="en"/>
-              </w:rPr>
-              <w:t xml:space="preserve"> </w:t>
-            </w:r>
-            <w:hyperlink w:anchor="_OperatorModel">
-              <w:r>
-                <w:rPr>
-                  <w:rStyle w:val="VerbatimChar"/>
-                  <w:lang w:val="en"/>
-                </w:rPr>
-                <w:t xml:space="preserve">Operator</w:t>
-              </w:r>
-            </w:hyperlink>
-            <w:r>
-              <w:rPr>
-                <w:lang w:val="en"/>
-              </w:rPr>
-              <w:t xml:space="preserve">,</w:t>
-            </w:r>
-            <w:r>
-              <w:rPr>
-                <w:lang w:val="en"/>
-              </w:rPr>
-              <w:t xml:space="preserve"> </w:t>
-            </w:r>
-            <w:hyperlink w:anchor="_SiteModel">
-              <w:r>
-                <w:rPr>
-                  <w:rStyle w:val="VerbatimChar"/>
-                  <w:lang w:val="en"/>
-                </w:rPr>
-                <w:t xml:space="preserve">Site</w:t>
-              </w:r>
-            </w:hyperlink>
-          </w:p>
-        </w:tc>
-        <w:tc>
-          <w:tcPr/>
-          <w:p>
-            <w:pPr>
-              <w:pStyle w:val="Compact"/>
-            </w:pPr>
-            <w:r>
-              <w:rPr>
-                <w:lang w:val="en"/>
-              </w:rPr>
-              <w:t xml:space="preserve">No</w:t>
-            </w:r>
-          </w:p>
-        </w:tc>
-        <w:tc>
-          <w:tcPr/>
-          <w:p>
-            <w:pPr>
-              <w:pStyle w:val="FirstParagraph"/>
-            </w:pPr>
-            <w:r>
-              <w:rPr>
-                <w:lang w:val="en"/>
-              </w:rPr>
-              <w:t xml:space="preserve">The parent entity of this entity, if applicable</w:t>
-            </w:r>
-          </w:p>
-        </w:tc>
-        <w:tc>
-          <w:tcPr/>
-          <w:p>
-            <w:pPr>
-              <w:pStyle w:val="Compact"/>
-            </w:pPr>
           </w:p>
         </w:tc>
       </w:tr>
@@ -8411,7 +8883,7 @@
               <w:pStyle w:val="Compact"/>
               <w:numPr>
                 <w:ilvl w:val="0"/>
-                <w:numId w:val="1054"/>
+                <w:numId w:val="1056"/>
               </w:numPr>
             </w:pPr>
             <w:r>
@@ -8504,7 +8976,7 @@
               <w:pStyle w:val="Compact"/>
               <w:numPr>
                 <w:ilvl w:val="0"/>
-                <w:numId w:val="1055"/>
+                <w:numId w:val="1057"/>
               </w:numPr>
             </w:pPr>
             <w:r>
@@ -8702,14 +9174,14 @@
       <w:pPr>
         <w:pStyle w:val="Heading2"/>
       </w:pPr>
-      <w:bookmarkStart w:id="18" w:name="_SocialMediaHandle"/>
+      <w:bookmarkStart w:id="19" w:name="_SocialMediaHandle"/>
       <w:r>
         <w:rPr>
           <w:lang w:val="en"/>
         </w:rPr>
         <w:t xml:space="preserve">Social Media Handle</w:t>
       </w:r>
-      <w:bookmarkEnd w:id="18"/>
+      <w:bookmarkEnd w:id="19"/>
     </w:p>
     <w:p>
       <w:pPr>
@@ -8906,7 +9378,7 @@
               <w:pStyle w:val="Compact"/>
               <w:numPr>
                 <w:ilvl w:val="0"/>
-                <w:numId w:val="1056"/>
+                <w:numId w:val="1058"/>
               </w:numPr>
             </w:pPr>
             <w:r>
@@ -8999,7 +9471,7 @@
               <w:pStyle w:val="Compact"/>
               <w:numPr>
                 <w:ilvl w:val="0"/>
-                <w:numId w:val="1057"/>
+                <w:numId w:val="1059"/>
               </w:numPr>
             </w:pPr>
             <w:r>
@@ -9092,7 +9564,7 @@
               <w:pStyle w:val="Compact"/>
               <w:numPr>
                 <w:ilvl w:val="0"/>
-                <w:numId w:val="1058"/>
+                <w:numId w:val="1060"/>
               </w:numPr>
             </w:pPr>
             <w:r>
@@ -9110,14 +9582,14 @@
       <w:pPr>
         <w:pStyle w:val="Heading2"/>
       </w:pPr>
-      <w:bookmarkStart w:id="19" w:name="_VocabularyEntry"/>
+      <w:bookmarkStart w:id="20" w:name="_VocabularyEntry"/>
       <w:r>
         <w:rPr>
           <w:lang w:val="en"/>
         </w:rPr>
         <w:t xml:space="preserve">VocabularyEntry</w:t>
       </w:r>
-      <w:bookmarkEnd w:id="19"/>
+      <w:bookmarkEnd w:id="20"/>
     </w:p>
     <w:p>
       <w:pPr>
@@ -9314,7 +9786,7 @@
               <w:pStyle w:val="Compact"/>
               <w:numPr>
                 <w:ilvl w:val="0"/>
-                <w:numId w:val="1059"/>
+                <w:numId w:val="1061"/>
               </w:numPr>
             </w:pPr>
             <w:r>
@@ -9330,7 +9802,7 @@
               <w:pStyle w:val="Compact"/>
               <w:numPr>
                 <w:ilvl w:val="0"/>
-                <w:numId w:val="1059"/>
+                <w:numId w:val="1061"/>
               </w:numPr>
             </w:pPr>
             <w:r>
@@ -9423,7 +9895,7 @@
               <w:pStyle w:val="Compact"/>
               <w:numPr>
                 <w:ilvl w:val="0"/>
-                <w:numId w:val="1060"/>
+                <w:numId w:val="1062"/>
               </w:numPr>
             </w:pPr>
             <w:r>
@@ -9439,7 +9911,7 @@
               <w:pStyle w:val="Compact"/>
               <w:numPr>
                 <w:ilvl w:val="0"/>
-                <w:numId w:val="1060"/>
+                <w:numId w:val="1062"/>
               </w:numPr>
             </w:pPr>
             <w:r>
@@ -9541,21 +10013,21 @@
       <w:pPr>
         <w:pStyle w:val="Heading2"/>
       </w:pPr>
-      <w:bookmarkStart w:id="20" w:name="_AreaSource"/>
+      <w:bookmarkStart w:id="21" w:name="_AreaSource"/>
       <w:r>
         <w:rPr>
           <w:lang w:val="en"/>
         </w:rPr>
         <w:t xml:space="preserve">AreaSource</w:t>
       </w:r>
-      <w:bookmarkEnd w:id="20"/>
+      <w:bookmarkEnd w:id="21"/>
     </w:p>
     <w:p>
       <w:pPr>
         <w:pStyle w:val="Compact"/>
         <w:numPr>
           <w:ilvl w:val="0"/>
-          <w:numId w:val="1061"/>
+          <w:numId w:val="1063"/>
         </w:numPr>
       </w:pPr>
       <w:r>
@@ -9570,7 +10042,7 @@
         <w:pStyle w:val="Compact"/>
         <w:numPr>
           <w:ilvl w:val="0"/>
-          <w:numId w:val="1061"/>
+          <w:numId w:val="1063"/>
         </w:numPr>
       </w:pPr>
       <w:r>
@@ -9585,7 +10057,7 @@
         <w:pStyle w:val="Compact"/>
         <w:numPr>
           <w:ilvl w:val="0"/>
-          <w:numId w:val="1061"/>
+          <w:numId w:val="1063"/>
         </w:numPr>
       </w:pPr>
       <w:r>
@@ -9599,21 +10071,21 @@
       <w:pPr>
         <w:pStyle w:val="Heading2"/>
       </w:pPr>
-      <w:bookmarkStart w:id="21" w:name="_GeographicRange"/>
+      <w:bookmarkStart w:id="22" w:name="_GeographicRange"/>
       <w:r>
         <w:rPr>
           <w:lang w:val="en"/>
         </w:rPr>
         <w:t xml:space="preserve">GeographicRange</w:t>
       </w:r>
-      <w:bookmarkEnd w:id="21"/>
+      <w:bookmarkEnd w:id="22"/>
     </w:p>
     <w:p>
       <w:pPr>
         <w:pStyle w:val="Compact"/>
         <w:numPr>
           <w:ilvl w:val="0"/>
-          <w:numId w:val="1062"/>
+          <w:numId w:val="1064"/>
         </w:numPr>
       </w:pPr>
       <w:r>
@@ -9628,7 +10100,7 @@
         <w:pStyle w:val="Compact"/>
         <w:numPr>
           <w:ilvl w:val="0"/>
-          <w:numId w:val="1062"/>
+          <w:numId w:val="1064"/>
         </w:numPr>
       </w:pPr>
       <w:r>
@@ -9643,7 +10115,7 @@
         <w:pStyle w:val="Compact"/>
         <w:numPr>
           <w:ilvl w:val="0"/>
-          <w:numId w:val="1062"/>
+          <w:numId w:val="1064"/>
         </w:numPr>
       </w:pPr>
       <w:r>
@@ -9658,7 +10130,7 @@
         <w:pStyle w:val="Compact"/>
         <w:numPr>
           <w:ilvl w:val="0"/>
-          <w:numId w:val="1062"/>
+          <w:numId w:val="1064"/>
         </w:numPr>
       </w:pPr>
       <w:r>
@@ -9672,21 +10144,21 @@
       <w:pPr>
         <w:pStyle w:val="Heading2"/>
       </w:pPr>
-      <w:bookmarkStart w:id="22" w:name="_HeritageDomain"/>
+      <w:bookmarkStart w:id="23" w:name="_HeritageDomain"/>
       <w:r>
         <w:rPr>
           <w:lang w:val="en"/>
         </w:rPr>
         <w:t xml:space="preserve">HeritageDomain</w:t>
       </w:r>
-      <w:bookmarkEnd w:id="22"/>
+      <w:bookmarkEnd w:id="23"/>
     </w:p>
     <w:p>
       <w:pPr>
         <w:pStyle w:val="Compact"/>
         <w:numPr>
           <w:ilvl w:val="0"/>
-          <w:numId w:val="1063"/>
+          <w:numId w:val="1065"/>
         </w:numPr>
       </w:pPr>
       <w:r>
@@ -9701,7 +10173,7 @@
         <w:pStyle w:val="Compact"/>
         <w:numPr>
           <w:ilvl w:val="0"/>
-          <w:numId w:val="1063"/>
+          <w:numId w:val="1065"/>
         </w:numPr>
       </w:pPr>
       <w:r>
@@ -9716,7 +10188,7 @@
         <w:pStyle w:val="Compact"/>
         <w:numPr>
           <w:ilvl w:val="0"/>
-          <w:numId w:val="1063"/>
+          <w:numId w:val="1065"/>
         </w:numPr>
       </w:pPr>
       <w:r>
@@ -9731,7 +10203,7 @@
         <w:pStyle w:val="Compact"/>
         <w:numPr>
           <w:ilvl w:val="0"/>
-          <w:numId w:val="1063"/>
+          <w:numId w:val="1065"/>
         </w:numPr>
       </w:pPr>
       <w:r>
@@ -9746,7 +10218,7 @@
         <w:pStyle w:val="Compact"/>
         <w:numPr>
           <w:ilvl w:val="0"/>
-          <w:numId w:val="1063"/>
+          <w:numId w:val="1065"/>
         </w:numPr>
       </w:pPr>
       <w:r>
@@ -9761,7 +10233,7 @@
         <w:pStyle w:val="Compact"/>
         <w:numPr>
           <w:ilvl w:val="0"/>
-          <w:numId w:val="1063"/>
+          <w:numId w:val="1065"/>
         </w:numPr>
       </w:pPr>
       <w:r>
@@ -9775,21 +10247,21 @@
       <w:pPr>
         <w:pStyle w:val="Heading2"/>
       </w:pPr>
-      <w:bookmarkStart w:id="23" w:name="_LegalForm"/>
+      <w:bookmarkStart w:id="24" w:name="_LegalForm"/>
       <w:r>
         <w:rPr>
           <w:lang w:val="en"/>
         </w:rPr>
         <w:t xml:space="preserve">LegalForm</w:t>
       </w:r>
-      <w:bookmarkEnd w:id="23"/>
+      <w:bookmarkEnd w:id="24"/>
     </w:p>
     <w:p>
       <w:pPr>
         <w:pStyle w:val="Compact"/>
         <w:numPr>
           <w:ilvl w:val="0"/>
-          <w:numId w:val="1064"/>
+          <w:numId w:val="1066"/>
         </w:numPr>
       </w:pPr>
       <w:r>
@@ -9804,7 +10276,7 @@
         <w:pStyle w:val="Compact"/>
         <w:numPr>
           <w:ilvl w:val="0"/>
-          <w:numId w:val="1064"/>
+          <w:numId w:val="1066"/>
         </w:numPr>
       </w:pPr>
       <w:r>
@@ -9819,7 +10291,7 @@
         <w:pStyle w:val="Compact"/>
         <w:numPr>
           <w:ilvl w:val="0"/>
-          <w:numId w:val="1064"/>
+          <w:numId w:val="1066"/>
         </w:numPr>
       </w:pPr>
       <w:r>
@@ -9834,7 +10306,7 @@
         <w:pStyle w:val="Compact"/>
         <w:numPr>
           <w:ilvl w:val="0"/>
-          <w:numId w:val="1064"/>
+          <w:numId w:val="1066"/>
         </w:numPr>
       </w:pPr>
       <w:r>
@@ -9849,7 +10321,7 @@
         <w:pStyle w:val="Compact"/>
         <w:numPr>
           <w:ilvl w:val="0"/>
-          <w:numId w:val="1064"/>
+          <w:numId w:val="1066"/>
         </w:numPr>
       </w:pPr>
       <w:r>
@@ -9864,7 +10336,7 @@
         <w:pStyle w:val="Compact"/>
         <w:numPr>
           <w:ilvl w:val="0"/>
-          <w:numId w:val="1064"/>
+          <w:numId w:val="1066"/>
         </w:numPr>
       </w:pPr>
       <w:r>
@@ -9879,7 +10351,7 @@
         <w:pStyle w:val="Compact"/>
         <w:numPr>
           <w:ilvl w:val="0"/>
-          <w:numId w:val="1064"/>
+          <w:numId w:val="1066"/>
         </w:numPr>
       </w:pPr>
       <w:r>
@@ -9894,7 +10366,7 @@
         <w:pStyle w:val="Compact"/>
         <w:numPr>
           <w:ilvl w:val="0"/>
-          <w:numId w:val="1064"/>
+          <w:numId w:val="1066"/>
         </w:numPr>
       </w:pPr>
       <w:r>
@@ -9908,21 +10380,21 @@
       <w:pPr>
         <w:pStyle w:val="Heading2"/>
       </w:pPr>
-      <w:bookmarkStart w:id="24" w:name="_LocationType"/>
+      <w:bookmarkStart w:id="25" w:name="_LocationType"/>
       <w:r>
         <w:rPr>
           <w:lang w:val="en"/>
         </w:rPr>
         <w:t xml:space="preserve">LocationType</w:t>
       </w:r>
-      <w:bookmarkEnd w:id="24"/>
+      <w:bookmarkEnd w:id="25"/>
     </w:p>
     <w:p>
       <w:pPr>
         <w:pStyle w:val="Compact"/>
         <w:numPr>
           <w:ilvl w:val="0"/>
-          <w:numId w:val="1065"/>
+          <w:numId w:val="1067"/>
         </w:numPr>
       </w:pPr>
       <w:r>
@@ -9937,7 +10409,7 @@
         <w:pStyle w:val="Compact"/>
         <w:numPr>
           <w:ilvl w:val="0"/>
-          <w:numId w:val="1065"/>
+          <w:numId w:val="1067"/>
         </w:numPr>
       </w:pPr>
       <w:r>
@@ -9952,7 +10424,7 @@
         <w:pStyle w:val="Compact"/>
         <w:numPr>
           <w:ilvl w:val="0"/>
-          <w:numId w:val="1065"/>
+          <w:numId w:val="1067"/>
         </w:numPr>
       </w:pPr>
       <w:r>
@@ -9967,7 +10439,7 @@
         <w:pStyle w:val="Compact"/>
         <w:numPr>
           <w:ilvl w:val="0"/>
-          <w:numId w:val="1065"/>
+          <w:numId w:val="1067"/>
         </w:numPr>
       </w:pPr>
       <w:r>
@@ -10386,6 +10858,12 @@
     <w:abstractNumId w:val="991"/>
   </w:num>
   <w:num w:numId="1065">
+    <w:abstractNumId w:val="991"/>
+  </w:num>
+  <w:num w:numId="1066">
+    <w:abstractNumId w:val="991"/>
+  </w:num>
+  <w:num w:numId="1067">
     <w:abstractNumId w:val="991"/>
   </w:num>
 </w:numbering>
